--- a/TheProspector/Assets/Docs/Related School Work/LUT/Questions and Ideas Pending.docx
+++ b/TheProspector/Assets/Docs/Related School Work/LUT/Questions and Ideas Pending.docx
@@ -182,7 +182,7 @@
           <w:lang w:val="en-GB"/>
         </w:rPr>
         <w:pict w14:anchorId="12424FF1">
-          <v:rect id="_x0000_i1073" style="width:0;height:1.5pt" o:hralign="center" o:hrstd="t" o:hr="t" fillcolor="#a0a0a0" stroked="f"/>
+          <v:rect id="_x0000_i1030" style="width:0;height:1.5pt" o:hralign="center" o:hrstd="t" o:hr="t" fillcolor="#a0a0a0" stroked="f"/>
         </w:pict>
       </w:r>
     </w:p>
@@ -462,7 +462,7 @@
         </w:rPr>
         <w:lastRenderedPageBreak/>
         <w:pict w14:anchorId="15017F89">
-          <v:rect id="_x0000_i1074" style="width:0;height:1.5pt" o:hralign="center" o:hrstd="t" o:hr="t" fillcolor="#a0a0a0" stroked="f"/>
+          <v:rect id="_x0000_i1031" style="width:0;height:1.5pt" o:hralign="center" o:hrstd="t" o:hr="t" fillcolor="#a0a0a0" stroked="f"/>
         </w:pict>
       </w:r>
     </w:p>
@@ -707,7 +707,7 @@
           <w:lang w:val="en-GB"/>
         </w:rPr>
         <w:pict w14:anchorId="758659F9">
-          <v:rect id="_x0000_i1075" style="width:0;height:1.5pt" o:hralign="center" o:hrstd="t" o:hr="t" fillcolor="#a0a0a0" stroked="f"/>
+          <v:rect id="_x0000_i1032" style="width:0;height:1.5pt" o:hralign="center" o:hrstd="t" o:hr="t" fillcolor="#a0a0a0" stroked="f"/>
         </w:pict>
       </w:r>
     </w:p>
@@ -775,19 +775,7 @@
         <w:rPr>
           <w:lang w:val="en-GB"/>
         </w:rPr>
-        <w:t xml:space="preserve"> UX / </w:t>
-      </w:r>
-      <w:r>
-        <w:rPr>
-          <w:lang w:val="en-GB"/>
-        </w:rPr>
-        <w:t>Flavour</w:t>
-      </w:r>
-      <w:r>
-        <w:rPr>
-          <w:lang w:val="en-GB"/>
-        </w:rPr>
-        <w:t xml:space="preserve"> Feature</w:t>
+        <w:t xml:space="preserve"> UX / Flavour Feature</w:t>
       </w:r>
     </w:p>
     <w:p>
@@ -813,21 +801,7 @@
           <w:lang w:val="en-GB"/>
         </w:rPr>
         <w:br/>
-        <w:t xml:space="preserve">Should the band’s country-of-origin suffix (e.g. </w:t>
-      </w:r>
-      <w:proofErr w:type="gramStart"/>
-      <w:r>
-        <w:rPr>
-          <w:lang w:val="en-GB"/>
-        </w:rPr>
-        <w:t>“.SNO</w:t>
-      </w:r>
-      <w:proofErr w:type="gramEnd"/>
-      <w:r>
-        <w:rPr>
-          <w:lang w:val="en-GB"/>
-        </w:rPr>
-        <w:t>”) be determined from the player’s real-world location instead of a dropdown?</w:t>
+        <w:t>Should the band’s country-of-origin suffix (e.g. “.SNO”) be determined from the player’s real-world location instead of a dropdown?</w:t>
       </w:r>
     </w:p>
     <w:p>
@@ -944,7 +918,7 @@
           <w:lang w:val="en-GB"/>
         </w:rPr>
         <w:pict w14:anchorId="3E368FEE">
-          <v:rect id="_x0000_i1076" style="width:0;height:1.5pt" o:hralign="center" o:hrstd="t" o:hr="t" fillcolor="#a0a0a0" stroked="f"/>
+          <v:rect id="_x0000_i1033" style="width:0;height:1.5pt" o:hralign="center" o:hrstd="t" o:hr="t" fillcolor="#a0a0a0" stroked="f"/>
         </w:pict>
       </w:r>
     </w:p>
@@ -1238,7 +1212,7 @@
           <w:lang w:val="en-GB"/>
         </w:rPr>
         <w:pict w14:anchorId="4E3C7BA5">
-          <v:rect id="_x0000_i1077" style="width:0;height:1.5pt" o:hralign="center" o:hrstd="t" o:hr="t" fillcolor="#a0a0a0" stroked="f"/>
+          <v:rect id="_x0000_i1034" style="width:0;height:1.5pt" o:hralign="center" o:hrstd="t" o:hr="t" fillcolor="#a0a0a0" stroked="f"/>
         </w:pict>
       </w:r>
     </w:p>
@@ -1501,7 +1475,7 @@
           <w:lang w:val="en-GB"/>
         </w:rPr>
         <w:pict w14:anchorId="01604F26">
-          <v:rect id="_x0000_i1078" style="width:0;height:1.5pt" o:hralign="center" o:hrstd="t" o:hr="t" fillcolor="#a0a0a0" stroked="f"/>
+          <v:rect id="_x0000_i1035" style="width:0;height:1.5pt" o:hralign="center" o:hrstd="t" o:hr="t" fillcolor="#a0a0a0" stroked="f"/>
         </w:pict>
       </w:r>
     </w:p>
@@ -1780,7 +1754,7 @@
           <w:lang w:val="en-GB"/>
         </w:rPr>
         <w:pict w14:anchorId="66C90EFD">
-          <v:rect id="_x0000_i1079" style="width:0;height:1.5pt" o:hralign="center" o:hrstd="t" o:hr="t" fillcolor="#a0a0a0" stroked="f"/>
+          <v:rect id="_x0000_i1036" style="width:0;height:1.5pt" o:hralign="center" o:hrstd="t" o:hr="t" fillcolor="#a0a0a0" stroked="f"/>
         </w:pict>
       </w:r>
     </w:p>
@@ -2043,7 +2017,7 @@
           <w:lang w:val="en-GB"/>
         </w:rPr>
         <w:pict w14:anchorId="4A50E3DE">
-          <v:rect id="_x0000_i1080" style="width:0;height:1.5pt" o:hralign="center" o:hrstd="t" o:hr="t" fillcolor="#a0a0a0" stroked="f"/>
+          <v:rect id="_x0000_i1037" style="width:0;height:1.5pt" o:hralign="center" o:hrstd="t" o:hr="t" fillcolor="#a0a0a0" stroked="f"/>
         </w:pict>
       </w:r>
     </w:p>
@@ -2196,7 +2170,7 @@
     <w:p>
       <w:pPr>
         <w:numPr>
-          <w:ilvl w:val="0"/>
+          <w:ilvl w:val="1"/>
           <w:numId w:val="9"/>
         </w:numPr>
         <w:rPr>
@@ -2205,6 +2179,23 @@
       </w:pPr>
       <w:r>
         <w:rPr>
+          <w:lang w:val="en-GB"/>
+        </w:rPr>
+        <w:t>There should be no detailed story beyond the background of the scene before turn 1. This background could be somewhat RNG/Procedural Gen, so “TRUE” could have different starting positions.</w:t>
+      </w:r>
+    </w:p>
+    <w:p>
+      <w:pPr>
+        <w:numPr>
+          <w:ilvl w:val="0"/>
+          <w:numId w:val="9"/>
+        </w:numPr>
+        <w:rPr>
+          <w:lang w:val="en-GB"/>
+        </w:rPr>
+      </w:pPr>
+      <w:r>
+        <w:rPr>
           <w:b/>
           <w:bCs/>
           <w:lang w:val="en-GB"/>
@@ -2245,7 +2236,1456 @@
     </w:p>
     <w:p>
       <w:pPr>
-        <w:rPr>
+        <w:pStyle w:val="Luettelokappale"/>
+        <w:rPr>
+          <w:lang w:val="en-GB"/>
+        </w:rPr>
+      </w:pPr>
+    </w:p>
+    <w:p>
+      <w:pPr>
+        <w:pStyle w:val="Luettelokappale"/>
+        <w:numPr>
+          <w:ilvl w:val="0"/>
+          <w:numId w:val="11"/>
+        </w:numPr>
+        <w:rPr>
+          <w:lang w:val="en-GB"/>
+        </w:rPr>
+      </w:pPr>
+    </w:p>
+    <w:p>
+      <w:pPr>
+        <w:rPr>
+          <w:b/>
+          <w:bCs/>
+          <w:lang w:val="en-GB"/>
+        </w:rPr>
+      </w:pPr>
+      <w:r>
+        <w:rPr>
+          <w:b/>
+          <w:bCs/>
+          <w:lang w:val="en-GB"/>
+        </w:rPr>
+        <w:t>QIP – 010 – Conceptualizing the main screen</w:t>
+      </w:r>
+    </w:p>
+    <w:p>
+      <w:pPr>
+        <w:pStyle w:val="Luettelokappale"/>
+        <w:numPr>
+          <w:ilvl w:val="0"/>
+          <w:numId w:val="10"/>
+        </w:numPr>
+        <w:rPr>
+          <w:b/>
+          <w:bCs/>
+          <w:lang w:val="en-GB"/>
+        </w:rPr>
+      </w:pPr>
+      <w:r>
+        <w:rPr>
+          <w:b/>
+          <w:bCs/>
+          <w:lang w:val="en-GB"/>
+        </w:rPr>
+        <w:t xml:space="preserve">Title: </w:t>
+      </w:r>
+      <w:r>
+        <w:rPr>
+          <w:lang w:val="en-GB"/>
+        </w:rPr>
+        <w:t xml:space="preserve">The main window while in play </w:t>
+      </w:r>
+      <w:r>
+        <w:rPr>
+          <w:lang w:val="en-GB"/>
+        </w:rPr>
+        <w:t>(accessible for all players)</w:t>
+      </w:r>
+    </w:p>
+    <w:p>
+      <w:pPr>
+        <w:pStyle w:val="Luettelokappale"/>
+        <w:numPr>
+          <w:ilvl w:val="0"/>
+          <w:numId w:val="10"/>
+        </w:numPr>
+        <w:rPr>
+          <w:b/>
+          <w:bCs/>
+          <w:lang w:val="en-GB"/>
+        </w:rPr>
+      </w:pPr>
+      <w:r>
+        <w:rPr>
+          <w:b/>
+          <w:bCs/>
+          <w:lang w:val="en-GB"/>
+        </w:rPr>
+        <w:t>Category:</w:t>
+      </w:r>
+      <w:r>
+        <w:rPr>
+          <w:lang w:val="en-GB"/>
+        </w:rPr>
+        <w:t xml:space="preserve"> UI &amp; Central Game Play Mechanics</w:t>
+      </w:r>
+    </w:p>
+    <w:p>
+      <w:pPr>
+        <w:pStyle w:val="Luettelokappale"/>
+        <w:numPr>
+          <w:ilvl w:val="0"/>
+          <w:numId w:val="10"/>
+        </w:numPr>
+        <w:rPr>
+          <w:b/>
+          <w:bCs/>
+          <w:lang w:val="en-GB"/>
+        </w:rPr>
+      </w:pPr>
+      <w:r>
+        <w:rPr>
+          <w:b/>
+          <w:bCs/>
+          <w:lang w:val="en-GB"/>
+        </w:rPr>
+        <w:t>Question / Idea:</w:t>
+      </w:r>
+      <w:r>
+        <w:rPr>
+          <w:lang w:val="en-GB"/>
+        </w:rPr>
+        <w:br/>
+        <w:t>What does the actual game screen look like at the beginning of the turn?</w:t>
+      </w:r>
+      <w:r>
+        <w:rPr>
+          <w:lang w:val="en-GB"/>
+        </w:rPr>
+        <w:t xml:space="preserve"> How does it serve The Keeper? The Player? The Outcast?</w:t>
+      </w:r>
+    </w:p>
+    <w:p>
+      <w:pPr>
+        <w:pStyle w:val="Luettelokappale"/>
+        <w:numPr>
+          <w:ilvl w:val="0"/>
+          <w:numId w:val="10"/>
+        </w:numPr>
+        <w:rPr>
+          <w:b/>
+          <w:bCs/>
+          <w:lang w:val="en-GB"/>
+        </w:rPr>
+      </w:pPr>
+      <w:r>
+        <w:rPr>
+          <w:b/>
+          <w:bCs/>
+          <w:lang w:val="en-GB"/>
+        </w:rPr>
+        <w:t>Current Thought:</w:t>
+      </w:r>
+    </w:p>
+    <w:p>
+      <w:pPr>
+        <w:pStyle w:val="Luettelokappale"/>
+        <w:numPr>
+          <w:ilvl w:val="1"/>
+          <w:numId w:val="10"/>
+        </w:numPr>
+        <w:rPr>
+          <w:b/>
+          <w:bCs/>
+          <w:lang w:val="en-GB"/>
+        </w:rPr>
+      </w:pPr>
+      <w:r>
+        <w:rPr>
+          <w:lang w:val="en-GB"/>
+        </w:rPr>
+        <w:t xml:space="preserve">The screen must depict a gaming board of some sort. The most important thing it does is establishing “TRUE” to the players – to show them what tags are in play and in what position. </w:t>
+      </w:r>
+    </w:p>
+    <w:p>
+      <w:pPr>
+        <w:pStyle w:val="Luettelokappale"/>
+        <w:numPr>
+          <w:ilvl w:val="1"/>
+          <w:numId w:val="10"/>
+        </w:numPr>
+        <w:rPr>
+          <w:b/>
+          <w:bCs/>
+          <w:lang w:val="en-GB"/>
+        </w:rPr>
+      </w:pPr>
+      <w:r>
+        <w:rPr>
+          <w:lang w:val="en-GB"/>
+        </w:rPr>
+        <w:lastRenderedPageBreak/>
+        <w:t>Only the Keeper can directly interact with the pieces on the board, within the confines of their Pull trait. The players should see in real time these interactions.</w:t>
+      </w:r>
+    </w:p>
+    <w:p>
+      <w:pPr>
+        <w:pStyle w:val="Luettelokappale"/>
+        <w:numPr>
+          <w:ilvl w:val="1"/>
+          <w:numId w:val="10"/>
+        </w:numPr>
+        <w:rPr>
+          <w:b/>
+          <w:bCs/>
+          <w:lang w:val="en-GB"/>
+        </w:rPr>
+      </w:pPr>
+      <w:r>
+        <w:rPr>
+          <w:lang w:val="en-GB"/>
+        </w:rPr>
+        <w:t xml:space="preserve">There should also be an individual area on the main screen per player, which could host mail, for example. </w:t>
+      </w:r>
+    </w:p>
+    <w:p>
+      <w:pPr>
+        <w:pStyle w:val="Luettelokappale"/>
+        <w:numPr>
+          <w:ilvl w:val="1"/>
+          <w:numId w:val="10"/>
+        </w:numPr>
+        <w:rPr>
+          <w:b/>
+          <w:bCs/>
+          <w:lang w:val="en-GB"/>
+        </w:rPr>
+      </w:pPr>
+      <w:r>
+        <w:rPr>
+          <w:lang w:val="en-GB"/>
+        </w:rPr>
+        <w:t>The main screen hosts for both players and keepers and reflect the societal influence of the scene. As the game progresses, establishments are influenced by game events.</w:t>
+      </w:r>
+    </w:p>
+    <w:p>
+      <w:pPr>
+        <w:pStyle w:val="Luettelokappale"/>
+        <w:numPr>
+          <w:ilvl w:val="0"/>
+          <w:numId w:val="10"/>
+        </w:numPr>
+        <w:rPr>
+          <w:b/>
+          <w:bCs/>
+          <w:lang w:val="en-GB"/>
+        </w:rPr>
+      </w:pPr>
+      <w:r>
+        <w:rPr>
+          <w:b/>
+          <w:bCs/>
+          <w:lang w:val="en-GB"/>
+        </w:rPr>
+        <w:t xml:space="preserve">Priority: </w:t>
+      </w:r>
+      <w:r>
+        <w:rPr>
+          <w:lang w:val="en-GB"/>
+        </w:rPr>
+        <w:t>High (this is a very important screen.)</w:t>
+      </w:r>
+    </w:p>
+    <w:p>
+      <w:pPr>
+        <w:pStyle w:val="Luettelokappale"/>
+        <w:numPr>
+          <w:ilvl w:val="0"/>
+          <w:numId w:val="10"/>
+        </w:numPr>
+        <w:rPr>
+          <w:b/>
+          <w:bCs/>
+          <w:lang w:val="en-GB"/>
+        </w:rPr>
+      </w:pPr>
+      <w:r>
+        <w:rPr>
+          <w:b/>
+          <w:bCs/>
+          <w:lang w:val="en-GB"/>
+        </w:rPr>
+        <w:t>Blocking:</w:t>
+      </w:r>
+      <w:r>
+        <w:rPr>
+          <w:lang w:val="en-GB"/>
+        </w:rPr>
+        <w:t xml:space="preserve"> Yes.</w:t>
+      </w:r>
+    </w:p>
+    <w:p>
+      <w:pPr>
+        <w:rPr>
+          <w:b/>
+          <w:bCs/>
+          <w:lang w:val="en-GB"/>
+        </w:rPr>
+      </w:pPr>
+    </w:p>
+    <w:p>
+      <w:pPr>
+        <w:pStyle w:val="Luettelokappale"/>
+        <w:numPr>
+          <w:ilvl w:val="0"/>
+          <w:numId w:val="11"/>
+        </w:numPr>
+        <w:rPr>
+          <w:b/>
+          <w:bCs/>
+          <w:lang w:val="en-GB"/>
+        </w:rPr>
+      </w:pPr>
+      <w:r>
+        <w:rPr>
+          <w:b/>
+          <w:bCs/>
+          <w:lang w:val="en-GB"/>
+        </w:rPr>
+        <w:br/>
+      </w:r>
+    </w:p>
+    <w:p>
+      <w:pPr>
+        <w:pStyle w:val="Luettelokappale"/>
+        <w:ind w:left="360"/>
+        <w:rPr>
+          <w:b/>
+          <w:bCs/>
+          <w:lang w:val="en-GB"/>
+        </w:rPr>
+      </w:pPr>
+      <w:r>
+        <w:rPr>
+          <w:b/>
+          <w:bCs/>
+          <w:lang w:val="en-GB"/>
+        </w:rPr>
+        <w:t>QIP – 011 – Conceptualizing the Gestation Screen</w:t>
+      </w:r>
+    </w:p>
+    <w:p>
+      <w:pPr>
+        <w:pStyle w:val="Luettelokappale"/>
+        <w:ind w:left="360"/>
+        <w:rPr>
+          <w:b/>
+          <w:bCs/>
+          <w:lang w:val="en-GB"/>
+        </w:rPr>
+      </w:pPr>
+    </w:p>
+    <w:p>
+      <w:pPr>
+        <w:pStyle w:val="Luettelokappale"/>
+        <w:numPr>
+          <w:ilvl w:val="0"/>
+          <w:numId w:val="10"/>
+        </w:numPr>
+        <w:rPr>
+          <w:b/>
+          <w:bCs/>
+          <w:lang w:val="en-GB"/>
+        </w:rPr>
+      </w:pPr>
+      <w:r>
+        <w:rPr>
+          <w:b/>
+          <w:bCs/>
+          <w:lang w:val="en-GB"/>
+        </w:rPr>
+        <w:t xml:space="preserve">Title: </w:t>
+      </w:r>
+      <w:r>
+        <w:rPr>
+          <w:lang w:val="en-GB"/>
+        </w:rPr>
+        <w:t xml:space="preserve">The </w:t>
+      </w:r>
+      <w:r>
+        <w:rPr>
+          <w:lang w:val="en-GB"/>
+        </w:rPr>
+        <w:t>Gestation Screen (accessible for all players)</w:t>
+      </w:r>
+    </w:p>
+    <w:p>
+      <w:pPr>
+        <w:pStyle w:val="Luettelokappale"/>
+        <w:numPr>
+          <w:ilvl w:val="0"/>
+          <w:numId w:val="10"/>
+        </w:numPr>
+        <w:rPr>
+          <w:b/>
+          <w:bCs/>
+          <w:lang w:val="en-GB"/>
+        </w:rPr>
+      </w:pPr>
+      <w:r>
+        <w:rPr>
+          <w:b/>
+          <w:bCs/>
+          <w:lang w:val="en-GB"/>
+        </w:rPr>
+        <w:t>Category:</w:t>
+      </w:r>
+      <w:r>
+        <w:rPr>
+          <w:lang w:val="en-GB"/>
+        </w:rPr>
+        <w:t xml:space="preserve"> UI &amp; Central Game Play Mechanics</w:t>
+      </w:r>
+    </w:p>
+    <w:p>
+      <w:pPr>
+        <w:pStyle w:val="Luettelokappale"/>
+        <w:numPr>
+          <w:ilvl w:val="0"/>
+          <w:numId w:val="10"/>
+        </w:numPr>
+        <w:rPr>
+          <w:b/>
+          <w:bCs/>
+          <w:lang w:val="en-GB"/>
+        </w:rPr>
+      </w:pPr>
+      <w:r>
+        <w:rPr>
+          <w:b/>
+          <w:bCs/>
+          <w:lang w:val="en-GB"/>
+        </w:rPr>
+        <w:t>Question / Idea:</w:t>
+      </w:r>
+      <w:r>
+        <w:rPr>
+          <w:lang w:val="en-GB"/>
+        </w:rPr>
+        <w:br/>
+        <w:t xml:space="preserve">What does the </w:t>
+      </w:r>
+      <w:r>
+        <w:rPr>
+          <w:lang w:val="en-GB"/>
+        </w:rPr>
+        <w:t>gestation</w:t>
+      </w:r>
+      <w:r>
+        <w:rPr>
+          <w:lang w:val="en-GB"/>
+        </w:rPr>
+        <w:t xml:space="preserve"> game screen look</w:t>
+      </w:r>
+      <w:r>
+        <w:rPr>
+          <w:lang w:val="en-GB"/>
+        </w:rPr>
+        <w:t xml:space="preserve"> like</w:t>
+      </w:r>
+      <w:r>
+        <w:rPr>
+          <w:lang w:val="en-GB"/>
+        </w:rPr>
+        <w:t xml:space="preserve">? </w:t>
+      </w:r>
+      <w:r>
+        <w:rPr>
+          <w:lang w:val="en-GB"/>
+        </w:rPr>
+        <w:t>How does it make “the outside world” accessible to players?</w:t>
+      </w:r>
+    </w:p>
+    <w:p>
+      <w:pPr>
+        <w:pStyle w:val="Luettelokappale"/>
+        <w:numPr>
+          <w:ilvl w:val="0"/>
+          <w:numId w:val="10"/>
+        </w:numPr>
+        <w:rPr>
+          <w:b/>
+          <w:bCs/>
+          <w:lang w:val="en-GB"/>
+        </w:rPr>
+      </w:pPr>
+      <w:r>
+        <w:rPr>
+          <w:b/>
+          <w:bCs/>
+          <w:lang w:val="en-GB"/>
+        </w:rPr>
+        <w:t>Current Thought:</w:t>
+      </w:r>
+    </w:p>
+    <w:p>
+      <w:pPr>
+        <w:pStyle w:val="Luettelokappale"/>
+        <w:numPr>
+          <w:ilvl w:val="1"/>
+          <w:numId w:val="10"/>
+        </w:numPr>
+        <w:rPr>
+          <w:b/>
+          <w:bCs/>
+          <w:lang w:val="en-GB"/>
+        </w:rPr>
+      </w:pPr>
+      <w:r>
+        <w:rPr>
+          <w:lang w:val="en-GB"/>
+        </w:rPr>
+        <w:t>The outside world is shared by all the players. Could be a spread sheet containing Game Entity Structures for now.</w:t>
+      </w:r>
+    </w:p>
+    <w:p>
+      <w:pPr>
+        <w:pStyle w:val="Luettelokappale"/>
+        <w:numPr>
+          <w:ilvl w:val="0"/>
+          <w:numId w:val="10"/>
+        </w:numPr>
+        <w:rPr>
+          <w:b/>
+          <w:bCs/>
+          <w:lang w:val="en-GB"/>
+        </w:rPr>
+      </w:pPr>
+      <w:r>
+        <w:rPr>
+          <w:b/>
+          <w:bCs/>
+          <w:lang w:val="en-GB"/>
+        </w:rPr>
+        <w:t xml:space="preserve">Priority: </w:t>
+      </w:r>
+      <w:r>
+        <w:rPr>
+          <w:lang w:val="en-GB"/>
+        </w:rPr>
+        <w:t>High (this is a very important screen.)</w:t>
+      </w:r>
+    </w:p>
+    <w:p>
+      <w:pPr>
+        <w:pStyle w:val="Luettelokappale"/>
+        <w:numPr>
+          <w:ilvl w:val="0"/>
+          <w:numId w:val="10"/>
+        </w:numPr>
+        <w:rPr>
+          <w:b/>
+          <w:bCs/>
+          <w:lang w:val="en-GB"/>
+        </w:rPr>
+      </w:pPr>
+      <w:r>
+        <w:rPr>
+          <w:b/>
+          <w:bCs/>
+          <w:lang w:val="en-GB"/>
+        </w:rPr>
+        <w:t>Blocking:</w:t>
+      </w:r>
+      <w:r>
+        <w:rPr>
+          <w:lang w:val="en-GB"/>
+        </w:rPr>
+        <w:t xml:space="preserve"> Yes.</w:t>
+      </w:r>
+    </w:p>
+    <w:p>
+      <w:pPr>
+        <w:pStyle w:val="Luettelokappale"/>
+        <w:ind w:left="360"/>
+        <w:rPr>
+          <w:b/>
+          <w:bCs/>
+          <w:lang w:val="en-GB"/>
+        </w:rPr>
+      </w:pPr>
+    </w:p>
+    <w:p>
+      <w:pPr>
+        <w:pStyle w:val="Luettelokappale"/>
+        <w:ind w:left="360"/>
+        <w:rPr>
+          <w:b/>
+          <w:bCs/>
+          <w:lang w:val="en-GB"/>
+        </w:rPr>
+      </w:pPr>
+    </w:p>
+    <w:p>
+      <w:pPr>
+        <w:pStyle w:val="Luettelokappale"/>
+        <w:numPr>
+          <w:ilvl w:val="0"/>
+          <w:numId w:val="11"/>
+        </w:numPr>
+        <w:rPr>
+          <w:b/>
+          <w:bCs/>
+          <w:lang w:val="en-GB"/>
+        </w:rPr>
+      </w:pPr>
+      <w:r>
+        <w:rPr>
+          <w:b/>
+          <w:bCs/>
+          <w:lang w:val="en-GB"/>
+        </w:rPr>
+        <w:br/>
+      </w:r>
+    </w:p>
+    <w:p>
+      <w:pPr>
+        <w:pStyle w:val="Luettelokappale"/>
+        <w:ind w:left="360"/>
+        <w:rPr>
+          <w:b/>
+          <w:bCs/>
+          <w:lang w:val="en-GB"/>
+        </w:rPr>
+      </w:pPr>
+      <w:r>
+        <w:rPr>
+          <w:b/>
+          <w:bCs/>
+          <w:lang w:val="en-GB"/>
+        </w:rPr>
+        <w:t>QIP – 012 – Conceptualizing the Rehearsal Screen</w:t>
+      </w:r>
+    </w:p>
+    <w:p>
+      <w:pPr>
+        <w:pStyle w:val="Luettelokappale"/>
+        <w:ind w:left="360"/>
+        <w:rPr>
+          <w:b/>
+          <w:bCs/>
+          <w:lang w:val="en-GB"/>
+        </w:rPr>
+      </w:pPr>
+    </w:p>
+    <w:p>
+      <w:pPr>
+        <w:pStyle w:val="Luettelokappale"/>
+        <w:numPr>
+          <w:ilvl w:val="0"/>
+          <w:numId w:val="10"/>
+        </w:numPr>
+        <w:rPr>
+          <w:b/>
+          <w:bCs/>
+          <w:lang w:val="en-GB"/>
+        </w:rPr>
+      </w:pPr>
+      <w:r>
+        <w:rPr>
+          <w:b/>
+          <w:bCs/>
+          <w:lang w:val="en-GB"/>
+        </w:rPr>
+        <w:t xml:space="preserve">Title: </w:t>
+      </w:r>
+      <w:r>
+        <w:rPr>
+          <w:lang w:val="en-GB"/>
+        </w:rPr>
+        <w:t xml:space="preserve">The </w:t>
+      </w:r>
+      <w:r>
+        <w:rPr>
+          <w:lang w:val="en-GB"/>
+        </w:rPr>
+        <w:t>Rehearsal Screen (accessible for all non-Keeper players)</w:t>
+      </w:r>
+    </w:p>
+    <w:p>
+      <w:pPr>
+        <w:pStyle w:val="Luettelokappale"/>
+        <w:numPr>
+          <w:ilvl w:val="0"/>
+          <w:numId w:val="10"/>
+        </w:numPr>
+        <w:rPr>
+          <w:b/>
+          <w:bCs/>
+          <w:lang w:val="en-GB"/>
+        </w:rPr>
+      </w:pPr>
+      <w:r>
+        <w:rPr>
+          <w:b/>
+          <w:bCs/>
+          <w:lang w:val="en-GB"/>
+        </w:rPr>
+        <w:t>Category:</w:t>
+      </w:r>
+      <w:r>
+        <w:rPr>
+          <w:lang w:val="en-GB"/>
+        </w:rPr>
+        <w:t xml:space="preserve"> UI &amp; Central Game Play Mechanics</w:t>
+      </w:r>
+    </w:p>
+    <w:p>
+      <w:pPr>
+        <w:pStyle w:val="Luettelokappale"/>
+        <w:numPr>
+          <w:ilvl w:val="0"/>
+          <w:numId w:val="10"/>
+        </w:numPr>
+        <w:rPr>
+          <w:b/>
+          <w:bCs/>
+          <w:lang w:val="en-GB"/>
+        </w:rPr>
+      </w:pPr>
+      <w:r>
+        <w:rPr>
+          <w:b/>
+          <w:bCs/>
+          <w:lang w:val="en-GB"/>
+        </w:rPr>
+        <w:t>Question / Idea:</w:t>
+      </w:r>
+      <w:r>
+        <w:rPr>
+          <w:lang w:val="en-GB"/>
+        </w:rPr>
+        <w:br/>
+      </w:r>
+      <w:r>
+        <w:rPr>
+          <w:lang w:val="en-GB"/>
+        </w:rPr>
+        <w:t>What does the rehearsal space look like</w:t>
+      </w:r>
+      <w:r>
+        <w:rPr>
+          <w:lang w:val="en-GB"/>
+        </w:rPr>
+        <w:t xml:space="preserve">? </w:t>
+      </w:r>
+    </w:p>
+    <w:p>
+      <w:pPr>
+        <w:pStyle w:val="Luettelokappale"/>
+        <w:numPr>
+          <w:ilvl w:val="0"/>
+          <w:numId w:val="10"/>
+        </w:numPr>
+        <w:rPr>
+          <w:b/>
+          <w:bCs/>
+          <w:lang w:val="en-GB"/>
+        </w:rPr>
+      </w:pPr>
+      <w:r>
+        <w:rPr>
+          <w:b/>
+          <w:bCs/>
+          <w:lang w:val="en-GB"/>
+        </w:rPr>
+        <w:t>Current Thought:</w:t>
+      </w:r>
+    </w:p>
+    <w:p>
+      <w:pPr>
+        <w:pStyle w:val="Luettelokappale"/>
+        <w:numPr>
+          <w:ilvl w:val="1"/>
+          <w:numId w:val="10"/>
+        </w:numPr>
+        <w:rPr>
+          <w:b/>
+          <w:bCs/>
+          <w:lang w:val="en-GB"/>
+        </w:rPr>
+      </w:pPr>
+      <w:r>
+        <w:rPr>
+          <w:lang w:val="en-GB"/>
+        </w:rPr>
+        <w:t xml:space="preserve">Could be the same all, but </w:t>
+      </w:r>
+      <w:r>
+        <w:rPr>
+          <w:lang w:val="en-GB"/>
+        </w:rPr>
+        <w:t>later</w:t>
+      </w:r>
+      <w:r>
+        <w:rPr>
+          <w:lang w:val="en-GB"/>
+        </w:rPr>
+        <w:t xml:space="preserve"> modifiable and reflective of the band members.</w:t>
+      </w:r>
+    </w:p>
+    <w:p>
+      <w:pPr>
+        <w:pStyle w:val="Luettelokappale"/>
+        <w:numPr>
+          <w:ilvl w:val="0"/>
+          <w:numId w:val="10"/>
+        </w:numPr>
+        <w:rPr>
+          <w:b/>
+          <w:bCs/>
+          <w:lang w:val="en-GB"/>
+        </w:rPr>
+      </w:pPr>
+      <w:r>
+        <w:rPr>
+          <w:b/>
+          <w:bCs/>
+          <w:lang w:val="en-GB"/>
+        </w:rPr>
+        <w:t xml:space="preserve">Priority: </w:t>
+      </w:r>
+      <w:r>
+        <w:rPr>
+          <w:lang w:val="en-GB"/>
+        </w:rPr>
+        <w:t>High (this is a very important screen.)</w:t>
+      </w:r>
+    </w:p>
+    <w:p>
+      <w:pPr>
+        <w:pStyle w:val="Luettelokappale"/>
+        <w:numPr>
+          <w:ilvl w:val="0"/>
+          <w:numId w:val="10"/>
+        </w:numPr>
+        <w:rPr>
+          <w:b/>
+          <w:bCs/>
+          <w:lang w:val="en-GB"/>
+        </w:rPr>
+      </w:pPr>
+      <w:r>
+        <w:rPr>
+          <w:b/>
+          <w:bCs/>
+          <w:lang w:val="en-GB"/>
+        </w:rPr>
+        <w:t>Blocking:</w:t>
+      </w:r>
+      <w:r>
+        <w:rPr>
+          <w:lang w:val="en-GB"/>
+        </w:rPr>
+        <w:t xml:space="preserve"> Yes.</w:t>
+      </w:r>
+    </w:p>
+    <w:p>
+      <w:pPr>
+        <w:pStyle w:val="Luettelokappale"/>
+        <w:ind w:left="360"/>
+        <w:rPr>
+          <w:b/>
+          <w:bCs/>
+          <w:lang w:val="en-GB"/>
+        </w:rPr>
+      </w:pPr>
+    </w:p>
+    <w:p>
+      <w:pPr>
+        <w:pStyle w:val="Luettelokappale"/>
+        <w:ind w:left="360"/>
+        <w:rPr>
+          <w:b/>
+          <w:bCs/>
+          <w:lang w:val="en-GB"/>
+        </w:rPr>
+      </w:pPr>
+    </w:p>
+    <w:p>
+      <w:pPr>
+        <w:pStyle w:val="Luettelokappale"/>
+        <w:numPr>
+          <w:ilvl w:val="0"/>
+          <w:numId w:val="11"/>
+        </w:numPr>
+        <w:rPr>
+          <w:b/>
+          <w:bCs/>
+          <w:lang w:val="en-GB"/>
+        </w:rPr>
+      </w:pPr>
+      <w:r>
+        <w:rPr>
+          <w:b/>
+          <w:bCs/>
+          <w:lang w:val="en-GB"/>
+        </w:rPr>
+        <w:br/>
+      </w:r>
+    </w:p>
+    <w:p>
+      <w:pPr>
+        <w:pStyle w:val="Luettelokappale"/>
+        <w:ind w:left="360"/>
+        <w:rPr>
+          <w:b/>
+          <w:bCs/>
+          <w:lang w:val="en-GB"/>
+        </w:rPr>
+      </w:pPr>
+      <w:r>
+        <w:rPr>
+          <w:b/>
+          <w:bCs/>
+          <w:lang w:val="en-GB"/>
+        </w:rPr>
+        <w:t>QIP – 013 – Conceptualizing the Promotion Screen</w:t>
+      </w:r>
+    </w:p>
+    <w:p>
+      <w:pPr>
+        <w:pStyle w:val="Luettelokappale"/>
+        <w:ind w:left="360"/>
+        <w:rPr>
+          <w:b/>
+          <w:bCs/>
+          <w:lang w:val="en-GB"/>
+        </w:rPr>
+      </w:pPr>
+    </w:p>
+    <w:p>
+      <w:pPr>
+        <w:pStyle w:val="Luettelokappale"/>
+        <w:numPr>
+          <w:ilvl w:val="0"/>
+          <w:numId w:val="10"/>
+        </w:numPr>
+        <w:rPr>
+          <w:b/>
+          <w:bCs/>
+          <w:lang w:val="en-GB"/>
+        </w:rPr>
+      </w:pPr>
+      <w:r>
+        <w:rPr>
+          <w:b/>
+          <w:bCs/>
+          <w:lang w:val="en-GB"/>
+        </w:rPr>
+        <w:t xml:space="preserve">Title: </w:t>
+      </w:r>
+      <w:r>
+        <w:rPr>
+          <w:lang w:val="en-GB"/>
+        </w:rPr>
+        <w:t xml:space="preserve">The </w:t>
+      </w:r>
+      <w:r>
+        <w:rPr>
+          <w:lang w:val="en-GB"/>
+        </w:rPr>
+        <w:t>Promotion Screen (accessible for all players)</w:t>
+      </w:r>
+    </w:p>
+    <w:p>
+      <w:pPr>
+        <w:pStyle w:val="Luettelokappale"/>
+        <w:numPr>
+          <w:ilvl w:val="0"/>
+          <w:numId w:val="10"/>
+        </w:numPr>
+        <w:rPr>
+          <w:b/>
+          <w:bCs/>
+          <w:lang w:val="en-GB"/>
+        </w:rPr>
+      </w:pPr>
+      <w:r>
+        <w:rPr>
+          <w:b/>
+          <w:bCs/>
+          <w:lang w:val="en-GB"/>
+        </w:rPr>
+        <w:t>Category:</w:t>
+      </w:r>
+      <w:r>
+        <w:rPr>
+          <w:lang w:val="en-GB"/>
+        </w:rPr>
+        <w:t xml:space="preserve"> UI &amp; Central Game Play Mechanics</w:t>
+      </w:r>
+    </w:p>
+    <w:p>
+      <w:pPr>
+        <w:pStyle w:val="Luettelokappale"/>
+        <w:numPr>
+          <w:ilvl w:val="0"/>
+          <w:numId w:val="10"/>
+        </w:numPr>
+        <w:rPr>
+          <w:b/>
+          <w:bCs/>
+          <w:lang w:val="en-GB"/>
+        </w:rPr>
+      </w:pPr>
+      <w:r>
+        <w:rPr>
+          <w:b/>
+          <w:bCs/>
+          <w:lang w:val="en-GB"/>
+        </w:rPr>
+        <w:t>Question / Idea:</w:t>
+      </w:r>
+      <w:r>
+        <w:rPr>
+          <w:lang w:val="en-GB"/>
+        </w:rPr>
+        <w:br/>
+      </w:r>
+      <w:r>
+        <w:rPr>
+          <w:lang w:val="en-GB"/>
+        </w:rPr>
+        <w:t>What is this even?</w:t>
+      </w:r>
+    </w:p>
+    <w:p>
+      <w:pPr>
+        <w:pStyle w:val="Luettelokappale"/>
+        <w:numPr>
+          <w:ilvl w:val="0"/>
+          <w:numId w:val="10"/>
+        </w:numPr>
+        <w:rPr>
+          <w:b/>
+          <w:bCs/>
+          <w:lang w:val="en-GB"/>
+        </w:rPr>
+      </w:pPr>
+      <w:r>
+        <w:rPr>
+          <w:b/>
+          <w:bCs/>
+          <w:lang w:val="en-GB"/>
+        </w:rPr>
+        <w:t>Current Thought:</w:t>
+      </w:r>
+    </w:p>
+    <w:p>
+      <w:pPr>
+        <w:pStyle w:val="Luettelokappale"/>
+        <w:numPr>
+          <w:ilvl w:val="1"/>
+          <w:numId w:val="10"/>
+        </w:numPr>
+        <w:rPr>
+          <w:b/>
+          <w:bCs/>
+          <w:lang w:val="en-GB"/>
+        </w:rPr>
+      </w:pPr>
+      <w:r>
+        <w:rPr>
+          <w:lang w:val="en-GB"/>
+        </w:rPr>
+        <w:t xml:space="preserve">I have given </w:t>
+      </w:r>
+      <w:r>
+        <w:rPr>
+          <w:lang w:val="en-GB"/>
+        </w:rPr>
+        <w:t>these zero thoughts</w:t>
+      </w:r>
+      <w:r>
+        <w:rPr>
+          <w:lang w:val="en-GB"/>
+        </w:rPr>
+        <w:t>.</w:t>
+      </w:r>
+    </w:p>
+    <w:p>
+      <w:pPr>
+        <w:pStyle w:val="Luettelokappale"/>
+        <w:numPr>
+          <w:ilvl w:val="0"/>
+          <w:numId w:val="10"/>
+        </w:numPr>
+        <w:rPr>
+          <w:b/>
+          <w:bCs/>
+          <w:lang w:val="en-GB"/>
+        </w:rPr>
+      </w:pPr>
+      <w:r>
+        <w:rPr>
+          <w:b/>
+          <w:bCs/>
+          <w:lang w:val="en-GB"/>
+        </w:rPr>
+        <w:t xml:space="preserve">Priority: </w:t>
+      </w:r>
+      <w:r>
+        <w:rPr>
+          <w:lang w:val="en-GB"/>
+        </w:rPr>
+        <w:t>High (this is a very important screen.)</w:t>
+      </w:r>
+    </w:p>
+    <w:p>
+      <w:pPr>
+        <w:pStyle w:val="Luettelokappale"/>
+        <w:numPr>
+          <w:ilvl w:val="0"/>
+          <w:numId w:val="10"/>
+        </w:numPr>
+        <w:rPr>
+          <w:b/>
+          <w:bCs/>
+          <w:lang w:val="en-GB"/>
+        </w:rPr>
+      </w:pPr>
+      <w:r>
+        <w:rPr>
+          <w:b/>
+          <w:bCs/>
+          <w:lang w:val="en-GB"/>
+        </w:rPr>
+        <w:t>Blocking:</w:t>
+      </w:r>
+      <w:r>
+        <w:rPr>
+          <w:lang w:val="en-GB"/>
+        </w:rPr>
+        <w:t xml:space="preserve"> Yes.</w:t>
+      </w:r>
+    </w:p>
+    <w:p>
+      <w:pPr>
+        <w:pStyle w:val="Luettelokappale"/>
+        <w:ind w:left="360"/>
+        <w:rPr>
+          <w:b/>
+          <w:bCs/>
+          <w:lang w:val="en-GB"/>
+        </w:rPr>
+      </w:pPr>
+    </w:p>
+    <w:p>
+      <w:pPr>
+        <w:pStyle w:val="Luettelokappale"/>
+        <w:ind w:left="360"/>
+        <w:rPr>
+          <w:b/>
+          <w:bCs/>
+          <w:lang w:val="en-GB"/>
+        </w:rPr>
+      </w:pPr>
+    </w:p>
+    <w:p>
+      <w:pPr>
+        <w:pStyle w:val="Luettelokappale"/>
+        <w:numPr>
+          <w:ilvl w:val="0"/>
+          <w:numId w:val="11"/>
+        </w:numPr>
+        <w:rPr>
+          <w:b/>
+          <w:bCs/>
+          <w:lang w:val="en-GB"/>
+        </w:rPr>
+      </w:pPr>
+      <w:r>
+        <w:rPr>
+          <w:b/>
+          <w:bCs/>
+          <w:lang w:val="en-GB"/>
+        </w:rPr>
+        <w:br/>
+      </w:r>
+    </w:p>
+    <w:p>
+      <w:pPr>
+        <w:pStyle w:val="Luettelokappale"/>
+        <w:ind w:left="360"/>
+        <w:rPr>
+          <w:b/>
+          <w:bCs/>
+          <w:lang w:val="en-GB"/>
+        </w:rPr>
+      </w:pPr>
+      <w:r>
+        <w:rPr>
+          <w:b/>
+          <w:bCs/>
+          <w:lang w:val="en-GB"/>
+        </w:rPr>
+        <w:t>QIP – 01</w:t>
+      </w:r>
+      <w:r>
+        <w:rPr>
+          <w:b/>
+          <w:bCs/>
+          <w:lang w:val="en-GB"/>
+        </w:rPr>
+        <w:t>4</w:t>
+      </w:r>
+      <w:r>
+        <w:rPr>
+          <w:b/>
+          <w:bCs/>
+          <w:lang w:val="en-GB"/>
+        </w:rPr>
+        <w:t xml:space="preserve"> – Conceptualizing the </w:t>
+      </w:r>
+      <w:r>
+        <w:rPr>
+          <w:b/>
+          <w:bCs/>
+          <w:lang w:val="en-GB"/>
+        </w:rPr>
+        <w:t>Keeper Ledger/Band Roster</w:t>
+      </w:r>
+    </w:p>
+    <w:p>
+      <w:pPr>
+        <w:pStyle w:val="Luettelokappale"/>
+        <w:ind w:left="360"/>
+        <w:rPr>
+          <w:b/>
+          <w:bCs/>
+          <w:lang w:val="en-GB"/>
+        </w:rPr>
+      </w:pPr>
+    </w:p>
+    <w:p>
+      <w:pPr>
+        <w:pStyle w:val="Luettelokappale"/>
+        <w:numPr>
+          <w:ilvl w:val="0"/>
+          <w:numId w:val="10"/>
+        </w:numPr>
+        <w:rPr>
+          <w:b/>
+          <w:bCs/>
+          <w:lang w:val="en-GB"/>
+        </w:rPr>
+      </w:pPr>
+      <w:r>
+        <w:rPr>
+          <w:b/>
+          <w:bCs/>
+          <w:lang w:val="en-GB"/>
+        </w:rPr>
+        <w:t xml:space="preserve">Title: </w:t>
+      </w:r>
+      <w:r>
+        <w:rPr>
+          <w:lang w:val="en-GB"/>
+        </w:rPr>
+        <w:t>A folding ledger at the left side of the main screen.</w:t>
+      </w:r>
+    </w:p>
+    <w:p>
+      <w:pPr>
+        <w:pStyle w:val="Luettelokappale"/>
+        <w:numPr>
+          <w:ilvl w:val="0"/>
+          <w:numId w:val="10"/>
+        </w:numPr>
+        <w:rPr>
+          <w:b/>
+          <w:bCs/>
+          <w:lang w:val="en-GB"/>
+        </w:rPr>
+      </w:pPr>
+      <w:r>
+        <w:rPr>
+          <w:b/>
+          <w:bCs/>
+          <w:lang w:val="en-GB"/>
+        </w:rPr>
+        <w:t>Category:</w:t>
+      </w:r>
+      <w:r>
+        <w:rPr>
+          <w:lang w:val="en-GB"/>
+        </w:rPr>
+        <w:t xml:space="preserve"> UI &amp; Central Game Play Mechanics</w:t>
+      </w:r>
+    </w:p>
+    <w:p>
+      <w:pPr>
+        <w:pStyle w:val="Luettelokappale"/>
+        <w:numPr>
+          <w:ilvl w:val="0"/>
+          <w:numId w:val="10"/>
+        </w:numPr>
+        <w:rPr>
+          <w:b/>
+          <w:bCs/>
+          <w:lang w:val="en-GB"/>
+        </w:rPr>
+      </w:pPr>
+      <w:r>
+        <w:rPr>
+          <w:b/>
+          <w:bCs/>
+          <w:lang w:val="en-GB"/>
+        </w:rPr>
+        <w:t>Question / Idea:</w:t>
+      </w:r>
+      <w:r>
+        <w:rPr>
+          <w:lang w:val="en-GB"/>
+        </w:rPr>
+        <w:br/>
+      </w:r>
+      <w:r>
+        <w:rPr>
+          <w:lang w:val="en-GB"/>
+        </w:rPr>
+        <w:t>A folding ledger provides access to the free player actions, and keeper actions.</w:t>
+      </w:r>
+    </w:p>
+    <w:p>
+      <w:pPr>
+        <w:pStyle w:val="Luettelokappale"/>
+        <w:numPr>
+          <w:ilvl w:val="0"/>
+          <w:numId w:val="10"/>
+        </w:numPr>
+        <w:rPr>
+          <w:b/>
+          <w:bCs/>
+          <w:lang w:val="en-GB"/>
+        </w:rPr>
+      </w:pPr>
+      <w:r>
+        <w:rPr>
+          <w:b/>
+          <w:bCs/>
+          <w:lang w:val="en-GB"/>
+        </w:rPr>
+        <w:t>Current Thought:</w:t>
+      </w:r>
+    </w:p>
+    <w:p>
+      <w:pPr>
+        <w:pStyle w:val="Luettelokappale"/>
+        <w:numPr>
+          <w:ilvl w:val="1"/>
+          <w:numId w:val="10"/>
+        </w:numPr>
+        <w:rPr>
+          <w:b/>
+          <w:bCs/>
+          <w:lang w:val="en-GB"/>
+        </w:rPr>
+      </w:pPr>
+      <w:r>
+        <w:rPr>
+          <w:lang w:val="en-GB"/>
+        </w:rPr>
+        <w:t>For keepers, the keeper actions are located on this ledger.</w:t>
+      </w:r>
+    </w:p>
+    <w:p>
+      <w:pPr>
+        <w:pStyle w:val="Luettelokappale"/>
+        <w:numPr>
+          <w:ilvl w:val="1"/>
+          <w:numId w:val="10"/>
+        </w:numPr>
+        <w:rPr>
+          <w:b/>
+          <w:bCs/>
+          <w:lang w:val="en-GB"/>
+        </w:rPr>
+      </w:pPr>
+      <w:r>
+        <w:rPr>
+          <w:lang w:val="en-GB"/>
+        </w:rPr>
+        <w:t>For other players, direct access to band members and other characters are here. All the free actions are executed here.</w:t>
+      </w:r>
+    </w:p>
+    <w:p>
+      <w:pPr>
+        <w:pStyle w:val="Luettelokappale"/>
+        <w:numPr>
+          <w:ilvl w:val="0"/>
+          <w:numId w:val="10"/>
+        </w:numPr>
+        <w:rPr>
+          <w:b/>
+          <w:bCs/>
+          <w:lang w:val="en-GB"/>
+        </w:rPr>
+      </w:pPr>
+      <w:r>
+        <w:rPr>
+          <w:b/>
+          <w:bCs/>
+          <w:lang w:val="en-GB"/>
+        </w:rPr>
+        <w:t xml:space="preserve">Priority: </w:t>
+      </w:r>
+      <w:r>
+        <w:rPr>
+          <w:lang w:val="en-GB"/>
+        </w:rPr>
+        <w:t>High (this is a very important screen.)</w:t>
+      </w:r>
+    </w:p>
+    <w:p>
+      <w:pPr>
+        <w:pStyle w:val="Luettelokappale"/>
+        <w:numPr>
+          <w:ilvl w:val="0"/>
+          <w:numId w:val="10"/>
+        </w:numPr>
+        <w:rPr>
+          <w:b/>
+          <w:bCs/>
+          <w:lang w:val="en-GB"/>
+        </w:rPr>
+      </w:pPr>
+      <w:r>
+        <w:rPr>
+          <w:b/>
+          <w:bCs/>
+          <w:lang w:val="en-GB"/>
+        </w:rPr>
+        <w:t>Blocking:</w:t>
+      </w:r>
+      <w:r>
+        <w:rPr>
+          <w:lang w:val="en-GB"/>
+        </w:rPr>
+        <w:t xml:space="preserve"> Yes.</w:t>
+      </w:r>
+    </w:p>
+    <w:p>
+      <w:pPr>
+        <w:pStyle w:val="Luettelokappale"/>
+        <w:ind w:left="360"/>
+        <w:rPr>
+          <w:b/>
+          <w:bCs/>
           <w:lang w:val="en-GB"/>
         </w:rPr>
       </w:pPr>
@@ -2262,6 +3702,31 @@
 
 <file path=word/numbering.xml><?xml version="1.0" encoding="utf-8"?>
 <w:numbering xmlns:wpc="http://schemas.microsoft.com/office/word/2010/wordprocessingCanvas" xmlns:cx="http://schemas.microsoft.com/office/drawing/2014/chartex" xmlns:cx1="http://schemas.microsoft.com/office/drawing/2015/9/8/chartex" xmlns:cx2="http://schemas.microsoft.com/office/drawing/2015/10/21/chartex" xmlns:cx3="http://schemas.microsoft.com/office/drawing/2016/5/9/chartex" xmlns:cx4="http://schemas.microsoft.com/office/drawing/2016/5/10/chartex" xmlns:cx5="http://schemas.microsoft.com/office/drawing/2016/5/11/chartex" xmlns:cx6="http://schemas.microsoft.com/office/drawing/2016/5/12/chartex" xmlns:cx7="http://schemas.microsoft.com/office/drawing/2016/5/13/chartex" xmlns:cx8="http://schemas.microsoft.com/office/drawing/2016/5/14/chartex" xmlns:mc="http://schemas.openxmlformats.org/markup-compatibility/2006" xmlns:aink="http://schemas.microsoft.com/office/drawing/2016/ink" xmlns:am3d="http://schemas.microsoft.com/office/drawing/2017/model3d" xmlns:o="urn:schemas-microsoft-com:office:office" xmlns:oel="http://schemas.microsoft.com/office/2019/extlst" xmlns:r="http://schemas.openxmlformats.org/officeDocument/2006/relationships" xmlns:m="http://schemas.openxmlformats.org/officeDocument/2006/math" xmlns:v="urn:schemas-microsoft-com:vml" xmlns:wp14="http://schemas.microsoft.com/office/word/2010/wordprocessingDrawing" xmlns:wp="http://schemas.openxmlformats.org/drawingml/2006/wordprocessingDrawing" xmlns:w10="urn:schemas-microsoft-com:office:word" xmlns:w="http://schemas.openxmlformats.org/wordprocessingml/2006/main" xmlns:w14="http://schemas.microsoft.com/office/word/2010/wordml" xmlns:w15="http://schemas.microsoft.com/office/word/2012/wordml" xmlns:w16cex="http://schemas.microsoft.com/office/word/2018/wordml/cex" xmlns:w16cid="http://schemas.microsoft.com/office/word/2016/wordml/cid" xmlns:w16="http://schemas.microsoft.com/office/word/2018/wordml" xmlns:w16du="http://schemas.microsoft.com/office/word/2023/wordml/word16du" xmlns:w16sdtdh="http://schemas.microsoft.com/office/word/2020/wordml/sdtdatahash" xmlns:w16sdtfl="http://schemas.microsoft.com/office/word/2024/wordml/sdtformatlock" xmlns:w16se="http://schemas.microsoft.com/office/word/2015/wordml/symex" xmlns:wpg="http://schemas.microsoft.com/office/word/2010/wordprocessingGroup" xmlns:wpi="http://schemas.microsoft.com/office/word/2010/wordprocessingInk" xmlns:wne="http://schemas.microsoft.com/office/word/2006/wordml" xmlns:wps="http://schemas.microsoft.com/office/word/2010/wordprocessingShape" mc:Ignorable="w14 w15 w16se w16cid w16 w16cex w16sdtdh w16sdtfl w16du wp14">
+  <w:numPicBullet w:numPicBulletId="0">
+    <w:pict>
+      <v:rect id="_x0000_i1051" style="width:0;height:1.5pt" o:hralign="center" o:bullet="t" o:hrstd="t" o:hr="t" fillcolor="#a0a0a0" stroked="f"/>
+    </w:pict>
+  </w:numPicBullet>
+  <w:numPicBullet w:numPicBulletId="1">
+    <w:pict>
+      <v:rect id="_x0000_i1052" style="width:0;height:1.5pt" o:hralign="center" o:bullet="t" o:hrstd="t" o:hr="t" fillcolor="#a0a0a0" stroked="f"/>
+    </w:pict>
+  </w:numPicBullet>
+  <w:numPicBullet w:numPicBulletId="2">
+    <w:pict>
+      <v:rect id="_x0000_i1053" style="width:0;height:1.5pt" o:hralign="center" o:bullet="t" o:hrstd="t" o:hr="t" fillcolor="#a0a0a0" stroked="f"/>
+    </w:pict>
+  </w:numPicBullet>
+  <w:numPicBullet w:numPicBulletId="3">
+    <w:pict>
+      <v:rect id="_x0000_i1054" style="width:0;height:1.5pt" o:hralign="center" o:bullet="t" o:hrstd="t" o:hr="t" fillcolor="#a0a0a0" stroked="f"/>
+    </w:pict>
+  </w:numPicBullet>
+  <w:numPicBullet w:numPicBulletId="4">
+    <w:pict>
+      <v:rect id="_x0000_i1055" style="width:0;height:1.5pt" o:hralign="center" o:bullet="t" o:hrstd="t" o:hr="t" fillcolor="#a0a0a0" stroked="f"/>
+    </w:pict>
+  </w:numPicBullet>
   <w:abstractNum w:abstractNumId="0" w15:restartNumberingAfterBreak="0">
     <w:nsid w:val="00CF3EC2"/>
     <w:multiLevelType w:val="multilevel"/>
@@ -2561,6 +4026,120 @@
     </w:lvl>
   </w:abstractNum>
   <w:abstractNum w:abstractNumId="2" w15:restartNumberingAfterBreak="0">
+    <w:nsid w:val="36E11452"/>
+    <w:multiLevelType w:val="hybridMultilevel"/>
+    <w:tmpl w:val="F8BE1BC0"/>
+    <w:lvl w:ilvl="0" w:tplc="F496B2E0">
+      <w:start w:val="1"/>
+      <w:numFmt w:val="bullet"/>
+      <w:lvlText w:val=""/>
+      <w:lvlPicBulletId w:val="4"/>
+      <w:lvlJc w:val="left"/>
+      <w:pPr>
+        <w:ind w:left="360" w:hanging="360"/>
+      </w:pPr>
+      <w:rPr>
+        <w:rFonts w:ascii="Symbol" w:hAnsi="Symbol" w:hint="default"/>
+      </w:rPr>
+    </w:lvl>
+    <w:lvl w:ilvl="1" w:tplc="040B0003" w:tentative="1">
+      <w:start w:val="1"/>
+      <w:numFmt w:val="bullet"/>
+      <w:lvlText w:val="o"/>
+      <w:lvlJc w:val="left"/>
+      <w:pPr>
+        <w:ind w:left="1080" w:hanging="360"/>
+      </w:pPr>
+      <w:rPr>
+        <w:rFonts w:ascii="Courier New" w:hAnsi="Courier New" w:cs="Courier New" w:hint="default"/>
+      </w:rPr>
+    </w:lvl>
+    <w:lvl w:ilvl="2" w:tplc="040B0005" w:tentative="1">
+      <w:start w:val="1"/>
+      <w:numFmt w:val="bullet"/>
+      <w:lvlText w:val=""/>
+      <w:lvlJc w:val="left"/>
+      <w:pPr>
+        <w:ind w:left="1800" w:hanging="360"/>
+      </w:pPr>
+      <w:rPr>
+        <w:rFonts w:ascii="Wingdings" w:hAnsi="Wingdings" w:hint="default"/>
+      </w:rPr>
+    </w:lvl>
+    <w:lvl w:ilvl="3" w:tplc="040B0001" w:tentative="1">
+      <w:start w:val="1"/>
+      <w:numFmt w:val="bullet"/>
+      <w:lvlText w:val=""/>
+      <w:lvlJc w:val="left"/>
+      <w:pPr>
+        <w:ind w:left="2520" w:hanging="360"/>
+      </w:pPr>
+      <w:rPr>
+        <w:rFonts w:ascii="Symbol" w:hAnsi="Symbol" w:hint="default"/>
+      </w:rPr>
+    </w:lvl>
+    <w:lvl w:ilvl="4" w:tplc="040B0003" w:tentative="1">
+      <w:start w:val="1"/>
+      <w:numFmt w:val="bullet"/>
+      <w:lvlText w:val="o"/>
+      <w:lvlJc w:val="left"/>
+      <w:pPr>
+        <w:ind w:left="3240" w:hanging="360"/>
+      </w:pPr>
+      <w:rPr>
+        <w:rFonts w:ascii="Courier New" w:hAnsi="Courier New" w:cs="Courier New" w:hint="default"/>
+      </w:rPr>
+    </w:lvl>
+    <w:lvl w:ilvl="5" w:tplc="040B0005" w:tentative="1">
+      <w:start w:val="1"/>
+      <w:numFmt w:val="bullet"/>
+      <w:lvlText w:val=""/>
+      <w:lvlJc w:val="left"/>
+      <w:pPr>
+        <w:ind w:left="3960" w:hanging="360"/>
+      </w:pPr>
+      <w:rPr>
+        <w:rFonts w:ascii="Wingdings" w:hAnsi="Wingdings" w:hint="default"/>
+      </w:rPr>
+    </w:lvl>
+    <w:lvl w:ilvl="6" w:tplc="040B0001" w:tentative="1">
+      <w:start w:val="1"/>
+      <w:numFmt w:val="bullet"/>
+      <w:lvlText w:val=""/>
+      <w:lvlJc w:val="left"/>
+      <w:pPr>
+        <w:ind w:left="4680" w:hanging="360"/>
+      </w:pPr>
+      <w:rPr>
+        <w:rFonts w:ascii="Symbol" w:hAnsi="Symbol" w:hint="default"/>
+      </w:rPr>
+    </w:lvl>
+    <w:lvl w:ilvl="7" w:tplc="040B0003" w:tentative="1">
+      <w:start w:val="1"/>
+      <w:numFmt w:val="bullet"/>
+      <w:lvlText w:val="o"/>
+      <w:lvlJc w:val="left"/>
+      <w:pPr>
+        <w:ind w:left="5400" w:hanging="360"/>
+      </w:pPr>
+      <w:rPr>
+        <w:rFonts w:ascii="Courier New" w:hAnsi="Courier New" w:cs="Courier New" w:hint="default"/>
+      </w:rPr>
+    </w:lvl>
+    <w:lvl w:ilvl="8" w:tplc="040B0005" w:tentative="1">
+      <w:start w:val="1"/>
+      <w:numFmt w:val="bullet"/>
+      <w:lvlText w:val=""/>
+      <w:lvlJc w:val="left"/>
+      <w:pPr>
+        <w:ind w:left="6120" w:hanging="360"/>
+      </w:pPr>
+      <w:rPr>
+        <w:rFonts w:ascii="Wingdings" w:hAnsi="Wingdings" w:hint="default"/>
+      </w:rPr>
+    </w:lvl>
+  </w:abstractNum>
+  <w:abstractNum w:abstractNumId="3" w15:restartNumberingAfterBreak="0">
     <w:nsid w:val="38AF4A1C"/>
     <w:multiLevelType w:val="multilevel"/>
     <w:tmpl w:val="C5061632"/>
@@ -2709,7 +4288,7 @@
       </w:rPr>
     </w:lvl>
   </w:abstractNum>
-  <w:abstractNum w:abstractNumId="3" w15:restartNumberingAfterBreak="0">
+  <w:abstractNum w:abstractNumId="4" w15:restartNumberingAfterBreak="0">
     <w:nsid w:val="57D85272"/>
     <w:multiLevelType w:val="multilevel"/>
     <w:tmpl w:val="4D0895F4"/>
@@ -2858,7 +4437,7 @@
       </w:rPr>
     </w:lvl>
   </w:abstractNum>
-  <w:abstractNum w:abstractNumId="4" w15:restartNumberingAfterBreak="0">
+  <w:abstractNum w:abstractNumId="5" w15:restartNumberingAfterBreak="0">
     <w:nsid w:val="59FC6A17"/>
     <w:multiLevelType w:val="multilevel"/>
     <w:tmpl w:val="93F0D4FC"/>
@@ -3007,7 +4586,7 @@
       </w:rPr>
     </w:lvl>
   </w:abstractNum>
-  <w:abstractNum w:abstractNumId="5" w15:restartNumberingAfterBreak="0">
+  <w:abstractNum w:abstractNumId="6" w15:restartNumberingAfterBreak="0">
     <w:nsid w:val="5A9F4F1A"/>
     <w:multiLevelType w:val="multilevel"/>
     <w:tmpl w:val="B92A1D86"/>
@@ -3156,7 +4735,7 @@
       </w:rPr>
     </w:lvl>
   </w:abstractNum>
-  <w:abstractNum w:abstractNumId="6" w15:restartNumberingAfterBreak="0">
+  <w:abstractNum w:abstractNumId="7" w15:restartNumberingAfterBreak="0">
     <w:nsid w:val="603A4BE0"/>
     <w:multiLevelType w:val="multilevel"/>
     <w:tmpl w:val="14985332"/>
@@ -3305,7 +4884,7 @@
       </w:rPr>
     </w:lvl>
   </w:abstractNum>
-  <w:abstractNum w:abstractNumId="7" w15:restartNumberingAfterBreak="0">
+  <w:abstractNum w:abstractNumId="8" w15:restartNumberingAfterBreak="0">
     <w:nsid w:val="68223F61"/>
     <w:multiLevelType w:val="multilevel"/>
     <w:tmpl w:val="63BCBD40"/>
@@ -3454,7 +5033,144 @@
       </w:rPr>
     </w:lvl>
   </w:abstractNum>
-  <w:abstractNum w:abstractNumId="8" w15:restartNumberingAfterBreak="0">
+  <w:abstractNum w:abstractNumId="9" w15:restartNumberingAfterBreak="0">
+    <w:nsid w:val="700E26B0"/>
+    <w:multiLevelType w:val="hybridMultilevel"/>
+    <w:tmpl w:val="9D600446"/>
+    <w:lvl w:ilvl="0" w:tplc="040B0001">
+      <w:start w:val="1"/>
+      <w:numFmt w:val="bullet"/>
+      <w:lvlText w:val=""/>
+      <w:lvlJc w:val="left"/>
+      <w:pPr>
+        <w:tabs>
+          <w:tab w:val="num" w:pos="720"/>
+        </w:tabs>
+        <w:ind w:left="720" w:hanging="360"/>
+      </w:pPr>
+      <w:rPr>
+        <w:rFonts w:ascii="Symbol" w:hAnsi="Symbol" w:hint="default"/>
+      </w:rPr>
+    </w:lvl>
+    <w:lvl w:ilvl="1" w:tplc="040B0003">
+      <w:start w:val="1"/>
+      <w:numFmt w:val="bullet"/>
+      <w:lvlText w:val="o"/>
+      <w:lvlJc w:val="left"/>
+      <w:pPr>
+        <w:ind w:left="1440" w:hanging="360"/>
+      </w:pPr>
+      <w:rPr>
+        <w:rFonts w:ascii="Courier New" w:hAnsi="Courier New" w:cs="Courier New" w:hint="default"/>
+      </w:rPr>
+    </w:lvl>
+    <w:lvl w:ilvl="2" w:tplc="0DC81694" w:tentative="1">
+      <w:start w:val="1"/>
+      <w:numFmt w:val="bullet"/>
+      <w:lvlText w:val=""/>
+      <w:lvlJc w:val="left"/>
+      <w:pPr>
+        <w:tabs>
+          <w:tab w:val="num" w:pos="2160"/>
+        </w:tabs>
+        <w:ind w:left="2160" w:hanging="360"/>
+      </w:pPr>
+      <w:rPr>
+        <w:rFonts w:ascii="Symbol" w:hAnsi="Symbol" w:hint="default"/>
+      </w:rPr>
+    </w:lvl>
+    <w:lvl w:ilvl="3" w:tplc="96A6F704" w:tentative="1">
+      <w:start w:val="1"/>
+      <w:numFmt w:val="bullet"/>
+      <w:lvlText w:val=""/>
+      <w:lvlJc w:val="left"/>
+      <w:pPr>
+        <w:tabs>
+          <w:tab w:val="num" w:pos="2880"/>
+        </w:tabs>
+        <w:ind w:left="2880" w:hanging="360"/>
+      </w:pPr>
+      <w:rPr>
+        <w:rFonts w:ascii="Symbol" w:hAnsi="Symbol" w:hint="default"/>
+      </w:rPr>
+    </w:lvl>
+    <w:lvl w:ilvl="4" w:tplc="1FC88466" w:tentative="1">
+      <w:start w:val="1"/>
+      <w:numFmt w:val="bullet"/>
+      <w:lvlText w:val=""/>
+      <w:lvlJc w:val="left"/>
+      <w:pPr>
+        <w:tabs>
+          <w:tab w:val="num" w:pos="3600"/>
+        </w:tabs>
+        <w:ind w:left="3600" w:hanging="360"/>
+      </w:pPr>
+      <w:rPr>
+        <w:rFonts w:ascii="Symbol" w:hAnsi="Symbol" w:hint="default"/>
+      </w:rPr>
+    </w:lvl>
+    <w:lvl w:ilvl="5" w:tplc="C63216DE" w:tentative="1">
+      <w:start w:val="1"/>
+      <w:numFmt w:val="bullet"/>
+      <w:lvlText w:val=""/>
+      <w:lvlJc w:val="left"/>
+      <w:pPr>
+        <w:tabs>
+          <w:tab w:val="num" w:pos="4320"/>
+        </w:tabs>
+        <w:ind w:left="4320" w:hanging="360"/>
+      </w:pPr>
+      <w:rPr>
+        <w:rFonts w:ascii="Symbol" w:hAnsi="Symbol" w:hint="default"/>
+      </w:rPr>
+    </w:lvl>
+    <w:lvl w:ilvl="6" w:tplc="C646F8E2" w:tentative="1">
+      <w:start w:val="1"/>
+      <w:numFmt w:val="bullet"/>
+      <w:lvlText w:val=""/>
+      <w:lvlJc w:val="left"/>
+      <w:pPr>
+        <w:tabs>
+          <w:tab w:val="num" w:pos="5040"/>
+        </w:tabs>
+        <w:ind w:left="5040" w:hanging="360"/>
+      </w:pPr>
+      <w:rPr>
+        <w:rFonts w:ascii="Symbol" w:hAnsi="Symbol" w:hint="default"/>
+      </w:rPr>
+    </w:lvl>
+    <w:lvl w:ilvl="7" w:tplc="C36CA478" w:tentative="1">
+      <w:start w:val="1"/>
+      <w:numFmt w:val="bullet"/>
+      <w:lvlText w:val=""/>
+      <w:lvlJc w:val="left"/>
+      <w:pPr>
+        <w:tabs>
+          <w:tab w:val="num" w:pos="5760"/>
+        </w:tabs>
+        <w:ind w:left="5760" w:hanging="360"/>
+      </w:pPr>
+      <w:rPr>
+        <w:rFonts w:ascii="Symbol" w:hAnsi="Symbol" w:hint="default"/>
+      </w:rPr>
+    </w:lvl>
+    <w:lvl w:ilvl="8" w:tplc="14C08FDA" w:tentative="1">
+      <w:start w:val="1"/>
+      <w:numFmt w:val="bullet"/>
+      <w:lvlText w:val=""/>
+      <w:lvlJc w:val="left"/>
+      <w:pPr>
+        <w:tabs>
+          <w:tab w:val="num" w:pos="6480"/>
+        </w:tabs>
+        <w:ind w:left="6480" w:hanging="360"/>
+      </w:pPr>
+      <w:rPr>
+        <w:rFonts w:ascii="Symbol" w:hAnsi="Symbol" w:hint="default"/>
+      </w:rPr>
+    </w:lvl>
+  </w:abstractNum>
+  <w:abstractNum w:abstractNumId="10" w15:restartNumberingAfterBreak="0">
     <w:nsid w:val="78E54DE4"/>
     <w:multiLevelType w:val="multilevel"/>
     <w:tmpl w:val="C7B85010"/>
@@ -3604,16 +5320,16 @@
     </w:lvl>
   </w:abstractNum>
   <w:num w:numId="1" w16cid:durableId="1969430271">
+    <w:abstractNumId w:val="8"/>
+  </w:num>
+  <w:num w:numId="2" w16cid:durableId="2109421436">
     <w:abstractNumId w:val="7"/>
   </w:num>
-  <w:num w:numId="2" w16cid:durableId="2109421436">
+  <w:num w:numId="3" w16cid:durableId="287663332">
     <w:abstractNumId w:val="6"/>
   </w:num>
-  <w:num w:numId="3" w16cid:durableId="287663332">
-    <w:abstractNumId w:val="5"/>
-  </w:num>
   <w:num w:numId="4" w16cid:durableId="2096585250">
-    <w:abstractNumId w:val="2"/>
+    <w:abstractNumId w:val="3"/>
   </w:num>
   <w:num w:numId="5" w16cid:durableId="893388986">
     <w:abstractNumId w:val="1"/>
@@ -3622,13 +5338,19 @@
     <w:abstractNumId w:val="0"/>
   </w:num>
   <w:num w:numId="7" w16cid:durableId="613833362">
-    <w:abstractNumId w:val="3"/>
+    <w:abstractNumId w:val="4"/>
   </w:num>
   <w:num w:numId="8" w16cid:durableId="727190594">
-    <w:abstractNumId w:val="4"/>
+    <w:abstractNumId w:val="5"/>
   </w:num>
   <w:num w:numId="9" w16cid:durableId="1772118829">
-    <w:abstractNumId w:val="8"/>
+    <w:abstractNumId w:val="10"/>
+  </w:num>
+  <w:num w:numId="10" w16cid:durableId="335882720">
+    <w:abstractNumId w:val="9"/>
+  </w:num>
+  <w:num w:numId="11" w16cid:durableId="518391178">
+    <w:abstractNumId w:val="2"/>
   </w:num>
 </w:numbering>
 </file>
@@ -4236,6 +5958,7 @@
   <w:style w:type="character" w:default="1" w:styleId="Kappaleenoletusfontti">
     <w:name w:val="Default Paragraph Font"/>
     <w:uiPriority w:val="1"/>
+    <w:semiHidden/>
     <w:unhideWhenUsed/>
   </w:style>
   <w:style w:type="table" w:default="1" w:styleId="Normaalitaulukko">

--- a/TheProspector/Assets/Docs/Related School Work/LUT/Questions and Ideas Pending.docx
+++ b/TheProspector/Assets/Docs/Related School Work/LUT/Questions and Ideas Pending.docx
@@ -801,7 +801,21 @@
           <w:lang w:val="en-GB"/>
         </w:rPr>
         <w:br/>
-        <w:t>Should the band’s country-of-origin suffix (e.g. “.SNO”) be determined from the player’s real-world location instead of a dropdown?</w:t>
+        <w:t xml:space="preserve">Should the band’s country-of-origin suffix (e.g. </w:t>
+      </w:r>
+      <w:proofErr w:type="gramStart"/>
+      <w:r>
+        <w:rPr>
+          <w:lang w:val="en-GB"/>
+        </w:rPr>
+        <w:t>“.SNO</w:t>
+      </w:r>
+      <w:proofErr w:type="gramEnd"/>
+      <w:r>
+        <w:rPr>
+          <w:lang w:val="en-GB"/>
+        </w:rPr>
+        <w:t>”) be determined from the player’s real-world location instead of a dropdown?</w:t>
       </w:r>
     </w:p>
     <w:p>
@@ -3433,31 +3447,7 @@
           <w:bCs/>
           <w:lang w:val="en-GB"/>
         </w:rPr>
-        <w:t>QIP – 01</w:t>
-      </w:r>
-      <w:r>
-        <w:rPr>
-          <w:b/>
-          <w:bCs/>
-          <w:lang w:val="en-GB"/>
-        </w:rPr>
-        <w:t>4</w:t>
-      </w:r>
-      <w:r>
-        <w:rPr>
-          <w:b/>
-          <w:bCs/>
-          <w:lang w:val="en-GB"/>
-        </w:rPr>
-        <w:t xml:space="preserve"> – Conceptualizing the </w:t>
-      </w:r>
-      <w:r>
-        <w:rPr>
-          <w:b/>
-          <w:bCs/>
-          <w:lang w:val="en-GB"/>
-        </w:rPr>
-        <w:t>Keeper Ledger/Band Roster</w:t>
+        <w:t>QIP – 014 – Conceptualizing the Keeper Ledger/Band Roster</w:t>
       </w:r>
     </w:p>
     <w:p>
@@ -3553,11 +3543,6 @@
           <w:lang w:val="en-GB"/>
         </w:rPr>
         <w:br/>
-      </w:r>
-      <w:r>
-        <w:rPr>
-          <w:lang w:val="en-GB"/>
-        </w:rPr>
         <w:t>A folding ledger provides access to the free player actions, and keeper actions.</w:t>
       </w:r>
     </w:p>
@@ -3689,6 +3674,335 @@
           <w:lang w:val="en-GB"/>
         </w:rPr>
       </w:pPr>
+    </w:p>
+    <w:p>
+      <w:pPr>
+        <w:pStyle w:val="Luettelokappale"/>
+        <w:ind w:left="360"/>
+        <w:rPr>
+          <w:b/>
+          <w:bCs/>
+          <w:lang w:val="en-GB"/>
+        </w:rPr>
+      </w:pPr>
+    </w:p>
+    <w:p>
+      <w:pPr>
+        <w:pStyle w:val="Luettelokappale"/>
+        <w:numPr>
+          <w:ilvl w:val="0"/>
+          <w:numId w:val="11"/>
+        </w:numPr>
+        <w:rPr>
+          <w:b/>
+          <w:bCs/>
+          <w:lang w:val="en-GB"/>
+        </w:rPr>
+      </w:pPr>
+      <w:r>
+        <w:rPr>
+          <w:b/>
+          <w:bCs/>
+          <w:lang w:val="en-GB"/>
+        </w:rPr>
+        <w:br/>
+      </w:r>
+    </w:p>
+    <w:p>
+      <w:pPr>
+        <w:pStyle w:val="Luettelokappale"/>
+        <w:ind w:left="360"/>
+        <w:rPr>
+          <w:b/>
+          <w:bCs/>
+          <w:lang w:val="en-GB"/>
+        </w:rPr>
+      </w:pPr>
+      <w:r>
+        <w:rPr>
+          <w:b/>
+          <w:bCs/>
+          <w:lang w:val="en-GB"/>
+        </w:rPr>
+        <w:t>QIP – 01</w:t>
+      </w:r>
+      <w:r>
+        <w:rPr>
+          <w:b/>
+          <w:bCs/>
+          <w:lang w:val="en-GB"/>
+        </w:rPr>
+        <w:t>5</w:t>
+      </w:r>
+      <w:r>
+        <w:rPr>
+          <w:b/>
+          <w:bCs/>
+          <w:lang w:val="en-GB"/>
+        </w:rPr>
+        <w:t xml:space="preserve"> – </w:t>
+      </w:r>
+      <w:r>
+        <w:rPr>
+          <w:b/>
+          <w:bCs/>
+          <w:lang w:val="en-GB"/>
+        </w:rPr>
+        <w:t>A downtime Fidget</w:t>
+      </w:r>
+    </w:p>
+    <w:p>
+      <w:pPr>
+        <w:pStyle w:val="Luettelokappale"/>
+        <w:ind w:left="360"/>
+        <w:rPr>
+          <w:b/>
+          <w:bCs/>
+          <w:lang w:val="en-GB"/>
+        </w:rPr>
+      </w:pPr>
+    </w:p>
+    <w:p>
+      <w:pPr>
+        <w:pStyle w:val="Luettelokappale"/>
+        <w:numPr>
+          <w:ilvl w:val="0"/>
+          <w:numId w:val="10"/>
+        </w:numPr>
+        <w:rPr>
+          <w:b/>
+          <w:bCs/>
+          <w:lang w:val="en-GB"/>
+        </w:rPr>
+      </w:pPr>
+      <w:r>
+        <w:rPr>
+          <w:b/>
+          <w:bCs/>
+          <w:lang w:val="en-GB"/>
+        </w:rPr>
+        <w:t xml:space="preserve">Title: </w:t>
+      </w:r>
+      <w:r>
+        <w:rPr>
+          <w:lang w:val="en-GB"/>
+        </w:rPr>
+        <w:t>When ever a player is waiting for others to finish their turns, there is a fidget spinner type minigame available that has some minimal influence on gameplay but gets taken away at the beginning of the next turn.</w:t>
+      </w:r>
+    </w:p>
+    <w:p>
+      <w:pPr>
+        <w:pStyle w:val="Luettelokappale"/>
+        <w:numPr>
+          <w:ilvl w:val="0"/>
+          <w:numId w:val="10"/>
+        </w:numPr>
+        <w:rPr>
+          <w:b/>
+          <w:bCs/>
+          <w:lang w:val="en-GB"/>
+        </w:rPr>
+      </w:pPr>
+      <w:r>
+        <w:rPr>
+          <w:b/>
+          <w:bCs/>
+          <w:lang w:val="en-GB"/>
+        </w:rPr>
+        <w:t>Category:</w:t>
+      </w:r>
+      <w:r>
+        <w:rPr>
+          <w:lang w:val="en-GB"/>
+        </w:rPr>
+        <w:t xml:space="preserve"> UI &amp; Central Game Play Mechanics</w:t>
+      </w:r>
+    </w:p>
+    <w:p>
+      <w:pPr>
+        <w:pStyle w:val="Luettelokappale"/>
+        <w:numPr>
+          <w:ilvl w:val="0"/>
+          <w:numId w:val="10"/>
+        </w:numPr>
+        <w:rPr>
+          <w:b/>
+          <w:bCs/>
+          <w:lang w:val="en-GB"/>
+        </w:rPr>
+      </w:pPr>
+      <w:r>
+        <w:rPr>
+          <w:b/>
+          <w:bCs/>
+          <w:lang w:val="en-GB"/>
+        </w:rPr>
+        <w:lastRenderedPageBreak/>
+        <w:t>Question / Idea:</w:t>
+      </w:r>
+      <w:r>
+        <w:rPr>
+          <w:lang w:val="en-GB"/>
+        </w:rPr>
+        <w:br/>
+      </w:r>
+      <w:r>
+        <w:rPr>
+          <w:lang w:val="en-GB"/>
+        </w:rPr>
+        <w:t xml:space="preserve">Scribbling of Cassette Art and vandalizing the Keeper’s table </w:t>
+      </w:r>
+    </w:p>
+    <w:p>
+      <w:pPr>
+        <w:pStyle w:val="Luettelokappale"/>
+        <w:numPr>
+          <w:ilvl w:val="0"/>
+          <w:numId w:val="10"/>
+        </w:numPr>
+        <w:rPr>
+          <w:b/>
+          <w:bCs/>
+          <w:lang w:val="en-GB"/>
+        </w:rPr>
+      </w:pPr>
+      <w:r>
+        <w:rPr>
+          <w:b/>
+          <w:bCs/>
+          <w:lang w:val="en-GB"/>
+        </w:rPr>
+        <w:t>Current Thought:</w:t>
+      </w:r>
+    </w:p>
+    <w:p>
+      <w:pPr>
+        <w:pStyle w:val="Luettelokappale"/>
+        <w:numPr>
+          <w:ilvl w:val="1"/>
+          <w:numId w:val="10"/>
+        </w:numPr>
+        <w:rPr>
+          <w:b/>
+          <w:bCs/>
+          <w:lang w:val="en-GB"/>
+        </w:rPr>
+      </w:pPr>
+      <w:r>
+        <w:rPr>
+          <w:lang w:val="en-GB"/>
+        </w:rPr>
+        <w:t xml:space="preserve">For keepers, </w:t>
+      </w:r>
+      <w:r>
+        <w:rPr>
+          <w:lang w:val="en-GB"/>
+        </w:rPr>
+        <w:t xml:space="preserve">the player can doodle things on the </w:t>
+      </w:r>
+      <w:proofErr w:type="gramStart"/>
+      <w:r>
+        <w:rPr>
+          <w:lang w:val="en-GB"/>
+        </w:rPr>
+        <w:t>desk</w:t>
+      </w:r>
+      <w:proofErr w:type="gramEnd"/>
+      <w:r>
+        <w:rPr>
+          <w:lang w:val="en-GB"/>
+        </w:rPr>
+        <w:t xml:space="preserve"> and they stick throughout the game.</w:t>
+      </w:r>
+    </w:p>
+    <w:p>
+      <w:pPr>
+        <w:pStyle w:val="Luettelokappale"/>
+        <w:numPr>
+          <w:ilvl w:val="1"/>
+          <w:numId w:val="10"/>
+        </w:numPr>
+        <w:rPr>
+          <w:b/>
+          <w:bCs/>
+          <w:lang w:val="en-GB"/>
+        </w:rPr>
+      </w:pPr>
+      <w:r>
+        <w:rPr>
+          <w:lang w:val="en-GB"/>
+        </w:rPr>
+        <w:t xml:space="preserve">For other players, </w:t>
+      </w:r>
+      <w:r>
+        <w:rPr>
+          <w:lang w:val="en-GB"/>
+        </w:rPr>
+        <w:t>a scrap paper is available to draw demo tape art etc.</w:t>
+      </w:r>
+    </w:p>
+    <w:p>
+      <w:pPr>
+        <w:pStyle w:val="Luettelokappale"/>
+        <w:numPr>
+          <w:ilvl w:val="0"/>
+          <w:numId w:val="10"/>
+        </w:numPr>
+        <w:rPr>
+          <w:b/>
+          <w:bCs/>
+          <w:lang w:val="en-GB"/>
+        </w:rPr>
+      </w:pPr>
+      <w:r>
+        <w:rPr>
+          <w:b/>
+          <w:bCs/>
+          <w:lang w:val="en-GB"/>
+        </w:rPr>
+        <w:t xml:space="preserve">Priority: </w:t>
+      </w:r>
+      <w:r>
+        <w:rPr>
+          <w:lang w:val="en-GB"/>
+        </w:rPr>
+        <w:t xml:space="preserve">Low. </w:t>
+      </w:r>
+    </w:p>
+    <w:p>
+      <w:pPr>
+        <w:pStyle w:val="Luettelokappale"/>
+        <w:numPr>
+          <w:ilvl w:val="0"/>
+          <w:numId w:val="10"/>
+        </w:numPr>
+        <w:ind w:left="360"/>
+        <w:rPr>
+          <w:b/>
+          <w:bCs/>
+          <w:lang w:val="en-GB"/>
+        </w:rPr>
+      </w:pPr>
+      <w:r>
+        <w:rPr>
+          <w:b/>
+          <w:bCs/>
+          <w:lang w:val="en-GB"/>
+        </w:rPr>
+        <w:t>Blocking:</w:t>
+      </w:r>
+      <w:r>
+        <w:rPr>
+          <w:lang w:val="en-GB"/>
+        </w:rPr>
+        <w:t xml:space="preserve"> </w:t>
+      </w:r>
+      <w:r>
+        <w:rPr>
+          <w:lang w:val="en-GB"/>
+        </w:rPr>
+        <w:t>No.</w:t>
+      </w:r>
     </w:p>
     <w:sectPr>
       <w:pgSz w:w="11906" w:h="16838"/>
@@ -3704,27 +4018,27 @@
 <w:numbering xmlns:wpc="http://schemas.microsoft.com/office/word/2010/wordprocessingCanvas" xmlns:cx="http://schemas.microsoft.com/office/drawing/2014/chartex" xmlns:cx1="http://schemas.microsoft.com/office/drawing/2015/9/8/chartex" xmlns:cx2="http://schemas.microsoft.com/office/drawing/2015/10/21/chartex" xmlns:cx3="http://schemas.microsoft.com/office/drawing/2016/5/9/chartex" xmlns:cx4="http://schemas.microsoft.com/office/drawing/2016/5/10/chartex" xmlns:cx5="http://schemas.microsoft.com/office/drawing/2016/5/11/chartex" xmlns:cx6="http://schemas.microsoft.com/office/drawing/2016/5/12/chartex" xmlns:cx7="http://schemas.microsoft.com/office/drawing/2016/5/13/chartex" xmlns:cx8="http://schemas.microsoft.com/office/drawing/2016/5/14/chartex" xmlns:mc="http://schemas.openxmlformats.org/markup-compatibility/2006" xmlns:aink="http://schemas.microsoft.com/office/drawing/2016/ink" xmlns:am3d="http://schemas.microsoft.com/office/drawing/2017/model3d" xmlns:o="urn:schemas-microsoft-com:office:office" xmlns:oel="http://schemas.microsoft.com/office/2019/extlst" xmlns:r="http://schemas.openxmlformats.org/officeDocument/2006/relationships" xmlns:m="http://schemas.openxmlformats.org/officeDocument/2006/math" xmlns:v="urn:schemas-microsoft-com:vml" xmlns:wp14="http://schemas.microsoft.com/office/word/2010/wordprocessingDrawing" xmlns:wp="http://schemas.openxmlformats.org/drawingml/2006/wordprocessingDrawing" xmlns:w10="urn:schemas-microsoft-com:office:word" xmlns:w="http://schemas.openxmlformats.org/wordprocessingml/2006/main" xmlns:w14="http://schemas.microsoft.com/office/word/2010/wordml" xmlns:w15="http://schemas.microsoft.com/office/word/2012/wordml" xmlns:w16cex="http://schemas.microsoft.com/office/word/2018/wordml/cex" xmlns:w16cid="http://schemas.microsoft.com/office/word/2016/wordml/cid" xmlns:w16="http://schemas.microsoft.com/office/word/2018/wordml" xmlns:w16du="http://schemas.microsoft.com/office/word/2023/wordml/word16du" xmlns:w16sdtdh="http://schemas.microsoft.com/office/word/2020/wordml/sdtdatahash" xmlns:w16sdtfl="http://schemas.microsoft.com/office/word/2024/wordml/sdtformatlock" xmlns:w16se="http://schemas.microsoft.com/office/word/2015/wordml/symex" xmlns:wpg="http://schemas.microsoft.com/office/word/2010/wordprocessingGroup" xmlns:wpi="http://schemas.microsoft.com/office/word/2010/wordprocessingInk" xmlns:wne="http://schemas.microsoft.com/office/word/2006/wordml" xmlns:wps="http://schemas.microsoft.com/office/word/2010/wordprocessingShape" mc:Ignorable="w14 w15 w16se w16cid w16 w16cex w16sdtdh w16sdtfl w16du wp14">
   <w:numPicBullet w:numPicBulletId="0">
     <w:pict>
-      <v:rect id="_x0000_i1051" style="width:0;height:1.5pt" o:hralign="center" o:bullet="t" o:hrstd="t" o:hr="t" fillcolor="#a0a0a0" stroked="f"/>
+      <v:rect id="_x0000_i1025" style="width:0;height:1.5pt" o:hralign="center" o:bullet="t" o:hrstd="t" o:hr="t" fillcolor="#a0a0a0" stroked="f"/>
     </w:pict>
   </w:numPicBullet>
   <w:numPicBullet w:numPicBulletId="1">
     <w:pict>
-      <v:rect id="_x0000_i1052" style="width:0;height:1.5pt" o:hralign="center" o:bullet="t" o:hrstd="t" o:hr="t" fillcolor="#a0a0a0" stroked="f"/>
+      <v:rect id="_x0000_i1026" style="width:0;height:1.5pt" o:hralign="center" o:bullet="t" o:hrstd="t" o:hr="t" fillcolor="#a0a0a0" stroked="f"/>
     </w:pict>
   </w:numPicBullet>
   <w:numPicBullet w:numPicBulletId="2">
     <w:pict>
-      <v:rect id="_x0000_i1053" style="width:0;height:1.5pt" o:hralign="center" o:bullet="t" o:hrstd="t" o:hr="t" fillcolor="#a0a0a0" stroked="f"/>
+      <v:rect id="_x0000_i1027" style="width:0;height:1.5pt" o:hralign="center" o:bullet="t" o:hrstd="t" o:hr="t" fillcolor="#a0a0a0" stroked="f"/>
     </w:pict>
   </w:numPicBullet>
   <w:numPicBullet w:numPicBulletId="3">
     <w:pict>
-      <v:rect id="_x0000_i1054" style="width:0;height:1.5pt" o:hralign="center" o:bullet="t" o:hrstd="t" o:hr="t" fillcolor="#a0a0a0" stroked="f"/>
+      <v:rect id="_x0000_i1028" style="width:0;height:1.5pt" o:hralign="center" o:bullet="t" o:hrstd="t" o:hr="t" fillcolor="#a0a0a0" stroked="f"/>
     </w:pict>
   </w:numPicBullet>
   <w:numPicBullet w:numPicBulletId="4">
     <w:pict>
-      <v:rect id="_x0000_i1055" style="width:0;height:1.5pt" o:hralign="center" o:bullet="t" o:hrstd="t" o:hr="t" fillcolor="#a0a0a0" stroked="f"/>
+      <v:rect id="_x0000_i1029" style="width:0;height:1.5pt" o:hralign="center" o:bullet="t" o:hrstd="t" o:hr="t" fillcolor="#a0a0a0" stroked="f"/>
     </w:pict>
   </w:numPicBullet>
   <w:abstractNum w:abstractNumId="0" w15:restartNumberingAfterBreak="0">

--- a/TheProspector/Assets/Docs/Related School Work/LUT/Questions and Ideas Pending.docx
+++ b/TheProspector/Assets/Docs/Related School Work/LUT/Questions and Ideas Pending.docx
@@ -7,14 +7,12 @@
         <w:rPr>
           <w:b/>
           <w:bCs/>
-          <w:lang w:val="en-GB"/>
-        </w:rPr>
-      </w:pPr>
-      <w:r>
-        <w:rPr>
-          <w:b/>
-          <w:bCs/>
-          <w:lang w:val="en-GB"/>
+        </w:rPr>
+      </w:pPr>
+      <w:r>
+        <w:rPr>
+          <w:b/>
+          <w:bCs/>
         </w:rPr>
         <w:t>QIP-001 – SEMM91 Single-Player Expansion</w:t>
       </w:r>
@@ -25,22 +23,15 @@
           <w:ilvl w:val="0"/>
           <w:numId w:val="1"/>
         </w:numPr>
-        <w:rPr>
-          <w:lang w:val="en-GB"/>
-        </w:rPr>
-      </w:pPr>
-      <w:r>
-        <w:rPr>
-          <w:b/>
-          <w:bCs/>
-          <w:lang w:val="en-GB"/>
+      </w:pPr>
+      <w:r>
+        <w:rPr>
+          <w:b/>
+          <w:bCs/>
         </w:rPr>
         <w:t>Title:</w:t>
       </w:r>
       <w:r>
-        <w:rPr>
-          <w:lang w:val="en-GB"/>
-        </w:rPr>
         <w:t xml:space="preserve"> SEMM91 – Scandinavian Extreme Metal Manager ’91</w:t>
       </w:r>
     </w:p>
@@ -50,22 +41,15 @@
           <w:ilvl w:val="0"/>
           <w:numId w:val="1"/>
         </w:numPr>
-        <w:rPr>
-          <w:lang w:val="en-GB"/>
-        </w:rPr>
-      </w:pPr>
-      <w:r>
-        <w:rPr>
-          <w:b/>
-          <w:bCs/>
-          <w:lang w:val="en-GB"/>
+      </w:pPr>
+      <w:r>
+        <w:rPr>
+          <w:b/>
+          <w:bCs/>
         </w:rPr>
         <w:t>Category:</w:t>
       </w:r>
       <w:r>
-        <w:rPr>
-          <w:lang w:val="en-GB"/>
-        </w:rPr>
         <w:t xml:space="preserve"> Future Version / Expansion</w:t>
       </w:r>
     </w:p>
@@ -75,22 +59,15 @@
           <w:ilvl w:val="0"/>
           <w:numId w:val="1"/>
         </w:numPr>
-        <w:rPr>
-          <w:lang w:val="en-GB"/>
-        </w:rPr>
-      </w:pPr>
-      <w:r>
-        <w:rPr>
-          <w:b/>
-          <w:bCs/>
-          <w:lang w:val="en-GB"/>
+      </w:pPr>
+      <w:r>
+        <w:rPr>
+          <w:b/>
+          <w:bCs/>
         </w:rPr>
         <w:t>Question / Idea:</w:t>
       </w:r>
       <w:r>
-        <w:rPr>
-          <w:lang w:val="en-GB"/>
-        </w:rPr>
         <w:br/>
         <w:t>What is the full feature set, structure, and design of SEMM91 as the expanded single-player version of Demo(n)Tapes?</w:t>
       </w:r>
@@ -101,22 +78,15 @@
           <w:ilvl w:val="0"/>
           <w:numId w:val="1"/>
         </w:numPr>
-        <w:rPr>
-          <w:lang w:val="en-GB"/>
-        </w:rPr>
-      </w:pPr>
-      <w:r>
-        <w:rPr>
-          <w:b/>
-          <w:bCs/>
-          <w:lang w:val="en-GB"/>
+      </w:pPr>
+      <w:r>
+        <w:rPr>
+          <w:b/>
+          <w:bCs/>
         </w:rPr>
         <w:t>Current Thought:</w:t>
       </w:r>
       <w:r>
-        <w:rPr>
-          <w:lang w:val="en-GB"/>
-        </w:rPr>
         <w:br/>
         <w:t>SEMM91 is envisioned as a single-player campaign where the player manages a band with additional systems: record labels, live gigs/tours, illegal notoriety operations, and more detailed career progression.</w:t>
       </w:r>
@@ -127,22 +97,15 @@
           <w:ilvl w:val="0"/>
           <w:numId w:val="1"/>
         </w:numPr>
-        <w:rPr>
-          <w:lang w:val="en-GB"/>
-        </w:rPr>
-      </w:pPr>
-      <w:r>
-        <w:rPr>
-          <w:b/>
-          <w:bCs/>
-          <w:lang w:val="en-GB"/>
+      </w:pPr>
+      <w:r>
+        <w:rPr>
+          <w:b/>
+          <w:bCs/>
         </w:rPr>
         <w:t>Priority:</w:t>
       </w:r>
       <w:r>
-        <w:rPr>
-          <w:lang w:val="en-GB"/>
-        </w:rPr>
         <w:t xml:space="preserve"> Low (long-term vision)</w:t>
       </w:r>
     </w:p>
@@ -152,35 +115,20 @@
           <w:ilvl w:val="0"/>
           <w:numId w:val="1"/>
         </w:numPr>
-        <w:rPr>
-          <w:lang w:val="en-GB"/>
-        </w:rPr>
-      </w:pPr>
-      <w:r>
-        <w:rPr>
-          <w:b/>
-          <w:bCs/>
-          <w:lang w:val="en-GB"/>
+      </w:pPr>
+      <w:r>
+        <w:rPr>
+          <w:b/>
+          <w:bCs/>
         </w:rPr>
         <w:t>Blocking:</w:t>
       </w:r>
       <w:r>
-        <w:rPr>
-          <w:lang w:val="en-GB"/>
-        </w:rPr>
         <w:t xml:space="preserve"> No (does not affect current multiplayer prototype)</w:t>
       </w:r>
     </w:p>
     <w:p>
-      <w:pPr>
-        <w:rPr>
-          <w:lang w:val="en-GB"/>
-        </w:rPr>
-      </w:pPr>
-      <w:r>
-        <w:rPr>
-          <w:lang w:val="en-GB"/>
-        </w:rPr>
+      <w:r>
         <w:pict w14:anchorId="12424FF1">
           <v:rect id="_x0000_i1030" style="width:0;height:1.5pt" o:hralign="center" o:hrstd="t" o:hr="t" fillcolor="#a0a0a0" stroked="f"/>
         </w:pict>
@@ -191,14 +139,12 @@
         <w:rPr>
           <w:b/>
           <w:bCs/>
-          <w:lang w:val="en-GB"/>
-        </w:rPr>
-      </w:pPr>
-      <w:r>
-        <w:rPr>
-          <w:b/>
-          <w:bCs/>
-          <w:lang w:val="en-GB"/>
+        </w:rPr>
+      </w:pPr>
+      <w:r>
+        <w:rPr>
+          <w:b/>
+          <w:bCs/>
         </w:rPr>
         <w:t>QIP-002 – Android / Smart Device Port</w:t>
       </w:r>
@@ -209,22 +155,15 @@
           <w:ilvl w:val="0"/>
           <w:numId w:val="2"/>
         </w:numPr>
-        <w:rPr>
-          <w:lang w:val="en-GB"/>
-        </w:rPr>
-      </w:pPr>
-      <w:r>
-        <w:rPr>
-          <w:b/>
-          <w:bCs/>
-          <w:lang w:val="en-GB"/>
+      </w:pPr>
+      <w:r>
+        <w:rPr>
+          <w:b/>
+          <w:bCs/>
         </w:rPr>
         <w:t>Title:</w:t>
       </w:r>
       <w:r>
-        <w:rPr>
-          <w:lang w:val="en-GB"/>
-        </w:rPr>
         <w:t xml:space="preserve"> Mobile / Android Version</w:t>
       </w:r>
     </w:p>
@@ -234,22 +173,15 @@
           <w:ilvl w:val="0"/>
           <w:numId w:val="2"/>
         </w:numPr>
-        <w:rPr>
-          <w:lang w:val="en-GB"/>
-        </w:rPr>
-      </w:pPr>
-      <w:r>
-        <w:rPr>
-          <w:b/>
-          <w:bCs/>
-          <w:lang w:val="en-GB"/>
+      </w:pPr>
+      <w:r>
+        <w:rPr>
+          <w:b/>
+          <w:bCs/>
         </w:rPr>
         <w:t>Category:</w:t>
       </w:r>
       <w:r>
-        <w:rPr>
-          <w:lang w:val="en-GB"/>
-        </w:rPr>
         <w:t xml:space="preserve"> Platform &amp; Port Concepts</w:t>
       </w:r>
     </w:p>
@@ -259,22 +191,15 @@
           <w:ilvl w:val="0"/>
           <w:numId w:val="2"/>
         </w:numPr>
-        <w:rPr>
-          <w:lang w:val="en-GB"/>
-        </w:rPr>
-      </w:pPr>
-      <w:r>
-        <w:rPr>
-          <w:b/>
-          <w:bCs/>
-          <w:lang w:val="en-GB"/>
+      </w:pPr>
+      <w:r>
+        <w:rPr>
+          <w:b/>
+          <w:bCs/>
         </w:rPr>
         <w:t>Question / Idea:</w:t>
       </w:r>
       <w:r>
-        <w:rPr>
-          <w:lang w:val="en-GB"/>
-        </w:rPr>
         <w:br/>
         <w:t>How should Demo(n)Tapes be adapted into a mobile/smart device game, given the social/audio-heavy Keeper mechanics?</w:t>
       </w:r>
@@ -285,15 +210,11 @@
           <w:ilvl w:val="0"/>
           <w:numId w:val="2"/>
         </w:numPr>
-        <w:rPr>
-          <w:lang w:val="en-GB"/>
-        </w:rPr>
-      </w:pPr>
-      <w:r>
-        <w:rPr>
-          <w:b/>
-          <w:bCs/>
-          <w:lang w:val="en-GB"/>
+      </w:pPr>
+      <w:r>
+        <w:rPr>
+          <w:b/>
+          <w:bCs/>
         </w:rPr>
         <w:t>Current Thought:</w:t>
       </w:r>
@@ -304,14 +225,8 @@
           <w:ilvl w:val="1"/>
           <w:numId w:val="2"/>
         </w:numPr>
-        <w:rPr>
-          <w:lang w:val="en-GB"/>
-        </w:rPr>
-      </w:pPr>
-      <w:r>
-        <w:rPr>
-          <w:lang w:val="en-GB"/>
-        </w:rPr>
+      </w:pPr>
+      <w:r>
         <w:t>Core interaction on mobile is “dragging small boxes into larger boxes and pressing a button.”</w:t>
       </w:r>
     </w:p>
@@ -321,14 +236,8 @@
           <w:ilvl w:val="1"/>
           <w:numId w:val="2"/>
         </w:numPr>
-        <w:rPr>
-          <w:lang w:val="en-GB"/>
-        </w:rPr>
-      </w:pPr>
-      <w:r>
-        <w:rPr>
-          <w:lang w:val="en-GB"/>
-        </w:rPr>
+      </w:pPr>
+      <w:r>
         <w:t>Keeper gameplay and audio-based social interaction do not translate well to casual mobile play.</w:t>
       </w:r>
     </w:p>
@@ -338,14 +247,8 @@
           <w:ilvl w:val="1"/>
           <w:numId w:val="2"/>
         </w:numPr>
-        <w:rPr>
-          <w:lang w:val="en-GB"/>
-        </w:rPr>
-      </w:pPr>
-      <w:r>
-        <w:rPr>
-          <w:lang w:val="en-GB"/>
-        </w:rPr>
+      </w:pPr>
+      <w:r>
         <w:t>A mobile variant might:</w:t>
       </w:r>
     </w:p>
@@ -355,14 +258,8 @@
           <w:ilvl w:val="2"/>
           <w:numId w:val="2"/>
         </w:numPr>
-        <w:rPr>
-          <w:lang w:val="en-GB"/>
-        </w:rPr>
-      </w:pPr>
-      <w:r>
-        <w:rPr>
-          <w:lang w:val="en-GB"/>
-        </w:rPr>
+      </w:pPr>
+      <w:r>
         <w:t>Drop the Keeper role and emigrating host gameplay.</w:t>
       </w:r>
     </w:p>
@@ -372,14 +269,8 @@
           <w:ilvl w:val="2"/>
           <w:numId w:val="2"/>
         </w:numPr>
-        <w:rPr>
-          <w:lang w:val="en-GB"/>
-        </w:rPr>
-      </w:pPr>
-      <w:r>
-        <w:rPr>
-          <w:lang w:val="en-GB"/>
-        </w:rPr>
+      </w:pPr>
+      <w:r>
         <w:t>Focus on tape-exchange between nearby players (proximity-based transfers).</w:t>
       </w:r>
     </w:p>
@@ -389,14 +280,8 @@
           <w:ilvl w:val="2"/>
           <w:numId w:val="2"/>
         </w:numPr>
-        <w:rPr>
-          <w:lang w:val="en-GB"/>
-        </w:rPr>
-      </w:pPr>
-      <w:r>
-        <w:rPr>
-          <w:lang w:val="en-GB"/>
-        </w:rPr>
+      </w:pPr>
+      <w:r>
         <w:t>Use collectibles/trophies visualized as a virtual “battle vest”.</w:t>
       </w:r>
     </w:p>
@@ -406,22 +291,15 @@
           <w:ilvl w:val="0"/>
           <w:numId w:val="2"/>
         </w:numPr>
-        <w:rPr>
-          <w:lang w:val="en-GB"/>
-        </w:rPr>
-      </w:pPr>
-      <w:r>
-        <w:rPr>
-          <w:b/>
-          <w:bCs/>
-          <w:lang w:val="en-GB"/>
+      </w:pPr>
+      <w:r>
+        <w:rPr>
+          <w:b/>
+          <w:bCs/>
         </w:rPr>
         <w:t>Priority:</w:t>
       </w:r>
       <w:r>
-        <w:rPr>
-          <w:lang w:val="en-GB"/>
-        </w:rPr>
         <w:t xml:space="preserve"> Low</w:t>
       </w:r>
     </w:p>
@@ -431,35 +309,20 @@
           <w:ilvl w:val="0"/>
           <w:numId w:val="2"/>
         </w:numPr>
-        <w:rPr>
-          <w:lang w:val="en-GB"/>
-        </w:rPr>
-      </w:pPr>
-      <w:r>
-        <w:rPr>
-          <w:b/>
-          <w:bCs/>
-          <w:lang w:val="en-GB"/>
+      </w:pPr>
+      <w:r>
+        <w:rPr>
+          <w:b/>
+          <w:bCs/>
         </w:rPr>
         <w:t>Blocking:</w:t>
       </w:r>
       <w:r>
-        <w:rPr>
-          <w:lang w:val="en-GB"/>
-        </w:rPr>
         <w:t xml:space="preserve"> No</w:t>
       </w:r>
     </w:p>
     <w:p>
-      <w:pPr>
-        <w:rPr>
-          <w:lang w:val="en-GB"/>
-        </w:rPr>
-      </w:pPr>
-      <w:r>
-        <w:rPr>
-          <w:lang w:val="en-GB"/>
-        </w:rPr>
+      <w:r>
         <w:lastRenderedPageBreak/>
         <w:pict w14:anchorId="15017F89">
           <v:rect id="_x0000_i1031" style="width:0;height:1.5pt" o:hralign="center" o:hrstd="t" o:hr="t" fillcolor="#a0a0a0" stroked="f"/>
@@ -471,14 +334,12 @@
         <w:rPr>
           <w:b/>
           <w:bCs/>
-          <w:lang w:val="en-GB"/>
-        </w:rPr>
-      </w:pPr>
-      <w:r>
-        <w:rPr>
-          <w:b/>
-          <w:bCs/>
-          <w:lang w:val="en-GB"/>
+        </w:rPr>
+      </w:pPr>
+      <w:r>
+        <w:rPr>
+          <w:b/>
+          <w:bCs/>
         </w:rPr>
         <w:t>QIP-003 – Custom Band Logos (Upload &amp; In-Game Editor)</w:t>
       </w:r>
@@ -489,22 +350,15 @@
           <w:ilvl w:val="0"/>
           <w:numId w:val="3"/>
         </w:numPr>
-        <w:rPr>
-          <w:lang w:val="en-GB"/>
-        </w:rPr>
-      </w:pPr>
-      <w:r>
-        <w:rPr>
-          <w:b/>
-          <w:bCs/>
-          <w:lang w:val="en-GB"/>
+      </w:pPr>
+      <w:r>
+        <w:rPr>
+          <w:b/>
+          <w:bCs/>
         </w:rPr>
         <w:t>Title:</w:t>
       </w:r>
       <w:r>
-        <w:rPr>
-          <w:lang w:val="en-GB"/>
-        </w:rPr>
         <w:t xml:space="preserve"> Player-Created Logos</w:t>
       </w:r>
     </w:p>
@@ -514,22 +368,15 @@
           <w:ilvl w:val="0"/>
           <w:numId w:val="3"/>
         </w:numPr>
-        <w:rPr>
-          <w:lang w:val="en-GB"/>
-        </w:rPr>
-      </w:pPr>
-      <w:r>
-        <w:rPr>
-          <w:b/>
-          <w:bCs/>
-          <w:lang w:val="en-GB"/>
+      </w:pPr>
+      <w:r>
+        <w:rPr>
+          <w:b/>
+          <w:bCs/>
         </w:rPr>
         <w:t>Category:</w:t>
       </w:r>
       <w:r>
-        <w:rPr>
-          <w:lang w:val="en-GB"/>
-        </w:rPr>
         <w:t xml:space="preserve"> Customization Features</w:t>
       </w:r>
     </w:p>
@@ -539,22 +386,15 @@
           <w:ilvl w:val="0"/>
           <w:numId w:val="3"/>
         </w:numPr>
-        <w:rPr>
-          <w:lang w:val="en-GB"/>
-        </w:rPr>
-      </w:pPr>
-      <w:r>
-        <w:rPr>
-          <w:b/>
-          <w:bCs/>
-          <w:lang w:val="en-GB"/>
+      </w:pPr>
+      <w:r>
+        <w:rPr>
+          <w:b/>
+          <w:bCs/>
         </w:rPr>
         <w:t>Question / Idea:</w:t>
       </w:r>
       <w:r>
-        <w:rPr>
-          <w:lang w:val="en-GB"/>
-        </w:rPr>
         <w:br/>
         <w:t>Should players be able to provide custom band logos, and if so, how (file upload vs. in-game tool)?</w:t>
       </w:r>
@@ -565,15 +405,11 @@
           <w:ilvl w:val="0"/>
           <w:numId w:val="3"/>
         </w:numPr>
-        <w:rPr>
-          <w:lang w:val="en-GB"/>
-        </w:rPr>
-      </w:pPr>
-      <w:r>
-        <w:rPr>
-          <w:b/>
-          <w:bCs/>
-          <w:lang w:val="en-GB"/>
+      </w:pPr>
+      <w:r>
+        <w:rPr>
+          <w:b/>
+          <w:bCs/>
         </w:rPr>
         <w:t>Current Thought:</w:t>
       </w:r>
@@ -584,14 +420,8 @@
           <w:ilvl w:val="1"/>
           <w:numId w:val="3"/>
         </w:numPr>
-        <w:rPr>
-          <w:lang w:val="en-GB"/>
-        </w:rPr>
-      </w:pPr>
-      <w:r>
-        <w:rPr>
-          <w:lang w:val="en-GB"/>
-        </w:rPr>
+      </w:pPr>
+      <w:r>
         <w:t>Default logo for Not_Saved.SNO is predefined.</w:t>
       </w:r>
     </w:p>
@@ -601,14 +431,8 @@
           <w:ilvl w:val="1"/>
           <w:numId w:val="3"/>
         </w:numPr>
-        <w:rPr>
-          <w:lang w:val="en-GB"/>
-        </w:rPr>
-      </w:pPr>
-      <w:r>
-        <w:rPr>
-          <w:lang w:val="en-GB"/>
-        </w:rPr>
+      </w:pPr>
+      <w:r>
         <w:t>Future features might include:</w:t>
       </w:r>
     </w:p>
@@ -618,14 +442,8 @@
           <w:ilvl w:val="2"/>
           <w:numId w:val="3"/>
         </w:numPr>
-        <w:rPr>
-          <w:lang w:val="en-GB"/>
-        </w:rPr>
-      </w:pPr>
-      <w:r>
-        <w:rPr>
-          <w:lang w:val="en-GB"/>
-        </w:rPr>
+      </w:pPr>
+      <w:r>
         <w:t>Uploading small bitmap images as logos.</w:t>
       </w:r>
     </w:p>
@@ -635,14 +453,8 @@
           <w:ilvl w:val="2"/>
           <w:numId w:val="3"/>
         </w:numPr>
-        <w:rPr>
-          <w:lang w:val="en-GB"/>
-        </w:rPr>
-      </w:pPr>
-      <w:r>
-        <w:rPr>
-          <w:lang w:val="en-GB"/>
-        </w:rPr>
+      </w:pPr>
+      <w:r>
         <w:t>Hosting a simple in-game logo drawing/painting tool.</w:t>
       </w:r>
     </w:p>
@@ -652,22 +464,15 @@
           <w:ilvl w:val="0"/>
           <w:numId w:val="3"/>
         </w:numPr>
-        <w:rPr>
-          <w:lang w:val="en-GB"/>
-        </w:rPr>
-      </w:pPr>
-      <w:r>
-        <w:rPr>
-          <w:b/>
-          <w:bCs/>
-          <w:lang w:val="en-GB"/>
+      </w:pPr>
+      <w:r>
+        <w:rPr>
+          <w:b/>
+          <w:bCs/>
         </w:rPr>
         <w:t>Priority:</w:t>
       </w:r>
       <w:r>
-        <w:rPr>
-          <w:lang w:val="en-GB"/>
-        </w:rPr>
         <w:t xml:space="preserve"> Medium</w:t>
       </w:r>
     </w:p>
@@ -677,35 +482,20 @@
           <w:ilvl w:val="0"/>
           <w:numId w:val="3"/>
         </w:numPr>
-        <w:rPr>
-          <w:lang w:val="en-GB"/>
-        </w:rPr>
-      </w:pPr>
-      <w:r>
-        <w:rPr>
-          <w:b/>
-          <w:bCs/>
-          <w:lang w:val="en-GB"/>
+      </w:pPr>
+      <w:r>
+        <w:rPr>
+          <w:b/>
+          <w:bCs/>
         </w:rPr>
         <w:t>Blocking:</w:t>
       </w:r>
       <w:r>
-        <w:rPr>
-          <w:lang w:val="en-GB"/>
-        </w:rPr>
         <w:t xml:space="preserve"> No (cosmetic / QoL)</w:t>
       </w:r>
     </w:p>
     <w:p>
-      <w:pPr>
-        <w:rPr>
-          <w:lang w:val="en-GB"/>
-        </w:rPr>
-      </w:pPr>
-      <w:r>
-        <w:rPr>
-          <w:lang w:val="en-GB"/>
-        </w:rPr>
+      <w:r>
         <w:pict w14:anchorId="758659F9">
           <v:rect id="_x0000_i1032" style="width:0;height:1.5pt" o:hralign="center" o:hrstd="t" o:hr="t" fillcolor="#a0a0a0" stroked="f"/>
         </w:pict>
@@ -716,14 +506,12 @@
         <w:rPr>
           <w:b/>
           <w:bCs/>
-          <w:lang w:val="en-GB"/>
-        </w:rPr>
-      </w:pPr>
-      <w:r>
-        <w:rPr>
-          <w:b/>
-          <w:bCs/>
-          <w:lang w:val="en-GB"/>
+        </w:rPr>
+      </w:pPr>
+      <w:r>
+        <w:rPr>
+          <w:b/>
+          <w:bCs/>
         </w:rPr>
         <w:t>QIP-004 – Geo-Based Country of Origin</w:t>
       </w:r>
@@ -734,22 +522,15 @@
           <w:ilvl w:val="0"/>
           <w:numId w:val="4"/>
         </w:numPr>
-        <w:rPr>
-          <w:lang w:val="en-GB"/>
-        </w:rPr>
-      </w:pPr>
-      <w:r>
-        <w:rPr>
-          <w:b/>
-          <w:bCs/>
-          <w:lang w:val="en-GB"/>
+      </w:pPr>
+      <w:r>
+        <w:rPr>
+          <w:b/>
+          <w:bCs/>
         </w:rPr>
         <w:t>Title:</w:t>
       </w:r>
       <w:r>
-        <w:rPr>
-          <w:lang w:val="en-GB"/>
-        </w:rPr>
         <w:t xml:space="preserve"> Automatic Country of Origin from Player Location</w:t>
       </w:r>
     </w:p>
@@ -759,22 +540,15 @@
           <w:ilvl w:val="0"/>
           <w:numId w:val="4"/>
         </w:numPr>
-        <w:rPr>
-          <w:lang w:val="en-GB"/>
-        </w:rPr>
-      </w:pPr>
-      <w:r>
-        <w:rPr>
-          <w:b/>
-          <w:bCs/>
-          <w:lang w:val="en-GB"/>
+      </w:pPr>
+      <w:r>
+        <w:rPr>
+          <w:b/>
+          <w:bCs/>
         </w:rPr>
         <w:t>Category:</w:t>
       </w:r>
       <w:r>
-        <w:rPr>
-          <w:lang w:val="en-GB"/>
-        </w:rPr>
         <w:t xml:space="preserve"> UX / Flavour Feature</w:t>
       </w:r>
     </w:p>
@@ -784,37 +558,24 @@
           <w:ilvl w:val="0"/>
           <w:numId w:val="4"/>
         </w:numPr>
-        <w:rPr>
-          <w:lang w:val="en-GB"/>
-        </w:rPr>
-      </w:pPr>
-      <w:r>
-        <w:rPr>
-          <w:b/>
-          <w:bCs/>
-          <w:lang w:val="en-GB"/>
+      </w:pPr>
+      <w:r>
+        <w:rPr>
+          <w:b/>
+          <w:bCs/>
         </w:rPr>
         <w:t>Question / Idea:</w:t>
       </w:r>
       <w:r>
-        <w:rPr>
-          <w:lang w:val="en-GB"/>
-        </w:rPr>
         <w:br/>
         <w:t xml:space="preserve">Should the band’s country-of-origin suffix (e.g. </w:t>
       </w:r>
       <w:proofErr w:type="gramStart"/>
       <w:r>
-        <w:rPr>
-          <w:lang w:val="en-GB"/>
-        </w:rPr>
         <w:t>“.SNO</w:t>
       </w:r>
       <w:proofErr w:type="gramEnd"/>
       <w:r>
-        <w:rPr>
-          <w:lang w:val="en-GB"/>
-        </w:rPr>
         <w:t>”) be determined from the player’s real-world location instead of a dropdown?</w:t>
       </w:r>
     </w:p>
@@ -824,15 +585,11 @@
           <w:ilvl w:val="0"/>
           <w:numId w:val="4"/>
         </w:numPr>
-        <w:rPr>
-          <w:lang w:val="en-GB"/>
-        </w:rPr>
-      </w:pPr>
-      <w:r>
-        <w:rPr>
-          <w:b/>
-          <w:bCs/>
-          <w:lang w:val="en-GB"/>
+      </w:pPr>
+      <w:r>
+        <w:rPr>
+          <w:b/>
+          <w:bCs/>
         </w:rPr>
         <w:t>Current Thought:</w:t>
       </w:r>
@@ -843,14 +600,8 @@
           <w:ilvl w:val="1"/>
           <w:numId w:val="4"/>
         </w:numPr>
-        <w:rPr>
-          <w:lang w:val="en-GB"/>
-        </w:rPr>
-      </w:pPr>
-      <w:r>
-        <w:rPr>
-          <w:lang w:val="en-GB"/>
-        </w:rPr>
+      </w:pPr>
+      <w:r>
         <w:t>Currently designed as a dropdown menu choice.</w:t>
       </w:r>
     </w:p>
@@ -860,14 +611,8 @@
           <w:ilvl w:val="1"/>
           <w:numId w:val="4"/>
         </w:numPr>
-        <w:rPr>
-          <w:lang w:val="en-GB"/>
-        </w:rPr>
-      </w:pPr>
-      <w:r>
-        <w:rPr>
-          <w:lang w:val="en-GB"/>
-        </w:rPr>
+      </w:pPr>
+      <w:r>
         <w:t>Future online version might read approximate user location (within privacy constraints) to auto-set origin.</w:t>
       </w:r>
     </w:p>
@@ -877,22 +622,15 @@
           <w:ilvl w:val="0"/>
           <w:numId w:val="4"/>
         </w:numPr>
-        <w:rPr>
-          <w:lang w:val="en-GB"/>
-        </w:rPr>
-      </w:pPr>
-      <w:r>
-        <w:rPr>
-          <w:b/>
-          <w:bCs/>
-          <w:lang w:val="en-GB"/>
+      </w:pPr>
+      <w:r>
+        <w:rPr>
+          <w:b/>
+          <w:bCs/>
         </w:rPr>
         <w:t>Priority:</w:t>
       </w:r>
       <w:r>
-        <w:rPr>
-          <w:lang w:val="en-GB"/>
-        </w:rPr>
         <w:t xml:space="preserve"> Low</w:t>
       </w:r>
     </w:p>
@@ -902,35 +640,20 @@
           <w:ilvl w:val="0"/>
           <w:numId w:val="4"/>
         </w:numPr>
-        <w:rPr>
-          <w:lang w:val="en-GB"/>
-        </w:rPr>
-      </w:pPr>
-      <w:r>
-        <w:rPr>
-          <w:b/>
-          <w:bCs/>
-          <w:lang w:val="en-GB"/>
+      </w:pPr>
+      <w:r>
+        <w:rPr>
+          <w:b/>
+          <w:bCs/>
         </w:rPr>
         <w:t>Blocking:</w:t>
       </w:r>
       <w:r>
-        <w:rPr>
-          <w:lang w:val="en-GB"/>
-        </w:rPr>
         <w:t xml:space="preserve"> No</w:t>
       </w:r>
     </w:p>
     <w:p>
-      <w:pPr>
-        <w:rPr>
-          <w:lang w:val="en-GB"/>
-        </w:rPr>
-      </w:pPr>
-      <w:r>
-        <w:rPr>
-          <w:lang w:val="en-GB"/>
-        </w:rPr>
+      <w:r>
         <w:pict w14:anchorId="3E368FEE">
           <v:rect id="_x0000_i1033" style="width:0;height:1.5pt" o:hralign="center" o:hrstd="t" o:hr="t" fillcolor="#a0a0a0" stroked="f"/>
         </w:pict>
@@ -941,14 +664,12 @@
         <w:rPr>
           <w:b/>
           <w:bCs/>
-          <w:lang w:val="en-GB"/>
-        </w:rPr>
-      </w:pPr>
-      <w:r>
-        <w:rPr>
-          <w:b/>
-          <w:bCs/>
-          <w:lang w:val="en-GB"/>
+        </w:rPr>
+      </w:pPr>
+      <w:r>
+        <w:rPr>
+          <w:b/>
+          <w:bCs/>
         </w:rPr>
         <w:t>QIP-005 – Extended Genre Systems (Death / Doom / Hybrids)</w:t>
       </w:r>
@@ -959,22 +680,15 @@
           <w:ilvl w:val="0"/>
           <w:numId w:val="5"/>
         </w:numPr>
-        <w:rPr>
-          <w:lang w:val="en-GB"/>
-        </w:rPr>
-      </w:pPr>
-      <w:r>
-        <w:rPr>
-          <w:b/>
-          <w:bCs/>
-          <w:lang w:val="en-GB"/>
+      </w:pPr>
+      <w:r>
+        <w:rPr>
+          <w:b/>
+          <w:bCs/>
         </w:rPr>
         <w:t>Title:</w:t>
       </w:r>
       <w:r>
-        <w:rPr>
-          <w:lang w:val="en-GB"/>
-        </w:rPr>
         <w:t xml:space="preserve"> De-Sacralising &amp; Sacralising Tag-Pairs</w:t>
       </w:r>
     </w:p>
@@ -984,23 +698,16 @@
           <w:ilvl w:val="0"/>
           <w:numId w:val="5"/>
         </w:numPr>
-        <w:rPr>
-          <w:lang w:val="en-GB"/>
-        </w:rPr>
-      </w:pPr>
-      <w:r>
-        <w:rPr>
-          <w:b/>
-          <w:bCs/>
-          <w:lang w:val="en-GB"/>
+      </w:pPr>
+      <w:r>
+        <w:rPr>
+          <w:b/>
+          <w:bCs/>
         </w:rPr>
         <w:lastRenderedPageBreak/>
         <w:t>Category:</w:t>
       </w:r>
       <w:r>
-        <w:rPr>
-          <w:lang w:val="en-GB"/>
-        </w:rPr>
         <w:t xml:space="preserve"> Mechanics – Future Extension</w:t>
       </w:r>
     </w:p>
@@ -1010,22 +717,15 @@
           <w:ilvl w:val="0"/>
           <w:numId w:val="5"/>
         </w:numPr>
-        <w:rPr>
-          <w:lang w:val="en-GB"/>
-        </w:rPr>
-      </w:pPr>
-      <w:r>
-        <w:rPr>
-          <w:b/>
-          <w:bCs/>
-          <w:lang w:val="en-GB"/>
+      </w:pPr>
+      <w:r>
+        <w:rPr>
+          <w:b/>
+          <w:bCs/>
         </w:rPr>
         <w:t>Question / Idea:</w:t>
       </w:r>
       <w:r>
-        <w:rPr>
-          <w:lang w:val="en-GB"/>
-        </w:rPr>
         <w:br/>
         <w:t>How should de-sacralising (tag + NULL-tag) and sacralising (double-tag) systems be fully defined for death metal and doom metal, and how do blackened hybrid genres work mechanically?</w:t>
       </w:r>
@@ -1036,15 +736,11 @@
           <w:ilvl w:val="0"/>
           <w:numId w:val="5"/>
         </w:numPr>
-        <w:rPr>
-          <w:lang w:val="en-GB"/>
-        </w:rPr>
-      </w:pPr>
-      <w:r>
-        <w:rPr>
-          <w:b/>
-          <w:bCs/>
-          <w:lang w:val="en-GB"/>
+      </w:pPr>
+      <w:r>
+        <w:rPr>
+          <w:b/>
+          <w:bCs/>
         </w:rPr>
         <w:t>Current Thought:</w:t>
       </w:r>
@@ -1055,28 +751,18 @@
           <w:ilvl w:val="1"/>
           <w:numId w:val="5"/>
         </w:numPr>
-        <w:rPr>
-          <w:lang w:val="en-GB"/>
-        </w:rPr>
-      </w:pPr>
-      <w:r>
-        <w:rPr>
-          <w:lang w:val="en-GB"/>
-        </w:rPr>
+      </w:pPr>
+      <w:r>
         <w:t xml:space="preserve">Black metal uses </w:t>
       </w:r>
       <w:r>
         <w:rPr>
           <w:b/>
           <w:bCs/>
-          <w:lang w:val="en-GB"/>
         </w:rPr>
         <w:t>re-sacralising tag-pairs</w:t>
       </w:r>
       <w:r>
-        <w:rPr>
-          <w:lang w:val="en-GB"/>
-        </w:rPr>
         <w:t xml:space="preserve"> (tag + anti-tag) as core TRUE-defining mechanic.</w:t>
       </w:r>
     </w:p>
@@ -1086,14 +772,8 @@
           <w:ilvl w:val="1"/>
           <w:numId w:val="5"/>
         </w:numPr>
-        <w:rPr>
-          <w:lang w:val="en-GB"/>
-        </w:rPr>
-      </w:pPr>
-      <w:r>
-        <w:rPr>
-          <w:lang w:val="en-GB"/>
-        </w:rPr>
+      </w:pPr>
+      <w:r>
         <w:t>Death metal and doom metal are hinted to use:</w:t>
       </w:r>
     </w:p>
@@ -1103,14 +783,8 @@
           <w:ilvl w:val="2"/>
           <w:numId w:val="5"/>
         </w:numPr>
-        <w:rPr>
-          <w:lang w:val="en-GB"/>
-        </w:rPr>
-      </w:pPr>
-      <w:r>
-        <w:rPr>
-          <w:lang w:val="en-GB"/>
-        </w:rPr>
+      </w:pPr>
+      <w:r>
         <w:t>De-sacralising tag-pair (tag vs NULL-tag).</w:t>
       </w:r>
     </w:p>
@@ -1120,14 +794,8 @@
           <w:ilvl w:val="2"/>
           <w:numId w:val="5"/>
         </w:numPr>
-        <w:rPr>
-          <w:lang w:val="en-GB"/>
-        </w:rPr>
-      </w:pPr>
-      <w:r>
-        <w:rPr>
-          <w:lang w:val="en-GB"/>
-        </w:rPr>
+      </w:pPr>
+      <w:r>
         <w:t>Sacralising tag-pair (tag + tag).</w:t>
       </w:r>
     </w:p>
@@ -1137,14 +805,8 @@
           <w:ilvl w:val="1"/>
           <w:numId w:val="5"/>
         </w:numPr>
-        <w:rPr>
-          <w:lang w:val="en-GB"/>
-        </w:rPr>
-      </w:pPr>
-      <w:r>
-        <w:rPr>
-          <w:lang w:val="en-GB"/>
-        </w:rPr>
+      </w:pPr>
+      <w:r>
         <w:t>Blackened death / blackened doom would combine multiple tag-pair types and yield better score per track.</w:t>
       </w:r>
     </w:p>
@@ -1154,14 +816,8 @@
           <w:ilvl w:val="1"/>
           <w:numId w:val="5"/>
         </w:numPr>
-        <w:rPr>
-          <w:lang w:val="en-GB"/>
-        </w:rPr>
-      </w:pPr>
-      <w:r>
-        <w:rPr>
-          <w:lang w:val="en-GB"/>
-        </w:rPr>
+      </w:pPr>
+      <w:r>
         <w:t>Marked as “beyond the scope of this project for the time being”.</w:t>
       </w:r>
     </w:p>
@@ -1171,22 +827,15 @@
           <w:ilvl w:val="0"/>
           <w:numId w:val="5"/>
         </w:numPr>
-        <w:rPr>
-          <w:lang w:val="en-GB"/>
-        </w:rPr>
-      </w:pPr>
-      <w:r>
-        <w:rPr>
-          <w:b/>
-          <w:bCs/>
-          <w:lang w:val="en-GB"/>
+      </w:pPr>
+      <w:r>
+        <w:rPr>
+          <w:b/>
+          <w:bCs/>
         </w:rPr>
         <w:t>Priority:</w:t>
       </w:r>
       <w:r>
-        <w:rPr>
-          <w:lang w:val="en-GB"/>
-        </w:rPr>
         <w:t xml:space="preserve"> Medium (interesting design space)</w:t>
       </w:r>
     </w:p>
@@ -1196,35 +845,20 @@
           <w:ilvl w:val="0"/>
           <w:numId w:val="5"/>
         </w:numPr>
-        <w:rPr>
-          <w:lang w:val="en-GB"/>
-        </w:rPr>
-      </w:pPr>
-      <w:r>
-        <w:rPr>
-          <w:b/>
-          <w:bCs/>
-          <w:lang w:val="en-GB"/>
+      </w:pPr>
+      <w:r>
+        <w:rPr>
+          <w:b/>
+          <w:bCs/>
         </w:rPr>
         <w:t>Blocking:</w:t>
       </w:r>
       <w:r>
-        <w:rPr>
-          <w:lang w:val="en-GB"/>
-        </w:rPr>
         <w:t xml:space="preserve"> No (current prototype only needs black metal logic)</w:t>
       </w:r>
     </w:p>
     <w:p>
-      <w:pPr>
-        <w:rPr>
-          <w:lang w:val="en-GB"/>
-        </w:rPr>
-      </w:pPr>
-      <w:r>
-        <w:rPr>
-          <w:lang w:val="en-GB"/>
-        </w:rPr>
+      <w:r>
         <w:pict w14:anchorId="4E3C7BA5">
           <v:rect id="_x0000_i1034" style="width:0;height:1.5pt" o:hralign="center" o:hrstd="t" o:hr="t" fillcolor="#a0a0a0" stroked="f"/>
         </w:pict>
@@ -1235,14 +869,12 @@
         <w:rPr>
           <w:b/>
           <w:bCs/>
-          <w:lang w:val="en-GB"/>
-        </w:rPr>
-      </w:pPr>
-      <w:r>
-        <w:rPr>
-          <w:b/>
-          <w:bCs/>
-          <w:lang w:val="en-GB"/>
+        </w:rPr>
+      </w:pPr>
+      <w:r>
+        <w:rPr>
+          <w:b/>
+          <w:bCs/>
         </w:rPr>
         <w:t>QIP-006 – Band and Collective Systems (Detail Level)</w:t>
       </w:r>
@@ -1253,22 +885,15 @@
           <w:ilvl w:val="0"/>
           <w:numId w:val="6"/>
         </w:numPr>
-        <w:rPr>
-          <w:lang w:val="en-GB"/>
-        </w:rPr>
-      </w:pPr>
-      <w:r>
-        <w:rPr>
-          <w:b/>
-          <w:bCs/>
-          <w:lang w:val="en-GB"/>
+      </w:pPr>
+      <w:r>
+        <w:rPr>
+          <w:b/>
+          <w:bCs/>
         </w:rPr>
         <w:t>Title:</w:t>
       </w:r>
       <w:r>
-        <w:rPr>
-          <w:lang w:val="en-GB"/>
-        </w:rPr>
         <w:t xml:space="preserve"> Detailed Band &amp; Collective Systems</w:t>
       </w:r>
     </w:p>
@@ -1278,22 +903,15 @@
           <w:ilvl w:val="0"/>
           <w:numId w:val="6"/>
         </w:numPr>
-        <w:rPr>
-          <w:lang w:val="en-GB"/>
-        </w:rPr>
-      </w:pPr>
-      <w:r>
-        <w:rPr>
-          <w:b/>
-          <w:bCs/>
-          <w:lang w:val="en-GB"/>
+      </w:pPr>
+      <w:r>
+        <w:rPr>
+          <w:b/>
+          <w:bCs/>
         </w:rPr>
         <w:t>Category:</w:t>
       </w:r>
       <w:r>
-        <w:rPr>
-          <w:lang w:val="en-GB"/>
-        </w:rPr>
         <w:t xml:space="preserve"> Systems Definition</w:t>
       </w:r>
     </w:p>
@@ -1303,22 +921,15 @@
           <w:ilvl w:val="0"/>
           <w:numId w:val="6"/>
         </w:numPr>
-        <w:rPr>
-          <w:lang w:val="en-GB"/>
-        </w:rPr>
-      </w:pPr>
-      <w:r>
-        <w:rPr>
-          <w:b/>
-          <w:bCs/>
-          <w:lang w:val="en-GB"/>
+      </w:pPr>
+      <w:r>
+        <w:rPr>
+          <w:b/>
+          <w:bCs/>
         </w:rPr>
         <w:t>Question / Idea:</w:t>
       </w:r>
       <w:r>
-        <w:rPr>
-          <w:lang w:val="en-GB"/>
-        </w:rPr>
         <w:br/>
         <w:t>What additional mechanics, stats, and UI are needed for band-level and other collective-level systems beyond the basic “collective chooses an action” model?</w:t>
       </w:r>
@@ -1329,15 +940,11 @@
           <w:ilvl w:val="0"/>
           <w:numId w:val="6"/>
         </w:numPr>
-        <w:rPr>
-          <w:lang w:val="en-GB"/>
-        </w:rPr>
-      </w:pPr>
-      <w:r>
-        <w:rPr>
-          <w:b/>
-          <w:bCs/>
-          <w:lang w:val="en-GB"/>
+      </w:pPr>
+      <w:r>
+        <w:rPr>
+          <w:b/>
+          <w:bCs/>
         </w:rPr>
         <w:t>Current Thought:</w:t>
       </w:r>
@@ -1348,14 +955,8 @@
           <w:ilvl w:val="1"/>
           <w:numId w:val="6"/>
         </w:numPr>
-        <w:rPr>
-          <w:lang w:val="en-GB"/>
-        </w:rPr>
-      </w:pPr>
-      <w:r>
-        <w:rPr>
-          <w:lang w:val="en-GB"/>
-        </w:rPr>
+      </w:pPr>
+      <w:r>
         <w:t>Section 4.8 (“Band and Collective Systems”) is a placeholder.</w:t>
       </w:r>
     </w:p>
@@ -1365,14 +966,8 @@
           <w:ilvl w:val="1"/>
           <w:numId w:val="6"/>
         </w:numPr>
-        <w:rPr>
-          <w:lang w:val="en-GB"/>
-        </w:rPr>
-      </w:pPr>
-      <w:r>
-        <w:rPr>
-          <w:lang w:val="en-GB"/>
-        </w:rPr>
+      </w:pPr>
+      <w:r>
         <w:t>Possible future elements:</w:t>
       </w:r>
     </w:p>
@@ -1382,14 +977,8 @@
           <w:ilvl w:val="2"/>
           <w:numId w:val="6"/>
         </w:numPr>
-        <w:rPr>
-          <w:lang w:val="en-GB"/>
-        </w:rPr>
-      </w:pPr>
-      <w:r>
-        <w:rPr>
-          <w:lang w:val="en-GB"/>
-        </w:rPr>
+      </w:pPr>
+      <w:r>
         <w:t>Collective-level resources (cash, reputation, shared tags/aspects).</w:t>
       </w:r>
     </w:p>
@@ -1399,14 +988,8 @@
           <w:ilvl w:val="2"/>
           <w:numId w:val="6"/>
         </w:numPr>
-        <w:rPr>
-          <w:lang w:val="en-GB"/>
-        </w:rPr>
-      </w:pPr>
-      <w:r>
-        <w:rPr>
-          <w:lang w:val="en-GB"/>
-        </w:rPr>
+      </w:pPr>
+      <w:r>
         <w:t>Internal band tensions, breakups, side projects.</w:t>
       </w:r>
     </w:p>
@@ -1416,14 +999,8 @@
           <w:ilvl w:val="2"/>
           <w:numId w:val="6"/>
         </w:numPr>
-        <w:rPr>
-          <w:lang w:val="en-GB"/>
-        </w:rPr>
-      </w:pPr>
-      <w:r>
-        <w:rPr>
-          <w:lang w:val="en-GB"/>
-        </w:rPr>
+      </w:pPr>
+      <w:r>
         <w:t>Extended interactions between multiple collectives (alliances, rivalries).</w:t>
       </w:r>
     </w:p>
@@ -1433,22 +1010,15 @@
           <w:ilvl w:val="0"/>
           <w:numId w:val="6"/>
         </w:numPr>
-        <w:rPr>
-          <w:lang w:val="en-GB"/>
-        </w:rPr>
-      </w:pPr>
-      <w:r>
-        <w:rPr>
-          <w:b/>
-          <w:bCs/>
-          <w:lang w:val="en-GB"/>
+      </w:pPr>
+      <w:r>
+        <w:rPr>
+          <w:b/>
+          <w:bCs/>
         </w:rPr>
         <w:t>Priority:</w:t>
       </w:r>
       <w:r>
-        <w:rPr>
-          <w:lang w:val="en-GB"/>
-        </w:rPr>
         <w:t xml:space="preserve"> Medium</w:t>
       </w:r>
     </w:p>
@@ -1458,36 +1028,21 @@
           <w:ilvl w:val="0"/>
           <w:numId w:val="6"/>
         </w:numPr>
-        <w:rPr>
-          <w:lang w:val="en-GB"/>
-        </w:rPr>
-      </w:pPr>
-      <w:r>
-        <w:rPr>
-          <w:b/>
-          <w:bCs/>
-          <w:lang w:val="en-GB"/>
+      </w:pPr>
+      <w:r>
+        <w:rPr>
+          <w:b/>
+          <w:bCs/>
         </w:rPr>
         <w:lastRenderedPageBreak/>
         <w:t>Blocking:</w:t>
       </w:r>
       <w:r>
-        <w:rPr>
-          <w:lang w:val="en-GB"/>
-        </w:rPr>
         <w:t xml:space="preserve"> No (core loop can function with minimal band-level detail)</w:t>
       </w:r>
     </w:p>
     <w:p>
-      <w:pPr>
-        <w:rPr>
-          <w:lang w:val="en-GB"/>
-        </w:rPr>
-      </w:pPr>
-      <w:r>
-        <w:rPr>
-          <w:lang w:val="en-GB"/>
-        </w:rPr>
+      <w:r>
         <w:pict w14:anchorId="01604F26">
           <v:rect id="_x0000_i1035" style="width:0;height:1.5pt" o:hralign="center" o:hrstd="t" o:hr="t" fillcolor="#a0a0a0" stroked="f"/>
         </w:pict>
@@ -1498,14 +1053,12 @@
         <w:rPr>
           <w:b/>
           <w:bCs/>
-          <w:lang w:val="en-GB"/>
-        </w:rPr>
-      </w:pPr>
-      <w:r>
-        <w:rPr>
-          <w:b/>
-          <w:bCs/>
-          <w:lang w:val="en-GB"/>
+        </w:rPr>
+      </w:pPr>
+      <w:r>
+        <w:rPr>
+          <w:b/>
+          <w:bCs/>
         </w:rPr>
         <w:t>QIP-007 – Multiplayer Mode Details</w:t>
       </w:r>
@@ -1516,22 +1069,15 @@
           <w:ilvl w:val="0"/>
           <w:numId w:val="7"/>
         </w:numPr>
-        <w:rPr>
-          <w:lang w:val="en-GB"/>
-        </w:rPr>
-      </w:pPr>
-      <w:r>
-        <w:rPr>
-          <w:b/>
-          <w:bCs/>
-          <w:lang w:val="en-GB"/>
+      </w:pPr>
+      <w:r>
+        <w:rPr>
+          <w:b/>
+          <w:bCs/>
         </w:rPr>
         <w:t>Title:</w:t>
       </w:r>
       <w:r>
-        <w:rPr>
-          <w:lang w:val="en-GB"/>
-        </w:rPr>
         <w:t xml:space="preserve"> Multiplayer Model &amp; Infrastructure</w:t>
       </w:r>
     </w:p>
@@ -1541,22 +1087,15 @@
           <w:ilvl w:val="0"/>
           <w:numId w:val="7"/>
         </w:numPr>
-        <w:rPr>
-          <w:lang w:val="en-GB"/>
-        </w:rPr>
-      </w:pPr>
-      <w:r>
-        <w:rPr>
-          <w:b/>
-          <w:bCs/>
-          <w:lang w:val="en-GB"/>
+      </w:pPr>
+      <w:r>
+        <w:rPr>
+          <w:b/>
+          <w:bCs/>
         </w:rPr>
         <w:t>Category:</w:t>
       </w:r>
       <w:r>
-        <w:rPr>
-          <w:lang w:val="en-GB"/>
-        </w:rPr>
         <w:t xml:space="preserve"> Networking / Mode Design</w:t>
       </w:r>
     </w:p>
@@ -1566,22 +1105,15 @@
           <w:ilvl w:val="0"/>
           <w:numId w:val="7"/>
         </w:numPr>
-        <w:rPr>
-          <w:lang w:val="en-GB"/>
-        </w:rPr>
-      </w:pPr>
-      <w:r>
-        <w:rPr>
-          <w:b/>
-          <w:bCs/>
-          <w:lang w:val="en-GB"/>
+      </w:pPr>
+      <w:r>
+        <w:rPr>
+          <w:b/>
+          <w:bCs/>
         </w:rPr>
         <w:t>Question / Idea:</w:t>
       </w:r>
       <w:r>
-        <w:rPr>
-          <w:lang w:val="en-GB"/>
-        </w:rPr>
         <w:br/>
         <w:t>How exactly does online multiplayer function (matchmaking, lobbies, game length, reconnection, etc.) for Demo(n)Tapes?</w:t>
       </w:r>
@@ -1592,15 +1124,11 @@
           <w:ilvl w:val="0"/>
           <w:numId w:val="7"/>
         </w:numPr>
-        <w:rPr>
-          <w:lang w:val="en-GB"/>
-        </w:rPr>
-      </w:pPr>
-      <w:r>
-        <w:rPr>
-          <w:b/>
-          <w:bCs/>
-          <w:lang w:val="en-GB"/>
+      </w:pPr>
+      <w:r>
+        <w:rPr>
+          <w:b/>
+          <w:bCs/>
         </w:rPr>
         <w:t>Current Thought:</w:t>
       </w:r>
@@ -1611,14 +1139,8 @@
           <w:ilvl w:val="1"/>
           <w:numId w:val="7"/>
         </w:numPr>
-        <w:rPr>
-          <w:lang w:val="en-GB"/>
-        </w:rPr>
-      </w:pPr>
-      <w:r>
-        <w:rPr>
-          <w:lang w:val="en-GB"/>
-        </w:rPr>
+      </w:pPr>
+      <w:r>
         <w:t>Section 4.9 (“Multiplayer Mode”) is currently only a heading.</w:t>
       </w:r>
     </w:p>
@@ -1628,14 +1150,8 @@
           <w:ilvl w:val="1"/>
           <w:numId w:val="7"/>
         </w:numPr>
-        <w:rPr>
-          <w:lang w:val="en-GB"/>
-        </w:rPr>
-      </w:pPr>
-      <w:r>
-        <w:rPr>
-          <w:lang w:val="en-GB"/>
-        </w:rPr>
+      </w:pPr>
+      <w:r>
         <w:t>Open questions:</w:t>
       </w:r>
     </w:p>
@@ -1645,14 +1161,8 @@
           <w:ilvl w:val="2"/>
           <w:numId w:val="7"/>
         </w:numPr>
-        <w:rPr>
-          <w:lang w:val="en-GB"/>
-        </w:rPr>
-      </w:pPr>
-      <w:r>
-        <w:rPr>
-          <w:lang w:val="en-GB"/>
-        </w:rPr>
+      </w:pPr>
+      <w:r>
         <w:t>Number of players per session.</w:t>
       </w:r>
     </w:p>
@@ -1662,14 +1172,8 @@
           <w:ilvl w:val="2"/>
           <w:numId w:val="7"/>
         </w:numPr>
-        <w:rPr>
-          <w:lang w:val="en-GB"/>
-        </w:rPr>
-      </w:pPr>
-      <w:r>
-        <w:rPr>
-          <w:lang w:val="en-GB"/>
-        </w:rPr>
+      </w:pPr>
+      <w:r>
         <w:t>Host/authority model (dedicated server vs. host player).</w:t>
       </w:r>
     </w:p>
@@ -1679,14 +1183,8 @@
           <w:ilvl w:val="2"/>
           <w:numId w:val="7"/>
         </w:numPr>
-        <w:rPr>
-          <w:lang w:val="en-GB"/>
-        </w:rPr>
-      </w:pPr>
-      <w:r>
-        <w:rPr>
-          <w:lang w:val="en-GB"/>
-        </w:rPr>
+      </w:pPr>
+      <w:r>
         <w:t>How Keepers are handled across disconnects/joins.</w:t>
       </w:r>
     </w:p>
@@ -1696,14 +1194,8 @@
           <w:ilvl w:val="2"/>
           <w:numId w:val="7"/>
         </w:numPr>
-        <w:rPr>
-          <w:lang w:val="en-GB"/>
-        </w:rPr>
-      </w:pPr>
-      <w:r>
-        <w:rPr>
-          <w:lang w:val="en-GB"/>
-        </w:rPr>
+      </w:pPr>
+      <w:r>
         <w:t>Persistence (single long campaign vs. shorter matches).</w:t>
       </w:r>
     </w:p>
@@ -1713,22 +1205,15 @@
           <w:ilvl w:val="0"/>
           <w:numId w:val="7"/>
         </w:numPr>
-        <w:rPr>
-          <w:lang w:val="en-GB"/>
-        </w:rPr>
-      </w:pPr>
-      <w:r>
-        <w:rPr>
-          <w:b/>
-          <w:bCs/>
-          <w:lang w:val="en-GB"/>
+      </w:pPr>
+      <w:r>
+        <w:rPr>
+          <w:b/>
+          <w:bCs/>
         </w:rPr>
         <w:t>Priority:</w:t>
       </w:r>
       <w:r>
-        <w:rPr>
-          <w:lang w:val="en-GB"/>
-        </w:rPr>
         <w:t xml:space="preserve"> High (for a fully playable online release)</w:t>
       </w:r>
     </w:p>
@@ -1738,35 +1223,20 @@
           <w:ilvl w:val="0"/>
           <w:numId w:val="7"/>
         </w:numPr>
-        <w:rPr>
-          <w:lang w:val="en-GB"/>
-        </w:rPr>
-      </w:pPr>
-      <w:r>
-        <w:rPr>
-          <w:b/>
-          <w:bCs/>
-          <w:lang w:val="en-GB"/>
+      </w:pPr>
+      <w:r>
+        <w:rPr>
+          <w:b/>
+          <w:bCs/>
         </w:rPr>
         <w:t>Blocking:</w:t>
       </w:r>
       <w:r>
-        <w:rPr>
-          <w:lang w:val="en-GB"/>
-        </w:rPr>
         <w:t xml:space="preserve"> Potentially blocking for shipping a real online prototype, but not for paper/boardgame-style prototype or local testing.</w:t>
       </w:r>
     </w:p>
     <w:p>
-      <w:pPr>
-        <w:rPr>
-          <w:lang w:val="en-GB"/>
-        </w:rPr>
-      </w:pPr>
-      <w:r>
-        <w:rPr>
-          <w:lang w:val="en-GB"/>
-        </w:rPr>
+      <w:r>
         <w:pict w14:anchorId="66C90EFD">
           <v:rect id="_x0000_i1036" style="width:0;height:1.5pt" o:hralign="center" o:hrstd="t" o:hr="t" fillcolor="#a0a0a0" stroked="f"/>
         </w:pict>
@@ -1777,14 +1247,12 @@
         <w:rPr>
           <w:b/>
           <w:bCs/>
-          <w:lang w:val="en-GB"/>
-        </w:rPr>
-      </w:pPr>
-      <w:r>
-        <w:rPr>
-          <w:b/>
-          <w:bCs/>
-          <w:lang w:val="en-GB"/>
+        </w:rPr>
+      </w:pPr>
+      <w:r>
+        <w:rPr>
+          <w:b/>
+          <w:bCs/>
         </w:rPr>
         <w:t>QIP-008 – Business Model, DLC, and Monetization</w:t>
       </w:r>
@@ -1795,22 +1263,15 @@
           <w:ilvl w:val="0"/>
           <w:numId w:val="8"/>
         </w:numPr>
-        <w:rPr>
-          <w:lang w:val="en-GB"/>
-        </w:rPr>
-      </w:pPr>
-      <w:r>
-        <w:rPr>
-          <w:b/>
-          <w:bCs/>
-          <w:lang w:val="en-GB"/>
+      </w:pPr>
+      <w:r>
+        <w:rPr>
+          <w:b/>
+          <w:bCs/>
         </w:rPr>
         <w:t>Title:</w:t>
       </w:r>
       <w:r>
-        <w:rPr>
-          <w:lang w:val="en-GB"/>
-        </w:rPr>
         <w:t xml:space="preserve"> Business / Monetization Strategy</w:t>
       </w:r>
     </w:p>
@@ -1820,22 +1281,15 @@
           <w:ilvl w:val="0"/>
           <w:numId w:val="8"/>
         </w:numPr>
-        <w:rPr>
-          <w:lang w:val="en-GB"/>
-        </w:rPr>
-      </w:pPr>
-      <w:r>
-        <w:rPr>
-          <w:b/>
-          <w:bCs/>
-          <w:lang w:val="en-GB"/>
+      </w:pPr>
+      <w:r>
+        <w:rPr>
+          <w:b/>
+          <w:bCs/>
         </w:rPr>
         <w:t>Category:</w:t>
       </w:r>
       <w:r>
-        <w:rPr>
-          <w:lang w:val="en-GB"/>
-        </w:rPr>
         <w:t xml:space="preserve"> Business Definitions</w:t>
       </w:r>
     </w:p>
@@ -1845,22 +1299,15 @@
           <w:ilvl w:val="0"/>
           <w:numId w:val="8"/>
         </w:numPr>
-        <w:rPr>
-          <w:lang w:val="en-GB"/>
-        </w:rPr>
-      </w:pPr>
-      <w:r>
-        <w:rPr>
-          <w:b/>
-          <w:bCs/>
-          <w:lang w:val="en-GB"/>
+      </w:pPr>
+      <w:r>
+        <w:rPr>
+          <w:b/>
+          <w:bCs/>
         </w:rPr>
         <w:t>Question / Idea:</w:t>
       </w:r>
       <w:r>
-        <w:rPr>
-          <w:lang w:val="en-GB"/>
-        </w:rPr>
         <w:br/>
         <w:t>What is the intended business model for Demo(n)Tapes and potential later versions (SEMM91, expansions, DLC, in-app purchases)?</w:t>
       </w:r>
@@ -1871,15 +1318,11 @@
           <w:ilvl w:val="0"/>
           <w:numId w:val="8"/>
         </w:numPr>
-        <w:rPr>
-          <w:lang w:val="en-GB"/>
-        </w:rPr>
-      </w:pPr>
-      <w:r>
-        <w:rPr>
-          <w:b/>
-          <w:bCs/>
-          <w:lang w:val="en-GB"/>
+      </w:pPr>
+      <w:r>
+        <w:rPr>
+          <w:b/>
+          <w:bCs/>
         </w:rPr>
         <w:t>Current Thought:</w:t>
       </w:r>
@@ -1890,14 +1333,8 @@
           <w:ilvl w:val="1"/>
           <w:numId w:val="8"/>
         </w:numPr>
-        <w:rPr>
-          <w:lang w:val="en-GB"/>
-        </w:rPr>
-      </w:pPr>
-      <w:r>
-        <w:rPr>
-          <w:lang w:val="en-GB"/>
-        </w:rPr>
+      </w:pPr>
+      <w:r>
         <w:t>Current stance: project is an art piece and not reliant on commercial success.</w:t>
       </w:r>
     </w:p>
@@ -1907,14 +1344,8 @@
           <w:ilvl w:val="1"/>
           <w:numId w:val="8"/>
         </w:numPr>
-        <w:rPr>
-          <w:lang w:val="en-GB"/>
-        </w:rPr>
-      </w:pPr>
-      <w:r>
-        <w:rPr>
-          <w:lang w:val="en-GB"/>
-        </w:rPr>
+      </w:pPr>
+      <w:r>
         <w:t>Possible future approaches:</w:t>
       </w:r>
     </w:p>
@@ -1924,14 +1355,8 @@
           <w:ilvl w:val="2"/>
           <w:numId w:val="8"/>
         </w:numPr>
-        <w:rPr>
-          <w:lang w:val="en-GB"/>
-        </w:rPr>
-      </w:pPr>
-      <w:r>
-        <w:rPr>
-          <w:lang w:val="en-GB"/>
-        </w:rPr>
+      </w:pPr>
+      <w:r>
         <w:t>Free base game with cosmetic DLC or expansions.</w:t>
       </w:r>
     </w:p>
@@ -1941,14 +1366,8 @@
           <w:ilvl w:val="2"/>
           <w:numId w:val="8"/>
         </w:numPr>
-        <w:rPr>
-          <w:lang w:val="en-GB"/>
-        </w:rPr>
-      </w:pPr>
-      <w:r>
-        <w:rPr>
-          <w:lang w:val="en-GB"/>
-        </w:rPr>
+      </w:pPr>
+      <w:r>
         <w:lastRenderedPageBreak/>
         <w:t>Paid SEMM91 as a full product, with Demo(n)Tapes remaining a demo/teaser.</w:t>
       </w:r>
@@ -1959,14 +1378,8 @@
           <w:ilvl w:val="2"/>
           <w:numId w:val="8"/>
         </w:numPr>
-        <w:rPr>
-          <w:lang w:val="en-GB"/>
-        </w:rPr>
-      </w:pPr>
-      <w:r>
-        <w:rPr>
-          <w:lang w:val="en-GB"/>
-        </w:rPr>
+      </w:pPr>
+      <w:r>
         <w:t>No monetization at all, purely portfolio/art.</w:t>
       </w:r>
     </w:p>
@@ -1976,22 +1389,15 @@
           <w:ilvl w:val="0"/>
           <w:numId w:val="8"/>
         </w:numPr>
-        <w:rPr>
-          <w:lang w:val="en-GB"/>
-        </w:rPr>
-      </w:pPr>
-      <w:r>
-        <w:rPr>
-          <w:b/>
-          <w:bCs/>
-          <w:lang w:val="en-GB"/>
+      </w:pPr>
+      <w:r>
+        <w:rPr>
+          <w:b/>
+          <w:bCs/>
         </w:rPr>
         <w:t>Priority:</w:t>
       </w:r>
       <w:r>
-        <w:rPr>
-          <w:lang w:val="en-GB"/>
-        </w:rPr>
         <w:t xml:space="preserve"> Low for current course project</w:t>
       </w:r>
     </w:p>
@@ -2001,35 +1407,20 @@
           <w:ilvl w:val="0"/>
           <w:numId w:val="8"/>
         </w:numPr>
-        <w:rPr>
-          <w:lang w:val="en-GB"/>
-        </w:rPr>
-      </w:pPr>
-      <w:r>
-        <w:rPr>
-          <w:b/>
-          <w:bCs/>
-          <w:lang w:val="en-GB"/>
+      </w:pPr>
+      <w:r>
+        <w:rPr>
+          <w:b/>
+          <w:bCs/>
         </w:rPr>
         <w:t>Blocking:</w:t>
       </w:r>
       <w:r>
-        <w:rPr>
-          <w:lang w:val="en-GB"/>
-        </w:rPr>
         <w:t xml:space="preserve"> No</w:t>
       </w:r>
     </w:p>
     <w:p>
-      <w:pPr>
-        <w:rPr>
-          <w:lang w:val="en-GB"/>
-        </w:rPr>
-      </w:pPr>
-      <w:r>
-        <w:rPr>
-          <w:lang w:val="en-GB"/>
-        </w:rPr>
+      <w:r>
         <w:pict w14:anchorId="4A50E3DE">
           <v:rect id="_x0000_i1037" style="width:0;height:1.5pt" o:hralign="center" o:hrstd="t" o:hr="t" fillcolor="#a0a0a0" stroked="f"/>
         </w:pict>
@@ -2040,14 +1431,12 @@
         <w:rPr>
           <w:b/>
           <w:bCs/>
-          <w:lang w:val="en-GB"/>
-        </w:rPr>
-      </w:pPr>
-      <w:r>
-        <w:rPr>
-          <w:b/>
-          <w:bCs/>
-          <w:lang w:val="en-GB"/>
+        </w:rPr>
+      </w:pPr>
+      <w:r>
+        <w:rPr>
+          <w:b/>
+          <w:bCs/>
         </w:rPr>
         <w:t>QIP-009 – Concept Art, Story &amp; World Progression Detail</w:t>
       </w:r>
@@ -2058,22 +1447,15 @@
           <w:ilvl w:val="0"/>
           <w:numId w:val="9"/>
         </w:numPr>
-        <w:rPr>
-          <w:lang w:val="en-GB"/>
-        </w:rPr>
-      </w:pPr>
-      <w:r>
-        <w:rPr>
-          <w:b/>
-          <w:bCs/>
-          <w:lang w:val="en-GB"/>
+      </w:pPr>
+      <w:r>
+        <w:rPr>
+          <w:b/>
+          <w:bCs/>
         </w:rPr>
         <w:t>Title:</w:t>
       </w:r>
       <w:r>
-        <w:rPr>
-          <w:lang w:val="en-GB"/>
-        </w:rPr>
         <w:t xml:space="preserve"> Detailed Story, Progression &amp; Concept Art</w:t>
       </w:r>
     </w:p>
@@ -2083,22 +1465,15 @@
           <w:ilvl w:val="0"/>
           <w:numId w:val="9"/>
         </w:numPr>
-        <w:rPr>
-          <w:lang w:val="en-GB"/>
-        </w:rPr>
-      </w:pPr>
-      <w:r>
-        <w:rPr>
-          <w:b/>
-          <w:bCs/>
-          <w:lang w:val="en-GB"/>
+      </w:pPr>
+      <w:r>
+        <w:rPr>
+          <w:b/>
+          <w:bCs/>
         </w:rPr>
         <w:t>Category:</w:t>
       </w:r>
       <w:r>
-        <w:rPr>
-          <w:lang w:val="en-GB"/>
-        </w:rPr>
         <w:t xml:space="preserve"> Narrative &amp; Visuals</w:t>
       </w:r>
     </w:p>
@@ -2108,22 +1483,15 @@
           <w:ilvl w:val="0"/>
           <w:numId w:val="9"/>
         </w:numPr>
-        <w:rPr>
-          <w:lang w:val="en-GB"/>
-        </w:rPr>
-      </w:pPr>
-      <w:r>
-        <w:rPr>
-          <w:b/>
-          <w:bCs/>
-          <w:lang w:val="en-GB"/>
+      </w:pPr>
+      <w:r>
+        <w:rPr>
+          <w:b/>
+          <w:bCs/>
         </w:rPr>
         <w:t>Question / Idea:</w:t>
       </w:r>
       <w:r>
-        <w:rPr>
-          <w:lang w:val="en-GB"/>
-        </w:rPr>
         <w:br/>
         <w:t>How much detailed story, world progression (World 1, World 2, etc.), and concept art is needed beyond high-level summaries?</w:t>
       </w:r>
@@ -2134,15 +1502,11 @@
           <w:ilvl w:val="0"/>
           <w:numId w:val="9"/>
         </w:numPr>
-        <w:rPr>
-          <w:lang w:val="en-GB"/>
-        </w:rPr>
-      </w:pPr>
-      <w:r>
-        <w:rPr>
-          <w:b/>
-          <w:bCs/>
-          <w:lang w:val="en-GB"/>
+      </w:pPr>
+      <w:r>
+        <w:rPr>
+          <w:b/>
+          <w:bCs/>
         </w:rPr>
         <w:t>Current Thought:</w:t>
       </w:r>
@@ -2153,14 +1517,8 @@
           <w:ilvl w:val="1"/>
           <w:numId w:val="9"/>
         </w:numPr>
-        <w:rPr>
-          <w:lang w:val="en-GB"/>
-        </w:rPr>
-      </w:pPr>
-      <w:r>
-        <w:rPr>
-          <w:lang w:val="en-GB"/>
-        </w:rPr>
+      </w:pPr>
+      <w:r>
         <w:t>Sections 5, 7.1, 7.2, 7.9 are mainly placeholders.</w:t>
       </w:r>
     </w:p>
@@ -2170,14 +1528,8 @@
           <w:ilvl w:val="1"/>
           <w:numId w:val="9"/>
         </w:numPr>
-        <w:rPr>
-          <w:lang w:val="en-GB"/>
-        </w:rPr>
-      </w:pPr>
-      <w:r>
-        <w:rPr>
-          <w:lang w:val="en-GB"/>
-        </w:rPr>
+      </w:pPr>
+      <w:r>
         <w:t>For the introduction course, brief summaries are sufficient; full campaign/story arcs, multi-world structures and a full concept art book are not required.</w:t>
       </w:r>
     </w:p>
@@ -2187,14 +1539,8 @@
           <w:ilvl w:val="1"/>
           <w:numId w:val="9"/>
         </w:numPr>
-        <w:rPr>
-          <w:lang w:val="en-GB"/>
-        </w:rPr>
-      </w:pPr>
-      <w:r>
-        <w:rPr>
-          <w:lang w:val="en-GB"/>
-        </w:rPr>
+      </w:pPr>
+      <w:r>
         <w:t>There should be no detailed story beyond the background of the scene before turn 1. This background could be somewhat RNG/Procedural Gen, so “TRUE” could have different starting positions.</w:t>
       </w:r>
     </w:p>
@@ -2204,22 +1550,15 @@
           <w:ilvl w:val="0"/>
           <w:numId w:val="9"/>
         </w:numPr>
-        <w:rPr>
-          <w:lang w:val="en-GB"/>
-        </w:rPr>
-      </w:pPr>
-      <w:r>
-        <w:rPr>
-          <w:b/>
-          <w:bCs/>
-          <w:lang w:val="en-GB"/>
+      </w:pPr>
+      <w:r>
+        <w:rPr>
+          <w:b/>
+          <w:bCs/>
         </w:rPr>
         <w:t>Priority:</w:t>
       </w:r>
       <w:r>
-        <w:rPr>
-          <w:lang w:val="en-GB"/>
-        </w:rPr>
         <w:t xml:space="preserve"> Medium (strong thematic support, but non-essential)</w:t>
       </w:r>
     </w:p>
@@ -2229,31 +1568,21 @@
           <w:ilvl w:val="0"/>
           <w:numId w:val="9"/>
         </w:numPr>
-        <w:rPr>
-          <w:lang w:val="en-GB"/>
-        </w:rPr>
-      </w:pPr>
-      <w:r>
-        <w:rPr>
-          <w:b/>
-          <w:bCs/>
-          <w:lang w:val="en-GB"/>
+      </w:pPr>
+      <w:r>
+        <w:rPr>
+          <w:b/>
+          <w:bCs/>
         </w:rPr>
         <w:t>Blocking:</w:t>
       </w:r>
       <w:r>
-        <w:rPr>
-          <w:lang w:val="en-GB"/>
-        </w:rPr>
         <w:t xml:space="preserve"> No</w:t>
       </w:r>
     </w:p>
     <w:p>
       <w:pPr>
         <w:pStyle w:val="Luettelokappale"/>
-        <w:rPr>
-          <w:lang w:val="en-GB"/>
-        </w:rPr>
       </w:pPr>
     </w:p>
     <w:p>
@@ -2263,24 +1592,19 @@
           <w:ilvl w:val="0"/>
           <w:numId w:val="11"/>
         </w:numPr>
-        <w:rPr>
-          <w:lang w:val="en-GB"/>
-        </w:rPr>
-      </w:pPr>
-    </w:p>
-    <w:p>
-      <w:pPr>
-        <w:rPr>
-          <w:b/>
-          <w:bCs/>
-          <w:lang w:val="en-GB"/>
-        </w:rPr>
-      </w:pPr>
-      <w:r>
-        <w:rPr>
-          <w:b/>
-          <w:bCs/>
-          <w:lang w:val="en-GB"/>
+      </w:pPr>
+    </w:p>
+    <w:p>
+      <w:pPr>
+        <w:rPr>
+          <w:b/>
+          <w:bCs/>
+        </w:rPr>
+      </w:pPr>
+      <w:r>
+        <w:rPr>
+          <w:b/>
+          <w:bCs/>
         </w:rPr>
         <w:t>QIP – 010 – Conceptualizing the main screen</w:t>
       </w:r>
@@ -2295,27 +1619,19 @@
         <w:rPr>
           <w:b/>
           <w:bCs/>
-          <w:lang w:val="en-GB"/>
-        </w:rPr>
-      </w:pPr>
-      <w:r>
-        <w:rPr>
-          <w:b/>
-          <w:bCs/>
-          <w:lang w:val="en-GB"/>
+        </w:rPr>
+      </w:pPr>
+      <w:r>
+        <w:rPr>
+          <w:b/>
+          <w:bCs/>
         </w:rPr>
         <w:t xml:space="preserve">Title: </w:t>
       </w:r>
       <w:r>
-        <w:rPr>
-          <w:lang w:val="en-GB"/>
-        </w:rPr>
         <w:t xml:space="preserve">The main window while in play </w:t>
       </w:r>
       <w:r>
-        <w:rPr>
-          <w:lang w:val="en-GB"/>
-        </w:rPr>
         <w:t>(accessible for all players)</w:t>
       </w:r>
     </w:p>
@@ -2329,21 +1645,16 @@
         <w:rPr>
           <w:b/>
           <w:bCs/>
-          <w:lang w:val="en-GB"/>
-        </w:rPr>
-      </w:pPr>
-      <w:r>
-        <w:rPr>
-          <w:b/>
-          <w:bCs/>
-          <w:lang w:val="en-GB"/>
+        </w:rPr>
+      </w:pPr>
+      <w:r>
+        <w:rPr>
+          <w:b/>
+          <w:bCs/>
         </w:rPr>
         <w:t>Category:</w:t>
       </w:r>
       <w:r>
-        <w:rPr>
-          <w:lang w:val="en-GB"/>
-        </w:rPr>
         <w:t xml:space="preserve"> UI &amp; Central Game Play Mechanics</w:t>
       </w:r>
     </w:p>
@@ -2357,28 +1668,20 @@
         <w:rPr>
           <w:b/>
           <w:bCs/>
-          <w:lang w:val="en-GB"/>
-        </w:rPr>
-      </w:pPr>
-      <w:r>
-        <w:rPr>
-          <w:b/>
-          <w:bCs/>
-          <w:lang w:val="en-GB"/>
+        </w:rPr>
+      </w:pPr>
+      <w:r>
+        <w:rPr>
+          <w:b/>
+          <w:bCs/>
         </w:rPr>
         <w:t>Question / Idea:</w:t>
       </w:r>
       <w:r>
-        <w:rPr>
-          <w:lang w:val="en-GB"/>
-        </w:rPr>
         <w:br/>
         <w:t>What does the actual game screen look like at the beginning of the turn?</w:t>
       </w:r>
       <w:r>
-        <w:rPr>
-          <w:lang w:val="en-GB"/>
-        </w:rPr>
         <w:t xml:space="preserve"> How does it serve The Keeper? The Player? The Outcast?</w:t>
       </w:r>
     </w:p>
@@ -2392,14 +1695,12 @@
         <w:rPr>
           <w:b/>
           <w:bCs/>
-          <w:lang w:val="en-GB"/>
-        </w:rPr>
-      </w:pPr>
-      <w:r>
-        <w:rPr>
-          <w:b/>
-          <w:bCs/>
-          <w:lang w:val="en-GB"/>
+        </w:rPr>
+      </w:pPr>
+      <w:r>
+        <w:rPr>
+          <w:b/>
+          <w:bCs/>
         </w:rPr>
         <w:t>Current Thought:</w:t>
       </w:r>
@@ -2414,13 +1715,9 @@
         <w:rPr>
           <w:b/>
           <w:bCs/>
-          <w:lang w:val="en-GB"/>
-        </w:rPr>
-      </w:pPr>
-      <w:r>
-        <w:rPr>
-          <w:lang w:val="en-GB"/>
-        </w:rPr>
+        </w:rPr>
+      </w:pPr>
+      <w:r>
         <w:t xml:space="preserve">The screen must depict a gaming board of some sort. The most important thing it does is establishing “TRUE” to the players – to show them what tags are in play and in what position. </w:t>
       </w:r>
     </w:p>
@@ -2434,13 +1731,9 @@
         <w:rPr>
           <w:b/>
           <w:bCs/>
-          <w:lang w:val="en-GB"/>
-        </w:rPr>
-      </w:pPr>
-      <w:r>
-        <w:rPr>
-          <w:lang w:val="en-GB"/>
-        </w:rPr>
+        </w:rPr>
+      </w:pPr>
+      <w:r>
         <w:lastRenderedPageBreak/>
         <w:t>Only the Keeper can directly interact with the pieces on the board, within the confines of their Pull trait. The players should see in real time these interactions.</w:t>
       </w:r>
@@ -2455,13 +1748,9 @@
         <w:rPr>
           <w:b/>
           <w:bCs/>
-          <w:lang w:val="en-GB"/>
-        </w:rPr>
-      </w:pPr>
-      <w:r>
-        <w:rPr>
-          <w:lang w:val="en-GB"/>
-        </w:rPr>
+        </w:rPr>
+      </w:pPr>
+      <w:r>
         <w:t xml:space="preserve">There should also be an individual area on the main screen per player, which could host mail, for example. </w:t>
       </w:r>
     </w:p>
@@ -2475,13 +1764,9 @@
         <w:rPr>
           <w:b/>
           <w:bCs/>
-          <w:lang w:val="en-GB"/>
-        </w:rPr>
-      </w:pPr>
-      <w:r>
-        <w:rPr>
-          <w:lang w:val="en-GB"/>
-        </w:rPr>
+        </w:rPr>
+      </w:pPr>
+      <w:r>
         <w:t>The main screen hosts for both players and keepers and reflect the societal influence of the scene. As the game progresses, establishments are influenced by game events.</w:t>
       </w:r>
     </w:p>
@@ -2495,21 +1780,16 @@
         <w:rPr>
           <w:b/>
           <w:bCs/>
-          <w:lang w:val="en-GB"/>
-        </w:rPr>
-      </w:pPr>
-      <w:r>
-        <w:rPr>
-          <w:b/>
-          <w:bCs/>
-          <w:lang w:val="en-GB"/>
+        </w:rPr>
+      </w:pPr>
+      <w:r>
+        <w:rPr>
+          <w:b/>
+          <w:bCs/>
         </w:rPr>
         <w:t xml:space="preserve">Priority: </w:t>
       </w:r>
       <w:r>
-        <w:rPr>
-          <w:lang w:val="en-GB"/>
-        </w:rPr>
         <w:t>High (this is a very important screen.)</w:t>
       </w:r>
     </w:p>
@@ -2523,21 +1803,16 @@
         <w:rPr>
           <w:b/>
           <w:bCs/>
-          <w:lang w:val="en-GB"/>
-        </w:rPr>
-      </w:pPr>
-      <w:r>
-        <w:rPr>
-          <w:b/>
-          <w:bCs/>
-          <w:lang w:val="en-GB"/>
+        </w:rPr>
+      </w:pPr>
+      <w:r>
+        <w:rPr>
+          <w:b/>
+          <w:bCs/>
         </w:rPr>
         <w:t>Blocking:</w:t>
       </w:r>
       <w:r>
-        <w:rPr>
-          <w:lang w:val="en-GB"/>
-        </w:rPr>
         <w:t xml:space="preserve"> Yes.</w:t>
       </w:r>
     </w:p>
@@ -2546,7 +1821,6 @@
         <w:rPr>
           <w:b/>
           <w:bCs/>
-          <w:lang w:val="en-GB"/>
         </w:rPr>
       </w:pPr>
     </w:p>
@@ -2560,14 +1834,12 @@
         <w:rPr>
           <w:b/>
           <w:bCs/>
-          <w:lang w:val="en-GB"/>
-        </w:rPr>
-      </w:pPr>
-      <w:r>
-        <w:rPr>
-          <w:b/>
-          <w:bCs/>
-          <w:lang w:val="en-GB"/>
+        </w:rPr>
+      </w:pPr>
+      <w:r>
+        <w:rPr>
+          <w:b/>
+          <w:bCs/>
         </w:rPr>
         <w:br/>
       </w:r>
@@ -2579,14 +1851,12 @@
         <w:rPr>
           <w:b/>
           <w:bCs/>
-          <w:lang w:val="en-GB"/>
-        </w:rPr>
-      </w:pPr>
-      <w:r>
-        <w:rPr>
-          <w:b/>
-          <w:bCs/>
-          <w:lang w:val="en-GB"/>
+        </w:rPr>
+      </w:pPr>
+      <w:r>
+        <w:rPr>
+          <w:b/>
+          <w:bCs/>
         </w:rPr>
         <w:t>QIP – 011 – Conceptualizing the Gestation Screen</w:t>
       </w:r>
@@ -2598,7 +1868,6 @@
         <w:rPr>
           <w:b/>
           <w:bCs/>
-          <w:lang w:val="en-GB"/>
         </w:rPr>
       </w:pPr>
     </w:p>
@@ -2612,27 +1881,19 @@
         <w:rPr>
           <w:b/>
           <w:bCs/>
-          <w:lang w:val="en-GB"/>
-        </w:rPr>
-      </w:pPr>
-      <w:r>
-        <w:rPr>
-          <w:b/>
-          <w:bCs/>
-          <w:lang w:val="en-GB"/>
+        </w:rPr>
+      </w:pPr>
+      <w:r>
+        <w:rPr>
+          <w:b/>
+          <w:bCs/>
         </w:rPr>
         <w:t xml:space="preserve">Title: </w:t>
       </w:r>
       <w:r>
-        <w:rPr>
-          <w:lang w:val="en-GB"/>
-        </w:rPr>
         <w:t xml:space="preserve">The </w:t>
       </w:r>
       <w:r>
-        <w:rPr>
-          <w:lang w:val="en-GB"/>
-        </w:rPr>
         <w:t>Gestation Screen (accessible for all players)</w:t>
       </w:r>
     </w:p>
@@ -2646,21 +1907,16 @@
         <w:rPr>
           <w:b/>
           <w:bCs/>
-          <w:lang w:val="en-GB"/>
-        </w:rPr>
-      </w:pPr>
-      <w:r>
-        <w:rPr>
-          <w:b/>
-          <w:bCs/>
-          <w:lang w:val="en-GB"/>
+        </w:rPr>
+      </w:pPr>
+      <w:r>
+        <w:rPr>
+          <w:b/>
+          <w:bCs/>
         </w:rPr>
         <w:t>Category:</w:t>
       </w:r>
       <w:r>
-        <w:rPr>
-          <w:lang w:val="en-GB"/>
-        </w:rPr>
         <w:t xml:space="preserve"> UI &amp; Central Game Play Mechanics</w:t>
       </w:r>
     </w:p>
@@ -2674,52 +1930,32 @@
         <w:rPr>
           <w:b/>
           <w:bCs/>
-          <w:lang w:val="en-GB"/>
-        </w:rPr>
-      </w:pPr>
-      <w:r>
-        <w:rPr>
-          <w:b/>
-          <w:bCs/>
-          <w:lang w:val="en-GB"/>
+        </w:rPr>
+      </w:pPr>
+      <w:r>
+        <w:rPr>
+          <w:b/>
+          <w:bCs/>
         </w:rPr>
         <w:t>Question / Idea:</w:t>
       </w:r>
       <w:r>
-        <w:rPr>
-          <w:lang w:val="en-GB"/>
-        </w:rPr>
         <w:br/>
         <w:t xml:space="preserve">What does the </w:t>
       </w:r>
       <w:r>
-        <w:rPr>
-          <w:lang w:val="en-GB"/>
-        </w:rPr>
         <w:t>gestation</w:t>
       </w:r>
       <w:r>
-        <w:rPr>
-          <w:lang w:val="en-GB"/>
-        </w:rPr>
         <w:t xml:space="preserve"> game screen look</w:t>
       </w:r>
       <w:r>
-        <w:rPr>
-          <w:lang w:val="en-GB"/>
-        </w:rPr>
         <w:t xml:space="preserve"> like</w:t>
       </w:r>
       <w:r>
-        <w:rPr>
-          <w:lang w:val="en-GB"/>
-        </w:rPr>
         <w:t xml:space="preserve">? </w:t>
       </w:r>
       <w:r>
-        <w:rPr>
-          <w:lang w:val="en-GB"/>
-        </w:rPr>
         <w:t>How does it make “the outside world” accessible to players?</w:t>
       </w:r>
     </w:p>
@@ -2733,14 +1969,12 @@
         <w:rPr>
           <w:b/>
           <w:bCs/>
-          <w:lang w:val="en-GB"/>
-        </w:rPr>
-      </w:pPr>
-      <w:r>
-        <w:rPr>
-          <w:b/>
-          <w:bCs/>
-          <w:lang w:val="en-GB"/>
+        </w:rPr>
+      </w:pPr>
+      <w:r>
+        <w:rPr>
+          <w:b/>
+          <w:bCs/>
         </w:rPr>
         <w:t>Current Thought:</w:t>
       </w:r>
@@ -2755,13 +1989,9 @@
         <w:rPr>
           <w:b/>
           <w:bCs/>
-          <w:lang w:val="en-GB"/>
-        </w:rPr>
-      </w:pPr>
-      <w:r>
-        <w:rPr>
-          <w:lang w:val="en-GB"/>
-        </w:rPr>
+        </w:rPr>
+      </w:pPr>
+      <w:r>
         <w:t>The outside world is shared by all the players. Could be a spread sheet containing Game Entity Structures for now.</w:t>
       </w:r>
     </w:p>
@@ -2775,21 +2005,16 @@
         <w:rPr>
           <w:b/>
           <w:bCs/>
-          <w:lang w:val="en-GB"/>
-        </w:rPr>
-      </w:pPr>
-      <w:r>
-        <w:rPr>
-          <w:b/>
-          <w:bCs/>
-          <w:lang w:val="en-GB"/>
+        </w:rPr>
+      </w:pPr>
+      <w:r>
+        <w:rPr>
+          <w:b/>
+          <w:bCs/>
         </w:rPr>
         <w:t xml:space="preserve">Priority: </w:t>
       </w:r>
       <w:r>
-        <w:rPr>
-          <w:lang w:val="en-GB"/>
-        </w:rPr>
         <w:t>High (this is a very important screen.)</w:t>
       </w:r>
     </w:p>
@@ -2803,21 +2028,16 @@
         <w:rPr>
           <w:b/>
           <w:bCs/>
-          <w:lang w:val="en-GB"/>
-        </w:rPr>
-      </w:pPr>
-      <w:r>
-        <w:rPr>
-          <w:b/>
-          <w:bCs/>
-          <w:lang w:val="en-GB"/>
+        </w:rPr>
+      </w:pPr>
+      <w:r>
+        <w:rPr>
+          <w:b/>
+          <w:bCs/>
         </w:rPr>
         <w:t>Blocking:</w:t>
       </w:r>
       <w:r>
-        <w:rPr>
-          <w:lang w:val="en-GB"/>
-        </w:rPr>
         <w:t xml:space="preserve"> Yes.</w:t>
       </w:r>
     </w:p>
@@ -2828,7 +2048,6 @@
         <w:rPr>
           <w:b/>
           <w:bCs/>
-          <w:lang w:val="en-GB"/>
         </w:rPr>
       </w:pPr>
     </w:p>
@@ -2839,7 +2058,6 @@
         <w:rPr>
           <w:b/>
           <w:bCs/>
-          <w:lang w:val="en-GB"/>
         </w:rPr>
       </w:pPr>
     </w:p>
@@ -2853,14 +2071,12 @@
         <w:rPr>
           <w:b/>
           <w:bCs/>
-          <w:lang w:val="en-GB"/>
-        </w:rPr>
-      </w:pPr>
-      <w:r>
-        <w:rPr>
-          <w:b/>
-          <w:bCs/>
-          <w:lang w:val="en-GB"/>
+        </w:rPr>
+      </w:pPr>
+      <w:r>
+        <w:rPr>
+          <w:b/>
+          <w:bCs/>
         </w:rPr>
         <w:br/>
       </w:r>
@@ -2872,14 +2088,12 @@
         <w:rPr>
           <w:b/>
           <w:bCs/>
-          <w:lang w:val="en-GB"/>
-        </w:rPr>
-      </w:pPr>
-      <w:r>
-        <w:rPr>
-          <w:b/>
-          <w:bCs/>
-          <w:lang w:val="en-GB"/>
+        </w:rPr>
+      </w:pPr>
+      <w:r>
+        <w:rPr>
+          <w:b/>
+          <w:bCs/>
         </w:rPr>
         <w:t>QIP – 012 – Conceptualizing the Rehearsal Screen</w:t>
       </w:r>
@@ -2891,7 +2105,6 @@
         <w:rPr>
           <w:b/>
           <w:bCs/>
-          <w:lang w:val="en-GB"/>
         </w:rPr>
       </w:pPr>
     </w:p>
@@ -2905,27 +2118,19 @@
         <w:rPr>
           <w:b/>
           <w:bCs/>
-          <w:lang w:val="en-GB"/>
-        </w:rPr>
-      </w:pPr>
-      <w:r>
-        <w:rPr>
-          <w:b/>
-          <w:bCs/>
-          <w:lang w:val="en-GB"/>
+        </w:rPr>
+      </w:pPr>
+      <w:r>
+        <w:rPr>
+          <w:b/>
+          <w:bCs/>
         </w:rPr>
         <w:t xml:space="preserve">Title: </w:t>
       </w:r>
       <w:r>
-        <w:rPr>
-          <w:lang w:val="en-GB"/>
-        </w:rPr>
         <w:t xml:space="preserve">The </w:t>
       </w:r>
       <w:r>
-        <w:rPr>
-          <w:lang w:val="en-GB"/>
-        </w:rPr>
         <w:t>Rehearsal Screen (accessible for all non-Keeper players)</w:t>
       </w:r>
     </w:p>
@@ -2939,21 +2144,16 @@
         <w:rPr>
           <w:b/>
           <w:bCs/>
-          <w:lang w:val="en-GB"/>
-        </w:rPr>
-      </w:pPr>
-      <w:r>
-        <w:rPr>
-          <w:b/>
-          <w:bCs/>
-          <w:lang w:val="en-GB"/>
+        </w:rPr>
+      </w:pPr>
+      <w:r>
+        <w:rPr>
+          <w:b/>
+          <w:bCs/>
         </w:rPr>
         <w:t>Category:</w:t>
       </w:r>
       <w:r>
-        <w:rPr>
-          <w:lang w:val="en-GB"/>
-        </w:rPr>
         <w:t xml:space="preserve"> UI &amp; Central Game Play Mechanics</w:t>
       </w:r>
     </w:p>
@@ -2967,33 +2167,22 @@
         <w:rPr>
           <w:b/>
           <w:bCs/>
-          <w:lang w:val="en-GB"/>
-        </w:rPr>
-      </w:pPr>
-      <w:r>
-        <w:rPr>
-          <w:b/>
-          <w:bCs/>
-          <w:lang w:val="en-GB"/>
+        </w:rPr>
+      </w:pPr>
+      <w:r>
+        <w:rPr>
+          <w:b/>
+          <w:bCs/>
         </w:rPr>
         <w:t>Question / Idea:</w:t>
       </w:r>
       <w:r>
-        <w:rPr>
-          <w:lang w:val="en-GB"/>
-        </w:rPr>
         <w:br/>
       </w:r>
       <w:r>
-        <w:rPr>
-          <w:lang w:val="en-GB"/>
-        </w:rPr>
         <w:t>What does the rehearsal space look like</w:t>
       </w:r>
       <w:r>
-        <w:rPr>
-          <w:lang w:val="en-GB"/>
-        </w:rPr>
         <w:t xml:space="preserve">? </w:t>
       </w:r>
     </w:p>
@@ -3007,14 +2196,12 @@
         <w:rPr>
           <w:b/>
           <w:bCs/>
-          <w:lang w:val="en-GB"/>
-        </w:rPr>
-      </w:pPr>
-      <w:r>
-        <w:rPr>
-          <w:b/>
-          <w:bCs/>
-          <w:lang w:val="en-GB"/>
+        </w:rPr>
+      </w:pPr>
+      <w:r>
+        <w:rPr>
+          <w:b/>
+          <w:bCs/>
         </w:rPr>
         <w:t>Current Thought:</w:t>
       </w:r>
@@ -3029,25 +2216,15 @@
         <w:rPr>
           <w:b/>
           <w:bCs/>
-          <w:lang w:val="en-GB"/>
-        </w:rPr>
-      </w:pPr>
-      <w:r>
-        <w:rPr>
-          <w:lang w:val="en-GB"/>
-        </w:rPr>
+        </w:rPr>
+      </w:pPr>
+      <w:r>
         <w:t xml:space="preserve">Could be the same all, but </w:t>
       </w:r>
       <w:r>
-        <w:rPr>
-          <w:lang w:val="en-GB"/>
-        </w:rPr>
         <w:t>later</w:t>
       </w:r>
       <w:r>
-        <w:rPr>
-          <w:lang w:val="en-GB"/>
-        </w:rPr>
         <w:t xml:space="preserve"> modifiable and reflective of the band members.</w:t>
       </w:r>
     </w:p>
@@ -3061,21 +2238,16 @@
         <w:rPr>
           <w:b/>
           <w:bCs/>
-          <w:lang w:val="en-GB"/>
-        </w:rPr>
-      </w:pPr>
-      <w:r>
-        <w:rPr>
-          <w:b/>
-          <w:bCs/>
-          <w:lang w:val="en-GB"/>
+        </w:rPr>
+      </w:pPr>
+      <w:r>
+        <w:rPr>
+          <w:b/>
+          <w:bCs/>
         </w:rPr>
         <w:t xml:space="preserve">Priority: </w:t>
       </w:r>
       <w:r>
-        <w:rPr>
-          <w:lang w:val="en-GB"/>
-        </w:rPr>
         <w:t>High (this is a very important screen.)</w:t>
       </w:r>
     </w:p>
@@ -3089,21 +2261,16 @@
         <w:rPr>
           <w:b/>
           <w:bCs/>
-          <w:lang w:val="en-GB"/>
-        </w:rPr>
-      </w:pPr>
-      <w:r>
-        <w:rPr>
-          <w:b/>
-          <w:bCs/>
-          <w:lang w:val="en-GB"/>
+        </w:rPr>
+      </w:pPr>
+      <w:r>
+        <w:rPr>
+          <w:b/>
+          <w:bCs/>
         </w:rPr>
         <w:t>Blocking:</w:t>
       </w:r>
       <w:r>
-        <w:rPr>
-          <w:lang w:val="en-GB"/>
-        </w:rPr>
         <w:t xml:space="preserve"> Yes.</w:t>
       </w:r>
     </w:p>
@@ -3114,7 +2281,6 @@
         <w:rPr>
           <w:b/>
           <w:bCs/>
-          <w:lang w:val="en-GB"/>
         </w:rPr>
       </w:pPr>
     </w:p>
@@ -3125,7 +2291,6 @@
         <w:rPr>
           <w:b/>
           <w:bCs/>
-          <w:lang w:val="en-GB"/>
         </w:rPr>
       </w:pPr>
     </w:p>
@@ -3139,14 +2304,12 @@
         <w:rPr>
           <w:b/>
           <w:bCs/>
-          <w:lang w:val="en-GB"/>
-        </w:rPr>
-      </w:pPr>
-      <w:r>
-        <w:rPr>
-          <w:b/>
-          <w:bCs/>
-          <w:lang w:val="en-GB"/>
+        </w:rPr>
+      </w:pPr>
+      <w:r>
+        <w:rPr>
+          <w:b/>
+          <w:bCs/>
         </w:rPr>
         <w:br/>
       </w:r>
@@ -3158,14 +2321,12 @@
         <w:rPr>
           <w:b/>
           <w:bCs/>
-          <w:lang w:val="en-GB"/>
-        </w:rPr>
-      </w:pPr>
-      <w:r>
-        <w:rPr>
-          <w:b/>
-          <w:bCs/>
-          <w:lang w:val="en-GB"/>
+        </w:rPr>
+      </w:pPr>
+      <w:r>
+        <w:rPr>
+          <w:b/>
+          <w:bCs/>
         </w:rPr>
         <w:t>QIP – 013 – Conceptualizing the Promotion Screen</w:t>
       </w:r>
@@ -3177,7 +2338,6 @@
         <w:rPr>
           <w:b/>
           <w:bCs/>
-          <w:lang w:val="en-GB"/>
         </w:rPr>
       </w:pPr>
     </w:p>
@@ -3191,27 +2351,19 @@
         <w:rPr>
           <w:b/>
           <w:bCs/>
-          <w:lang w:val="en-GB"/>
-        </w:rPr>
-      </w:pPr>
-      <w:r>
-        <w:rPr>
-          <w:b/>
-          <w:bCs/>
-          <w:lang w:val="en-GB"/>
+        </w:rPr>
+      </w:pPr>
+      <w:r>
+        <w:rPr>
+          <w:b/>
+          <w:bCs/>
         </w:rPr>
         <w:t xml:space="preserve">Title: </w:t>
       </w:r>
       <w:r>
-        <w:rPr>
-          <w:lang w:val="en-GB"/>
-        </w:rPr>
         <w:t xml:space="preserve">The </w:t>
       </w:r>
       <w:r>
-        <w:rPr>
-          <w:lang w:val="en-GB"/>
-        </w:rPr>
         <w:t>Promotion Screen (accessible for all players)</w:t>
       </w:r>
     </w:p>
@@ -3225,21 +2377,16 @@
         <w:rPr>
           <w:b/>
           <w:bCs/>
-          <w:lang w:val="en-GB"/>
-        </w:rPr>
-      </w:pPr>
-      <w:r>
-        <w:rPr>
-          <w:b/>
-          <w:bCs/>
-          <w:lang w:val="en-GB"/>
+        </w:rPr>
+      </w:pPr>
+      <w:r>
+        <w:rPr>
+          <w:b/>
+          <w:bCs/>
         </w:rPr>
         <w:t>Category:</w:t>
       </w:r>
       <w:r>
-        <w:rPr>
-          <w:lang w:val="en-GB"/>
-        </w:rPr>
         <w:t xml:space="preserve"> UI &amp; Central Game Play Mechanics</w:t>
       </w:r>
     </w:p>
@@ -3253,27 +2400,19 @@
         <w:rPr>
           <w:b/>
           <w:bCs/>
-          <w:lang w:val="en-GB"/>
-        </w:rPr>
-      </w:pPr>
-      <w:r>
-        <w:rPr>
-          <w:b/>
-          <w:bCs/>
-          <w:lang w:val="en-GB"/>
+        </w:rPr>
+      </w:pPr>
+      <w:r>
+        <w:rPr>
+          <w:b/>
+          <w:bCs/>
         </w:rPr>
         <w:t>Question / Idea:</w:t>
       </w:r>
       <w:r>
-        <w:rPr>
-          <w:lang w:val="en-GB"/>
-        </w:rPr>
         <w:br/>
       </w:r>
       <w:r>
-        <w:rPr>
-          <w:lang w:val="en-GB"/>
-        </w:rPr>
         <w:t>What is this even?</w:t>
       </w:r>
     </w:p>
@@ -3287,14 +2426,12 @@
         <w:rPr>
           <w:b/>
           <w:bCs/>
-          <w:lang w:val="en-GB"/>
-        </w:rPr>
-      </w:pPr>
-      <w:r>
-        <w:rPr>
-          <w:b/>
-          <w:bCs/>
-          <w:lang w:val="en-GB"/>
+        </w:rPr>
+      </w:pPr>
+      <w:r>
+        <w:rPr>
+          <w:b/>
+          <w:bCs/>
         </w:rPr>
         <w:t>Current Thought:</w:t>
       </w:r>
@@ -3309,25 +2446,15 @@
         <w:rPr>
           <w:b/>
           <w:bCs/>
-          <w:lang w:val="en-GB"/>
-        </w:rPr>
-      </w:pPr>
-      <w:r>
-        <w:rPr>
-          <w:lang w:val="en-GB"/>
-        </w:rPr>
+        </w:rPr>
+      </w:pPr>
+      <w:r>
         <w:t xml:space="preserve">I have given </w:t>
       </w:r>
       <w:r>
-        <w:rPr>
-          <w:lang w:val="en-GB"/>
-        </w:rPr>
         <w:t>these zero thoughts</w:t>
       </w:r>
       <w:r>
-        <w:rPr>
-          <w:lang w:val="en-GB"/>
-        </w:rPr>
         <w:t>.</w:t>
       </w:r>
     </w:p>
@@ -3341,21 +2468,16 @@
         <w:rPr>
           <w:b/>
           <w:bCs/>
-          <w:lang w:val="en-GB"/>
-        </w:rPr>
-      </w:pPr>
-      <w:r>
-        <w:rPr>
-          <w:b/>
-          <w:bCs/>
-          <w:lang w:val="en-GB"/>
+        </w:rPr>
+      </w:pPr>
+      <w:r>
+        <w:rPr>
+          <w:b/>
+          <w:bCs/>
         </w:rPr>
         <w:t xml:space="preserve">Priority: </w:t>
       </w:r>
       <w:r>
-        <w:rPr>
-          <w:lang w:val="en-GB"/>
-        </w:rPr>
         <w:t>High (this is a very important screen.)</w:t>
       </w:r>
     </w:p>
@@ -3369,21 +2491,16 @@
         <w:rPr>
           <w:b/>
           <w:bCs/>
-          <w:lang w:val="en-GB"/>
-        </w:rPr>
-      </w:pPr>
-      <w:r>
-        <w:rPr>
-          <w:b/>
-          <w:bCs/>
-          <w:lang w:val="en-GB"/>
+        </w:rPr>
+      </w:pPr>
+      <w:r>
+        <w:rPr>
+          <w:b/>
+          <w:bCs/>
         </w:rPr>
         <w:t>Blocking:</w:t>
       </w:r>
       <w:r>
-        <w:rPr>
-          <w:lang w:val="en-GB"/>
-        </w:rPr>
         <w:t xml:space="preserve"> Yes.</w:t>
       </w:r>
     </w:p>
@@ -3394,7 +2511,6 @@
         <w:rPr>
           <w:b/>
           <w:bCs/>
-          <w:lang w:val="en-GB"/>
         </w:rPr>
       </w:pPr>
     </w:p>
@@ -3405,7 +2521,6 @@
         <w:rPr>
           <w:b/>
           <w:bCs/>
-          <w:lang w:val="en-GB"/>
         </w:rPr>
       </w:pPr>
     </w:p>
@@ -3419,14 +2534,12 @@
         <w:rPr>
           <w:b/>
           <w:bCs/>
-          <w:lang w:val="en-GB"/>
-        </w:rPr>
-      </w:pPr>
-      <w:r>
-        <w:rPr>
-          <w:b/>
-          <w:bCs/>
-          <w:lang w:val="en-GB"/>
+        </w:rPr>
+      </w:pPr>
+      <w:r>
+        <w:rPr>
+          <w:b/>
+          <w:bCs/>
         </w:rPr>
         <w:br/>
       </w:r>
@@ -3438,14 +2551,12 @@
         <w:rPr>
           <w:b/>
           <w:bCs/>
-          <w:lang w:val="en-GB"/>
-        </w:rPr>
-      </w:pPr>
-      <w:r>
-        <w:rPr>
-          <w:b/>
-          <w:bCs/>
-          <w:lang w:val="en-GB"/>
+        </w:rPr>
+      </w:pPr>
+      <w:r>
+        <w:rPr>
+          <w:b/>
+          <w:bCs/>
         </w:rPr>
         <w:t>QIP – 014 – Conceptualizing the Keeper Ledger/Band Roster</w:t>
       </w:r>
@@ -3457,7 +2568,6 @@
         <w:rPr>
           <w:b/>
           <w:bCs/>
-          <w:lang w:val="en-GB"/>
         </w:rPr>
       </w:pPr>
     </w:p>
@@ -3471,21 +2581,16 @@
         <w:rPr>
           <w:b/>
           <w:bCs/>
-          <w:lang w:val="en-GB"/>
-        </w:rPr>
-      </w:pPr>
-      <w:r>
-        <w:rPr>
-          <w:b/>
-          <w:bCs/>
-          <w:lang w:val="en-GB"/>
+        </w:rPr>
+      </w:pPr>
+      <w:r>
+        <w:rPr>
+          <w:b/>
+          <w:bCs/>
         </w:rPr>
         <w:t xml:space="preserve">Title: </w:t>
       </w:r>
       <w:r>
-        <w:rPr>
-          <w:lang w:val="en-GB"/>
-        </w:rPr>
         <w:t>A folding ledger at the left side of the main screen.</w:t>
       </w:r>
     </w:p>
@@ -3499,21 +2604,16 @@
         <w:rPr>
           <w:b/>
           <w:bCs/>
-          <w:lang w:val="en-GB"/>
-        </w:rPr>
-      </w:pPr>
-      <w:r>
-        <w:rPr>
-          <w:b/>
-          <w:bCs/>
-          <w:lang w:val="en-GB"/>
+        </w:rPr>
+      </w:pPr>
+      <w:r>
+        <w:rPr>
+          <w:b/>
+          <w:bCs/>
         </w:rPr>
         <w:t>Category:</w:t>
       </w:r>
       <w:r>
-        <w:rPr>
-          <w:lang w:val="en-GB"/>
-        </w:rPr>
         <w:t xml:space="preserve"> UI &amp; Central Game Play Mechanics</w:t>
       </w:r>
     </w:p>
@@ -3527,21 +2627,16 @@
         <w:rPr>
           <w:b/>
           <w:bCs/>
-          <w:lang w:val="en-GB"/>
-        </w:rPr>
-      </w:pPr>
-      <w:r>
-        <w:rPr>
-          <w:b/>
-          <w:bCs/>
-          <w:lang w:val="en-GB"/>
+        </w:rPr>
+      </w:pPr>
+      <w:r>
+        <w:rPr>
+          <w:b/>
+          <w:bCs/>
         </w:rPr>
         <w:t>Question / Idea:</w:t>
       </w:r>
       <w:r>
-        <w:rPr>
-          <w:lang w:val="en-GB"/>
-        </w:rPr>
         <w:br/>
         <w:t>A folding ledger provides access to the free player actions, and keeper actions.</w:t>
       </w:r>
@@ -3556,14 +2651,12 @@
         <w:rPr>
           <w:b/>
           <w:bCs/>
-          <w:lang w:val="en-GB"/>
-        </w:rPr>
-      </w:pPr>
-      <w:r>
-        <w:rPr>
-          <w:b/>
-          <w:bCs/>
-          <w:lang w:val="en-GB"/>
+        </w:rPr>
+      </w:pPr>
+      <w:r>
+        <w:rPr>
+          <w:b/>
+          <w:bCs/>
         </w:rPr>
         <w:t>Current Thought:</w:t>
       </w:r>
@@ -3578,13 +2671,9 @@
         <w:rPr>
           <w:b/>
           <w:bCs/>
-          <w:lang w:val="en-GB"/>
-        </w:rPr>
-      </w:pPr>
-      <w:r>
-        <w:rPr>
-          <w:lang w:val="en-GB"/>
-        </w:rPr>
+        </w:rPr>
+      </w:pPr>
+      <w:r>
         <w:t>For keepers, the keeper actions are located on this ledger.</w:t>
       </w:r>
     </w:p>
@@ -3598,13 +2687,9 @@
         <w:rPr>
           <w:b/>
           <w:bCs/>
-          <w:lang w:val="en-GB"/>
-        </w:rPr>
-      </w:pPr>
-      <w:r>
-        <w:rPr>
-          <w:lang w:val="en-GB"/>
-        </w:rPr>
+        </w:rPr>
+      </w:pPr>
+      <w:r>
         <w:t>For other players, direct access to band members and other characters are here. All the free actions are executed here.</w:t>
       </w:r>
     </w:p>
@@ -3618,21 +2703,16 @@
         <w:rPr>
           <w:b/>
           <w:bCs/>
-          <w:lang w:val="en-GB"/>
-        </w:rPr>
-      </w:pPr>
-      <w:r>
-        <w:rPr>
-          <w:b/>
-          <w:bCs/>
-          <w:lang w:val="en-GB"/>
+        </w:rPr>
+      </w:pPr>
+      <w:r>
+        <w:rPr>
+          <w:b/>
+          <w:bCs/>
         </w:rPr>
         <w:t xml:space="preserve">Priority: </w:t>
       </w:r>
       <w:r>
-        <w:rPr>
-          <w:lang w:val="en-GB"/>
-        </w:rPr>
         <w:t>High (this is a very important screen.)</w:t>
       </w:r>
     </w:p>
@@ -3646,21 +2726,16 @@
         <w:rPr>
           <w:b/>
           <w:bCs/>
-          <w:lang w:val="en-GB"/>
-        </w:rPr>
-      </w:pPr>
-      <w:r>
-        <w:rPr>
-          <w:b/>
-          <w:bCs/>
-          <w:lang w:val="en-GB"/>
+        </w:rPr>
+      </w:pPr>
+      <w:r>
+        <w:rPr>
+          <w:b/>
+          <w:bCs/>
         </w:rPr>
         <w:t>Blocking:</w:t>
       </w:r>
       <w:r>
-        <w:rPr>
-          <w:lang w:val="en-GB"/>
-        </w:rPr>
         <w:t xml:space="preserve"> Yes.</w:t>
       </w:r>
     </w:p>
@@ -3671,7 +2746,6 @@
         <w:rPr>
           <w:b/>
           <w:bCs/>
-          <w:lang w:val="en-GB"/>
         </w:rPr>
       </w:pPr>
     </w:p>
@@ -3682,7 +2756,6 @@
         <w:rPr>
           <w:b/>
           <w:bCs/>
-          <w:lang w:val="en-GB"/>
         </w:rPr>
       </w:pPr>
     </w:p>
@@ -3696,14 +2769,12 @@
         <w:rPr>
           <w:b/>
           <w:bCs/>
-          <w:lang w:val="en-GB"/>
-        </w:rPr>
-      </w:pPr>
-      <w:r>
-        <w:rPr>
-          <w:b/>
-          <w:bCs/>
-          <w:lang w:val="en-GB"/>
+        </w:rPr>
+      </w:pPr>
+      <w:r>
+        <w:rPr>
+          <w:b/>
+          <w:bCs/>
         </w:rPr>
         <w:br/>
       </w:r>
@@ -3715,40 +2786,14 @@
         <w:rPr>
           <w:b/>
           <w:bCs/>
-          <w:lang w:val="en-GB"/>
-        </w:rPr>
-      </w:pPr>
-      <w:r>
-        <w:rPr>
-          <w:b/>
-          <w:bCs/>
-          <w:lang w:val="en-GB"/>
-        </w:rPr>
-        <w:t>QIP – 01</w:t>
-      </w:r>
-      <w:r>
-        <w:rPr>
-          <w:b/>
-          <w:bCs/>
-          <w:lang w:val="en-GB"/>
-        </w:rPr>
-        <w:t>5</w:t>
-      </w:r>
-      <w:r>
-        <w:rPr>
-          <w:b/>
-          <w:bCs/>
-          <w:lang w:val="en-GB"/>
-        </w:rPr>
-        <w:t xml:space="preserve"> – </w:t>
-      </w:r>
-      <w:r>
-        <w:rPr>
-          <w:b/>
-          <w:bCs/>
-          <w:lang w:val="en-GB"/>
-        </w:rPr>
-        <w:t>A downtime Fidget</w:t>
+        </w:rPr>
+      </w:pPr>
+      <w:r>
+        <w:rPr>
+          <w:b/>
+          <w:bCs/>
+        </w:rPr>
+        <w:t>QIP – 015 – A downtime Fidget</w:t>
       </w:r>
     </w:p>
     <w:p>
@@ -3758,7 +2803,6 @@
         <w:rPr>
           <w:b/>
           <w:bCs/>
-          <w:lang w:val="en-GB"/>
         </w:rPr>
       </w:pPr>
     </w:p>
@@ -3772,22 +2816,22 @@
         <w:rPr>
           <w:b/>
           <w:bCs/>
-          <w:lang w:val="en-GB"/>
-        </w:rPr>
-      </w:pPr>
-      <w:r>
-        <w:rPr>
-          <w:b/>
-          <w:bCs/>
-          <w:lang w:val="en-GB"/>
+        </w:rPr>
+      </w:pPr>
+      <w:r>
+        <w:rPr>
+          <w:b/>
+          <w:bCs/>
         </w:rPr>
         <w:t xml:space="preserve">Title: </w:t>
       </w:r>
-      <w:r>
-        <w:rPr>
-          <w:lang w:val="en-GB"/>
-        </w:rPr>
-        <w:t>When ever a player is waiting for others to finish their turns, there is a fidget spinner type minigame available that has some minimal influence on gameplay but gets taken away at the beginning of the next turn.</w:t>
+      <w:proofErr w:type="spellStart"/>
+      <w:r>
+        <w:t>When ever</w:t>
+      </w:r>
+      <w:proofErr w:type="spellEnd"/>
+      <w:r>
+        <w:t xml:space="preserve"> a player is waiting for others to finish their turns, there is a fidget spinner type minigame available that has some minimal influence on gameplay but gets taken away at the beginning of the next turn.</w:t>
       </w:r>
     </w:p>
     <w:p>
@@ -3800,21 +2844,16 @@
         <w:rPr>
           <w:b/>
           <w:bCs/>
-          <w:lang w:val="en-GB"/>
-        </w:rPr>
-      </w:pPr>
-      <w:r>
-        <w:rPr>
-          <w:b/>
-          <w:bCs/>
-          <w:lang w:val="en-GB"/>
+        </w:rPr>
+      </w:pPr>
+      <w:r>
+        <w:rPr>
+          <w:b/>
+          <w:bCs/>
         </w:rPr>
         <w:t>Category:</w:t>
       </w:r>
       <w:r>
-        <w:rPr>
-          <w:lang w:val="en-GB"/>
-        </w:rPr>
         <w:t xml:space="preserve"> UI &amp; Central Game Play Mechanics</w:t>
       </w:r>
     </w:p>
@@ -3828,28 +2867,18 @@
         <w:rPr>
           <w:b/>
           <w:bCs/>
-          <w:lang w:val="en-GB"/>
-        </w:rPr>
-      </w:pPr>
-      <w:r>
-        <w:rPr>
-          <w:b/>
-          <w:bCs/>
-          <w:lang w:val="en-GB"/>
+        </w:rPr>
+      </w:pPr>
+      <w:r>
+        <w:rPr>
+          <w:b/>
+          <w:bCs/>
         </w:rPr>
         <w:lastRenderedPageBreak/>
         <w:t>Question / Idea:</w:t>
       </w:r>
       <w:r>
-        <w:rPr>
-          <w:lang w:val="en-GB"/>
-        </w:rPr>
         <w:br/>
-      </w:r>
-      <w:r>
-        <w:rPr>
-          <w:lang w:val="en-GB"/>
-        </w:rPr>
         <w:t xml:space="preserve">Scribbling of Cassette Art and vandalizing the Keeper’s table </w:t>
       </w:r>
     </w:p>
@@ -3863,14 +2892,12 @@
         <w:rPr>
           <w:b/>
           <w:bCs/>
-          <w:lang w:val="en-GB"/>
-        </w:rPr>
-      </w:pPr>
-      <w:r>
-        <w:rPr>
-          <w:b/>
-          <w:bCs/>
-          <w:lang w:val="en-GB"/>
+        </w:rPr>
+      </w:pPr>
+      <w:r>
+        <w:rPr>
+          <w:b/>
+          <w:bCs/>
         </w:rPr>
         <w:t>Current Thought:</w:t>
       </w:r>
@@ -3885,33 +2912,17 @@
         <w:rPr>
           <w:b/>
           <w:bCs/>
-          <w:lang w:val="en-GB"/>
-        </w:rPr>
-      </w:pPr>
-      <w:r>
-        <w:rPr>
-          <w:lang w:val="en-GB"/>
-        </w:rPr>
-        <w:t xml:space="preserve">For keepers, </w:t>
-      </w:r>
-      <w:r>
-        <w:rPr>
-          <w:lang w:val="en-GB"/>
-        </w:rPr>
-        <w:t xml:space="preserve">the player can doodle things on the </w:t>
+        </w:rPr>
+      </w:pPr>
+      <w:r>
+        <w:t xml:space="preserve">For keepers, the player can doodle things on the </w:t>
       </w:r>
       <w:proofErr w:type="gramStart"/>
       <w:r>
-        <w:rPr>
-          <w:lang w:val="en-GB"/>
-        </w:rPr>
         <w:t>desk</w:t>
       </w:r>
       <w:proofErr w:type="gramEnd"/>
       <w:r>
-        <w:rPr>
-          <w:lang w:val="en-GB"/>
-        </w:rPr>
         <w:t xml:space="preserve"> and they stick throughout the game.</w:t>
       </w:r>
     </w:p>
@@ -3925,20 +2936,10 @@
         <w:rPr>
           <w:b/>
           <w:bCs/>
-          <w:lang w:val="en-GB"/>
-        </w:rPr>
-      </w:pPr>
-      <w:r>
-        <w:rPr>
-          <w:lang w:val="en-GB"/>
-        </w:rPr>
-        <w:t xml:space="preserve">For other players, </w:t>
-      </w:r>
-      <w:r>
-        <w:rPr>
-          <w:lang w:val="en-GB"/>
-        </w:rPr>
-        <w:t>a scrap paper is available to draw demo tape art etc.</w:t>
+        </w:rPr>
+      </w:pPr>
+      <w:r>
+        <w:t>For other players, a scrap paper is available to draw demo tape art etc.</w:t>
       </w:r>
     </w:p>
     <w:p>
@@ -3951,21 +2952,16 @@
         <w:rPr>
           <w:b/>
           <w:bCs/>
-          <w:lang w:val="en-GB"/>
-        </w:rPr>
-      </w:pPr>
-      <w:r>
-        <w:rPr>
-          <w:b/>
-          <w:bCs/>
-          <w:lang w:val="en-GB"/>
+        </w:rPr>
+      </w:pPr>
+      <w:r>
+        <w:rPr>
+          <w:b/>
+          <w:bCs/>
         </w:rPr>
         <w:t xml:space="preserve">Priority: </w:t>
       </w:r>
       <w:r>
-        <w:rPr>
-          <w:lang w:val="en-GB"/>
-        </w:rPr>
         <w:t xml:space="preserve">Low. </w:t>
       </w:r>
     </w:p>
@@ -3980,29 +2976,483 @@
         <w:rPr>
           <w:b/>
           <w:bCs/>
-          <w:lang w:val="en-GB"/>
-        </w:rPr>
-      </w:pPr>
-      <w:r>
-        <w:rPr>
-          <w:b/>
-          <w:bCs/>
-          <w:lang w:val="en-GB"/>
+        </w:rPr>
+      </w:pPr>
+      <w:r>
+        <w:rPr>
+          <w:b/>
+          <w:bCs/>
         </w:rPr>
         <w:t>Blocking:</w:t>
       </w:r>
       <w:r>
-        <w:rPr>
-          <w:lang w:val="en-GB"/>
-        </w:rPr>
-        <w:t xml:space="preserve"> </w:t>
-      </w:r>
-      <w:r>
-        <w:rPr>
-          <w:lang w:val="en-GB"/>
-        </w:rPr>
-        <w:t>No.</w:t>
-      </w:r>
+        <w:t xml:space="preserve"> No.</w:t>
+      </w:r>
+    </w:p>
+    <w:p/>
+    <w:p>
+      <w:pPr>
+        <w:pStyle w:val="Luettelokappale"/>
+        <w:ind w:left="360"/>
+        <w:rPr>
+          <w:b/>
+          <w:bCs/>
+        </w:rPr>
+      </w:pPr>
+    </w:p>
+    <w:p>
+      <w:pPr>
+        <w:pStyle w:val="Luettelokappale"/>
+        <w:numPr>
+          <w:ilvl w:val="0"/>
+          <w:numId w:val="11"/>
+        </w:numPr>
+        <w:rPr>
+          <w:b/>
+          <w:bCs/>
+        </w:rPr>
+      </w:pPr>
+      <w:r>
+        <w:rPr>
+          <w:b/>
+          <w:bCs/>
+        </w:rPr>
+        <w:br/>
+      </w:r>
+    </w:p>
+    <w:p>
+      <w:pPr>
+        <w:pStyle w:val="Luettelokappale"/>
+        <w:numPr>
+          <w:ilvl w:val="0"/>
+          <w:numId w:val="11"/>
+        </w:numPr>
+        <w:rPr>
+          <w:b/>
+          <w:bCs/>
+        </w:rPr>
+      </w:pPr>
+      <w:r>
+        <w:rPr>
+          <w:b/>
+          <w:bCs/>
+        </w:rPr>
+        <w:t>Q</w:t>
+      </w:r>
+      <w:r>
+        <w:rPr>
+          <w:b/>
+          <w:bCs/>
+        </w:rPr>
+        <w:t>Q</w:t>
+      </w:r>
+      <w:r>
+        <w:rPr>
+          <w:b/>
+          <w:bCs/>
+        </w:rPr>
+        <w:t>IP – 01</w:t>
+      </w:r>
+      <w:r>
+        <w:rPr>
+          <w:b/>
+          <w:bCs/>
+        </w:rPr>
+        <w:t>6</w:t>
+      </w:r>
+      <w:r>
+        <w:rPr>
+          <w:b/>
+          <w:bCs/>
+        </w:rPr>
+        <w:t xml:space="preserve"> – The Scene Map (Semantic Gravity Field)</w:t>
+      </w:r>
+    </w:p>
+    <w:p>
+      <w:pPr>
+        <w:rPr>
+          <w:b/>
+          <w:bCs/>
+        </w:rPr>
+      </w:pPr>
+    </w:p>
+    <w:p>
+      <w:pPr>
+        <w:pStyle w:val="Luettelokappale"/>
+        <w:numPr>
+          <w:ilvl w:val="0"/>
+          <w:numId w:val="12"/>
+        </w:numPr>
+        <w:rPr>
+          <w:b/>
+          <w:bCs/>
+        </w:rPr>
+      </w:pPr>
+      <w:r>
+        <w:rPr>
+          <w:b/>
+          <w:bCs/>
+        </w:rPr>
+        <w:t>Title: Scene Map – Semantic Gravity &amp; Authenticity Field</w:t>
+      </w:r>
+    </w:p>
+    <w:p>
+      <w:pPr>
+        <w:pStyle w:val="Luettelokappale"/>
+        <w:numPr>
+          <w:ilvl w:val="0"/>
+          <w:numId w:val="12"/>
+        </w:numPr>
+        <w:rPr>
+          <w:b/>
+          <w:bCs/>
+        </w:rPr>
+      </w:pPr>
+      <w:r>
+        <w:rPr>
+          <w:b/>
+          <w:bCs/>
+        </w:rPr>
+        <w:t>Category: Core System / UI &amp; Cultural Simulation</w:t>
+      </w:r>
+    </w:p>
+    <w:p>
+      <w:pPr>
+        <w:pStyle w:val="Luettelokappale"/>
+        <w:numPr>
+          <w:ilvl w:val="0"/>
+          <w:numId w:val="12"/>
+        </w:numPr>
+      </w:pPr>
+      <w:r>
+        <w:rPr>
+          <w:b/>
+          <w:bCs/>
+        </w:rPr>
+        <w:t>Question / Idea:</w:t>
+      </w:r>
+      <w:r>
+        <w:rPr>
+          <w:b/>
+          <w:bCs/>
+        </w:rPr>
+        <w:br/>
+      </w:r>
+      <w:r>
+        <w:t>What is the exact structure, visualization, and mechanical role of the Scene Map as a representation of “TRUE”, gravity, and subcultural drift within Demo(n)Tapes?</w:t>
+      </w:r>
+    </w:p>
+    <w:p>
+      <w:pPr>
+        <w:pStyle w:val="Luettelokappale"/>
+        <w:numPr>
+          <w:ilvl w:val="0"/>
+          <w:numId w:val="12"/>
+        </w:numPr>
+      </w:pPr>
+      <w:r>
+        <w:rPr>
+          <w:b/>
+          <w:bCs/>
+        </w:rPr>
+        <w:t>Current Thought:</w:t>
+      </w:r>
+      <w:r>
+        <w:br/>
+        <w:t xml:space="preserve">The Scene Map is not a geographic or chronological map, but a </w:t>
+      </w:r>
+      <w:r>
+        <w:rPr>
+          <w:b/>
+          <w:bCs/>
+        </w:rPr>
+        <w:t>semantic field</w:t>
+      </w:r>
+      <w:r>
+        <w:t xml:space="preserve"> representing the ideological state of the scene.</w:t>
+      </w:r>
+    </w:p>
+    <w:p>
+      <w:pPr>
+        <w:ind w:left="360"/>
+      </w:pPr>
+      <w:r>
+        <w:t>Key conceptual elements:</w:t>
+      </w:r>
+    </w:p>
+    <w:p>
+      <w:pPr>
+        <w:pStyle w:val="Luettelokappale"/>
+        <w:numPr>
+          <w:ilvl w:val="0"/>
+          <w:numId w:val="12"/>
+        </w:numPr>
+      </w:pPr>
+      <w:r>
+        <w:t>Demo tapes exist as nodes within an abstract ideological space.</w:t>
+      </w:r>
+    </w:p>
+    <w:p>
+      <w:pPr>
+        <w:pStyle w:val="Luettelokappale"/>
+        <w:numPr>
+          <w:ilvl w:val="0"/>
+          <w:numId w:val="12"/>
+        </w:numPr>
+      </w:pPr>
+      <w:r>
+        <w:t xml:space="preserve">Each demo exerts </w:t>
+      </w:r>
+      <w:r>
+        <w:rPr>
+          <w:b/>
+          <w:bCs/>
+        </w:rPr>
+        <w:t>gravity</w:t>
+      </w:r>
+      <w:r>
+        <w:t>, derived from TRUE tag-pairs, repetition, and conveyance.</w:t>
+      </w:r>
+    </w:p>
+    <w:p>
+      <w:pPr>
+        <w:pStyle w:val="Luettelokappale"/>
+        <w:numPr>
+          <w:ilvl w:val="0"/>
+          <w:numId w:val="12"/>
+        </w:numPr>
+      </w:pPr>
+      <w:r>
+        <w:t>Gravity visually deforms the scene into wells or depressions, inspired by general relativity metaphors.</w:t>
+      </w:r>
+    </w:p>
+    <w:p>
+      <w:pPr>
+        <w:pStyle w:val="Luettelokappale"/>
+        <w:numPr>
+          <w:ilvl w:val="0"/>
+          <w:numId w:val="12"/>
+        </w:numPr>
+      </w:pPr>
+      <w:r>
+        <w:t xml:space="preserve">“TRUE” is not binary but represented as a </w:t>
+      </w:r>
+      <w:r>
+        <w:rPr>
+          <w:b/>
+          <w:bCs/>
+        </w:rPr>
+        <w:t>contour threshold</w:t>
+      </w:r>
+      <w:r>
+        <w:t>: material within sufficient gravitational depth is considered TRUE.</w:t>
+      </w:r>
+    </w:p>
+    <w:p>
+      <w:pPr>
+        <w:pStyle w:val="Luettelokappale"/>
+        <w:numPr>
+          <w:ilvl w:val="0"/>
+          <w:numId w:val="12"/>
+        </w:numPr>
+      </w:pPr>
+      <w:r>
+        <w:t>The scene’s thematic centre drifts over time as gravity accumulates from influential demos.</w:t>
+      </w:r>
+    </w:p>
+    <w:p>
+      <w:pPr>
+        <w:pStyle w:val="Luettelokappale"/>
+        <w:numPr>
+          <w:ilvl w:val="0"/>
+          <w:numId w:val="12"/>
+        </w:numPr>
+      </w:pPr>
+      <w:r>
+        <w:t xml:space="preserve">Repeated, proselytizing TRUE tag-pairs may form </w:t>
+      </w:r>
+      <w:r>
+        <w:rPr>
+          <w:b/>
+          <w:bCs/>
+        </w:rPr>
+        <w:t>secondary gravity basins</w:t>
+      </w:r>
+      <w:r>
+        <w:t>, representing subscenes.</w:t>
+      </w:r>
+    </w:p>
+    <w:p>
+      <w:pPr>
+        <w:pStyle w:val="Luettelokappale"/>
+        <w:numPr>
+          <w:ilvl w:val="0"/>
+          <w:numId w:val="12"/>
+        </w:numPr>
+      </w:pPr>
+      <w:r>
+        <w:t>Subscenes may remain attached via ridges (shared legitimacy) or fully splinter into separate centres.</w:t>
+      </w:r>
+    </w:p>
+    <w:p>
+      <w:pPr>
+        <w:pStyle w:val="Luettelokappale"/>
+        <w:numPr>
+          <w:ilvl w:val="0"/>
+          <w:numId w:val="12"/>
+        </w:numPr>
+      </w:pPr>
+      <w:r>
+        <w:lastRenderedPageBreak/>
+        <w:t>Keeper actions may temporarily distort gravity, elevate or suppress demos, or redefine surface-level true, but cannot permanently erase TRUE gravity without sustained counteraction.</w:t>
+      </w:r>
+    </w:p>
+    <w:p>
+      <w:pPr>
+        <w:ind w:left="360"/>
+      </w:pPr>
+      <w:r>
+        <w:t>Open questions include:</w:t>
+      </w:r>
+    </w:p>
+    <w:p>
+      <w:pPr>
+        <w:pStyle w:val="Luettelokappale"/>
+        <w:numPr>
+          <w:ilvl w:val="0"/>
+          <w:numId w:val="12"/>
+        </w:numPr>
+      </w:pPr>
+      <w:r>
+        <w:t>How much of the gravity calculation is visible vs. implied?</w:t>
+      </w:r>
+    </w:p>
+    <w:p>
+      <w:pPr>
+        <w:pStyle w:val="Luettelokappale"/>
+        <w:numPr>
+          <w:ilvl w:val="0"/>
+          <w:numId w:val="12"/>
+        </w:numPr>
+      </w:pPr>
+      <w:r>
+        <w:t>Whether the Scene Map is navigable or purely observational.</w:t>
+      </w:r>
+    </w:p>
+    <w:p>
+      <w:pPr>
+        <w:pStyle w:val="Luettelokappale"/>
+        <w:numPr>
+          <w:ilvl w:val="0"/>
+          <w:numId w:val="12"/>
+        </w:numPr>
+      </w:pPr>
+      <w:r>
+        <w:t>How historical demos decay or remain as “fossilized” gravity.</w:t>
+      </w:r>
+    </w:p>
+    <w:p>
+      <w:pPr>
+        <w:pStyle w:val="Luettelokappale"/>
+        <w:numPr>
+          <w:ilvl w:val="0"/>
+          <w:numId w:val="12"/>
+        </w:numPr>
+      </w:pPr>
+      <w:r>
+        <w:t>How anti-tags and ideological opposition are visualized (repulsion, flattening, noise).</w:t>
+      </w:r>
+    </w:p>
+    <w:p>
+      <w:pPr>
+        <w:ind w:left="360"/>
+      </w:pPr>
+      <w:r>
+        <w:rPr>
+          <w:b/>
+          <w:bCs/>
+        </w:rPr>
+        <w:t>Design Intent:</w:t>
+      </w:r>
+      <w:r>
+        <w:br/>
+        <w:t xml:space="preserve">The Scene Map functions as the game’s </w:t>
+      </w:r>
+      <w:r>
+        <w:rPr>
+          <w:b/>
+          <w:bCs/>
+        </w:rPr>
+        <w:t>primary authenticity instrument</w:t>
+      </w:r>
+      <w:r>
+        <w:t xml:space="preserve">, allowing players to </w:t>
+      </w:r>
+      <w:r>
+        <w:rPr>
+          <w:i/>
+          <w:iCs/>
+        </w:rPr>
+        <w:t>read</w:t>
+      </w:r>
+      <w:r>
+        <w:t xml:space="preserve"> legitimacy, drift, and conflict without explicit numerical exposition. It externalizes countercultural dynamics—gatekeeping, canon formation, and schism—into a shared, observable field.</w:t>
+      </w:r>
+    </w:p>
+    <w:p>
+      <w:pPr>
+        <w:pStyle w:val="Luettelokappale"/>
+        <w:numPr>
+          <w:ilvl w:val="0"/>
+          <w:numId w:val="12"/>
+        </w:numPr>
+      </w:pPr>
+      <w:r>
+        <w:rPr>
+          <w:b/>
+          <w:bCs/>
+        </w:rPr>
+        <w:t>Priority:</w:t>
+      </w:r>
+      <w:r>
+        <w:t xml:space="preserve"> High</w:t>
+      </w:r>
+    </w:p>
+    <w:p>
+      <w:pPr>
+        <w:pStyle w:val="Luettelokappale"/>
+        <w:numPr>
+          <w:ilvl w:val="0"/>
+          <w:numId w:val="12"/>
+        </w:numPr>
+      </w:pPr>
+      <w:r>
+        <w:rPr>
+          <w:b/>
+          <w:bCs/>
+        </w:rPr>
+        <w:t>Blocking:</w:t>
+      </w:r>
+      <w:r>
+        <w:t xml:space="preserve"> Yes</w:t>
+      </w:r>
+      <w:r>
+        <w:br/>
+        <w:t>(The Scene Map is foundational to understanding TRUE, Keeper power, subscenes, and long-term trajectory. UI and several mechanics cannot be finalized without it.)</w:t>
+      </w:r>
+    </w:p>
+    <w:p>
+      <w:pPr>
+        <w:pStyle w:val="Luettelokappale"/>
+      </w:pPr>
+    </w:p>
+    <w:p>
+      <w:pPr>
+        <w:rPr>
+          <w:b/>
+          <w:bCs/>
+        </w:rPr>
+      </w:pPr>
     </w:p>
     <w:sectPr>
       <w:pgSz w:w="11906" w:h="16838"/>
@@ -4603,6 +4053,155 @@
     </w:lvl>
   </w:abstractNum>
   <w:abstractNum w:abstractNumId="4" w15:restartNumberingAfterBreak="0">
+    <w:nsid w:val="579B2957"/>
+    <w:multiLevelType w:val="multilevel"/>
+    <w:tmpl w:val="5FA0E732"/>
+    <w:lvl w:ilvl="0">
+      <w:start w:val="1"/>
+      <w:numFmt w:val="bullet"/>
+      <w:lvlText w:val=""/>
+      <w:lvlJc w:val="left"/>
+      <w:pPr>
+        <w:tabs>
+          <w:tab w:val="num" w:pos="720"/>
+        </w:tabs>
+        <w:ind w:left="720" w:hanging="360"/>
+      </w:pPr>
+      <w:rPr>
+        <w:rFonts w:ascii="Symbol" w:hAnsi="Symbol" w:hint="default"/>
+        <w:sz w:val="20"/>
+      </w:rPr>
+    </w:lvl>
+    <w:lvl w:ilvl="1" w:tentative="1">
+      <w:start w:val="1"/>
+      <w:numFmt w:val="bullet"/>
+      <w:lvlText w:val="o"/>
+      <w:lvlJc w:val="left"/>
+      <w:pPr>
+        <w:tabs>
+          <w:tab w:val="num" w:pos="1440"/>
+        </w:tabs>
+        <w:ind w:left="1440" w:hanging="360"/>
+      </w:pPr>
+      <w:rPr>
+        <w:rFonts w:ascii="Courier New" w:hAnsi="Courier New" w:hint="default"/>
+        <w:sz w:val="20"/>
+      </w:rPr>
+    </w:lvl>
+    <w:lvl w:ilvl="2" w:tentative="1">
+      <w:start w:val="1"/>
+      <w:numFmt w:val="bullet"/>
+      <w:lvlText w:val=""/>
+      <w:lvlJc w:val="left"/>
+      <w:pPr>
+        <w:tabs>
+          <w:tab w:val="num" w:pos="2160"/>
+        </w:tabs>
+        <w:ind w:left="2160" w:hanging="360"/>
+      </w:pPr>
+      <w:rPr>
+        <w:rFonts w:ascii="Wingdings" w:hAnsi="Wingdings" w:hint="default"/>
+        <w:sz w:val="20"/>
+      </w:rPr>
+    </w:lvl>
+    <w:lvl w:ilvl="3" w:tentative="1">
+      <w:start w:val="1"/>
+      <w:numFmt w:val="bullet"/>
+      <w:lvlText w:val=""/>
+      <w:lvlJc w:val="left"/>
+      <w:pPr>
+        <w:tabs>
+          <w:tab w:val="num" w:pos="2880"/>
+        </w:tabs>
+        <w:ind w:left="2880" w:hanging="360"/>
+      </w:pPr>
+      <w:rPr>
+        <w:rFonts w:ascii="Wingdings" w:hAnsi="Wingdings" w:hint="default"/>
+        <w:sz w:val="20"/>
+      </w:rPr>
+    </w:lvl>
+    <w:lvl w:ilvl="4" w:tentative="1">
+      <w:start w:val="1"/>
+      <w:numFmt w:val="bullet"/>
+      <w:lvlText w:val=""/>
+      <w:lvlJc w:val="left"/>
+      <w:pPr>
+        <w:tabs>
+          <w:tab w:val="num" w:pos="3600"/>
+        </w:tabs>
+        <w:ind w:left="3600" w:hanging="360"/>
+      </w:pPr>
+      <w:rPr>
+        <w:rFonts w:ascii="Wingdings" w:hAnsi="Wingdings" w:hint="default"/>
+        <w:sz w:val="20"/>
+      </w:rPr>
+    </w:lvl>
+    <w:lvl w:ilvl="5" w:tentative="1">
+      <w:start w:val="1"/>
+      <w:numFmt w:val="bullet"/>
+      <w:lvlText w:val=""/>
+      <w:lvlJc w:val="left"/>
+      <w:pPr>
+        <w:tabs>
+          <w:tab w:val="num" w:pos="4320"/>
+        </w:tabs>
+        <w:ind w:left="4320" w:hanging="360"/>
+      </w:pPr>
+      <w:rPr>
+        <w:rFonts w:ascii="Wingdings" w:hAnsi="Wingdings" w:hint="default"/>
+        <w:sz w:val="20"/>
+      </w:rPr>
+    </w:lvl>
+    <w:lvl w:ilvl="6" w:tentative="1">
+      <w:start w:val="1"/>
+      <w:numFmt w:val="bullet"/>
+      <w:lvlText w:val=""/>
+      <w:lvlJc w:val="left"/>
+      <w:pPr>
+        <w:tabs>
+          <w:tab w:val="num" w:pos="5040"/>
+        </w:tabs>
+        <w:ind w:left="5040" w:hanging="360"/>
+      </w:pPr>
+      <w:rPr>
+        <w:rFonts w:ascii="Wingdings" w:hAnsi="Wingdings" w:hint="default"/>
+        <w:sz w:val="20"/>
+      </w:rPr>
+    </w:lvl>
+    <w:lvl w:ilvl="7" w:tentative="1">
+      <w:start w:val="1"/>
+      <w:numFmt w:val="bullet"/>
+      <w:lvlText w:val=""/>
+      <w:lvlJc w:val="left"/>
+      <w:pPr>
+        <w:tabs>
+          <w:tab w:val="num" w:pos="5760"/>
+        </w:tabs>
+        <w:ind w:left="5760" w:hanging="360"/>
+      </w:pPr>
+      <w:rPr>
+        <w:rFonts w:ascii="Wingdings" w:hAnsi="Wingdings" w:hint="default"/>
+        <w:sz w:val="20"/>
+      </w:rPr>
+    </w:lvl>
+    <w:lvl w:ilvl="8" w:tentative="1">
+      <w:start w:val="1"/>
+      <w:numFmt w:val="bullet"/>
+      <w:lvlText w:val=""/>
+      <w:lvlJc w:val="left"/>
+      <w:pPr>
+        <w:tabs>
+          <w:tab w:val="num" w:pos="6480"/>
+        </w:tabs>
+        <w:ind w:left="6480" w:hanging="360"/>
+      </w:pPr>
+      <w:rPr>
+        <w:rFonts w:ascii="Wingdings" w:hAnsi="Wingdings" w:hint="default"/>
+        <w:sz w:val="20"/>
+      </w:rPr>
+    </w:lvl>
+  </w:abstractNum>
+  <w:abstractNum w:abstractNumId="5" w15:restartNumberingAfterBreak="0">
     <w:nsid w:val="57D85272"/>
     <w:multiLevelType w:val="multilevel"/>
     <w:tmpl w:val="4D0895F4"/>
@@ -4751,7 +4350,7 @@
       </w:rPr>
     </w:lvl>
   </w:abstractNum>
-  <w:abstractNum w:abstractNumId="5" w15:restartNumberingAfterBreak="0">
+  <w:abstractNum w:abstractNumId="6" w15:restartNumberingAfterBreak="0">
     <w:nsid w:val="59FC6A17"/>
     <w:multiLevelType w:val="multilevel"/>
     <w:tmpl w:val="93F0D4FC"/>
@@ -4900,7 +4499,7 @@
       </w:rPr>
     </w:lvl>
   </w:abstractNum>
-  <w:abstractNum w:abstractNumId="6" w15:restartNumberingAfterBreak="0">
+  <w:abstractNum w:abstractNumId="7" w15:restartNumberingAfterBreak="0">
     <w:nsid w:val="5A9F4F1A"/>
     <w:multiLevelType w:val="multilevel"/>
     <w:tmpl w:val="B92A1D86"/>
@@ -5049,7 +4648,7 @@
       </w:rPr>
     </w:lvl>
   </w:abstractNum>
-  <w:abstractNum w:abstractNumId="7" w15:restartNumberingAfterBreak="0">
+  <w:abstractNum w:abstractNumId="8" w15:restartNumberingAfterBreak="0">
     <w:nsid w:val="603A4BE0"/>
     <w:multiLevelType w:val="multilevel"/>
     <w:tmpl w:val="14985332"/>
@@ -5198,7 +4797,156 @@
       </w:rPr>
     </w:lvl>
   </w:abstractNum>
-  <w:abstractNum w:abstractNumId="8" w15:restartNumberingAfterBreak="0">
+  <w:abstractNum w:abstractNumId="9" w15:restartNumberingAfterBreak="0">
+    <w:nsid w:val="62EA7D8F"/>
+    <w:multiLevelType w:val="multilevel"/>
+    <w:tmpl w:val="77789B06"/>
+    <w:lvl w:ilvl="0">
+      <w:start w:val="1"/>
+      <w:numFmt w:val="bullet"/>
+      <w:lvlText w:val=""/>
+      <w:lvlJc w:val="left"/>
+      <w:pPr>
+        <w:tabs>
+          <w:tab w:val="num" w:pos="720"/>
+        </w:tabs>
+        <w:ind w:left="720" w:hanging="360"/>
+      </w:pPr>
+      <w:rPr>
+        <w:rFonts w:ascii="Symbol" w:hAnsi="Symbol" w:hint="default"/>
+        <w:sz w:val="20"/>
+      </w:rPr>
+    </w:lvl>
+    <w:lvl w:ilvl="1" w:tentative="1">
+      <w:start w:val="1"/>
+      <w:numFmt w:val="bullet"/>
+      <w:lvlText w:val="o"/>
+      <w:lvlJc w:val="left"/>
+      <w:pPr>
+        <w:tabs>
+          <w:tab w:val="num" w:pos="1440"/>
+        </w:tabs>
+        <w:ind w:left="1440" w:hanging="360"/>
+      </w:pPr>
+      <w:rPr>
+        <w:rFonts w:ascii="Courier New" w:hAnsi="Courier New" w:hint="default"/>
+        <w:sz w:val="20"/>
+      </w:rPr>
+    </w:lvl>
+    <w:lvl w:ilvl="2" w:tentative="1">
+      <w:start w:val="1"/>
+      <w:numFmt w:val="bullet"/>
+      <w:lvlText w:val=""/>
+      <w:lvlJc w:val="left"/>
+      <w:pPr>
+        <w:tabs>
+          <w:tab w:val="num" w:pos="2160"/>
+        </w:tabs>
+        <w:ind w:left="2160" w:hanging="360"/>
+      </w:pPr>
+      <w:rPr>
+        <w:rFonts w:ascii="Wingdings" w:hAnsi="Wingdings" w:hint="default"/>
+        <w:sz w:val="20"/>
+      </w:rPr>
+    </w:lvl>
+    <w:lvl w:ilvl="3" w:tentative="1">
+      <w:start w:val="1"/>
+      <w:numFmt w:val="bullet"/>
+      <w:lvlText w:val=""/>
+      <w:lvlJc w:val="left"/>
+      <w:pPr>
+        <w:tabs>
+          <w:tab w:val="num" w:pos="2880"/>
+        </w:tabs>
+        <w:ind w:left="2880" w:hanging="360"/>
+      </w:pPr>
+      <w:rPr>
+        <w:rFonts w:ascii="Wingdings" w:hAnsi="Wingdings" w:hint="default"/>
+        <w:sz w:val="20"/>
+      </w:rPr>
+    </w:lvl>
+    <w:lvl w:ilvl="4" w:tentative="1">
+      <w:start w:val="1"/>
+      <w:numFmt w:val="bullet"/>
+      <w:lvlText w:val=""/>
+      <w:lvlJc w:val="left"/>
+      <w:pPr>
+        <w:tabs>
+          <w:tab w:val="num" w:pos="3600"/>
+        </w:tabs>
+        <w:ind w:left="3600" w:hanging="360"/>
+      </w:pPr>
+      <w:rPr>
+        <w:rFonts w:ascii="Wingdings" w:hAnsi="Wingdings" w:hint="default"/>
+        <w:sz w:val="20"/>
+      </w:rPr>
+    </w:lvl>
+    <w:lvl w:ilvl="5" w:tentative="1">
+      <w:start w:val="1"/>
+      <w:numFmt w:val="bullet"/>
+      <w:lvlText w:val=""/>
+      <w:lvlJc w:val="left"/>
+      <w:pPr>
+        <w:tabs>
+          <w:tab w:val="num" w:pos="4320"/>
+        </w:tabs>
+        <w:ind w:left="4320" w:hanging="360"/>
+      </w:pPr>
+      <w:rPr>
+        <w:rFonts w:ascii="Wingdings" w:hAnsi="Wingdings" w:hint="default"/>
+        <w:sz w:val="20"/>
+      </w:rPr>
+    </w:lvl>
+    <w:lvl w:ilvl="6" w:tentative="1">
+      <w:start w:val="1"/>
+      <w:numFmt w:val="bullet"/>
+      <w:lvlText w:val=""/>
+      <w:lvlJc w:val="left"/>
+      <w:pPr>
+        <w:tabs>
+          <w:tab w:val="num" w:pos="5040"/>
+        </w:tabs>
+        <w:ind w:left="5040" w:hanging="360"/>
+      </w:pPr>
+      <w:rPr>
+        <w:rFonts w:ascii="Wingdings" w:hAnsi="Wingdings" w:hint="default"/>
+        <w:sz w:val="20"/>
+      </w:rPr>
+    </w:lvl>
+    <w:lvl w:ilvl="7" w:tentative="1">
+      <w:start w:val="1"/>
+      <w:numFmt w:val="bullet"/>
+      <w:lvlText w:val=""/>
+      <w:lvlJc w:val="left"/>
+      <w:pPr>
+        <w:tabs>
+          <w:tab w:val="num" w:pos="5760"/>
+        </w:tabs>
+        <w:ind w:left="5760" w:hanging="360"/>
+      </w:pPr>
+      <w:rPr>
+        <w:rFonts w:ascii="Wingdings" w:hAnsi="Wingdings" w:hint="default"/>
+        <w:sz w:val="20"/>
+      </w:rPr>
+    </w:lvl>
+    <w:lvl w:ilvl="8" w:tentative="1">
+      <w:start w:val="1"/>
+      <w:numFmt w:val="bullet"/>
+      <w:lvlText w:val=""/>
+      <w:lvlJc w:val="left"/>
+      <w:pPr>
+        <w:tabs>
+          <w:tab w:val="num" w:pos="6480"/>
+        </w:tabs>
+        <w:ind w:left="6480" w:hanging="360"/>
+      </w:pPr>
+      <w:rPr>
+        <w:rFonts w:ascii="Wingdings" w:hAnsi="Wingdings" w:hint="default"/>
+        <w:sz w:val="20"/>
+      </w:rPr>
+    </w:lvl>
+  </w:abstractNum>
+  <w:abstractNum w:abstractNumId="10" w15:restartNumberingAfterBreak="0">
     <w:nsid w:val="68223F61"/>
     <w:multiLevelType w:val="multilevel"/>
     <w:tmpl w:val="63BCBD40"/>
@@ -5347,7 +5095,120 @@
       </w:rPr>
     </w:lvl>
   </w:abstractNum>
-  <w:abstractNum w:abstractNumId="9" w15:restartNumberingAfterBreak="0">
+  <w:abstractNum w:abstractNumId="11" w15:restartNumberingAfterBreak="0">
+    <w:nsid w:val="69633DA1"/>
+    <w:multiLevelType w:val="hybridMultilevel"/>
+    <w:tmpl w:val="1CAC4856"/>
+    <w:lvl w:ilvl="0" w:tplc="040B0001">
+      <w:start w:val="1"/>
+      <w:numFmt w:val="bullet"/>
+      <w:lvlText w:val=""/>
+      <w:lvlJc w:val="left"/>
+      <w:pPr>
+        <w:ind w:left="720" w:hanging="360"/>
+      </w:pPr>
+      <w:rPr>
+        <w:rFonts w:ascii="Symbol" w:hAnsi="Symbol" w:hint="default"/>
+      </w:rPr>
+    </w:lvl>
+    <w:lvl w:ilvl="1" w:tplc="040B0003" w:tentative="1">
+      <w:start w:val="1"/>
+      <w:numFmt w:val="bullet"/>
+      <w:lvlText w:val="o"/>
+      <w:lvlJc w:val="left"/>
+      <w:pPr>
+        <w:ind w:left="1440" w:hanging="360"/>
+      </w:pPr>
+      <w:rPr>
+        <w:rFonts w:ascii="Courier New" w:hAnsi="Courier New" w:cs="Courier New" w:hint="default"/>
+      </w:rPr>
+    </w:lvl>
+    <w:lvl w:ilvl="2" w:tplc="040B0005" w:tentative="1">
+      <w:start w:val="1"/>
+      <w:numFmt w:val="bullet"/>
+      <w:lvlText w:val=""/>
+      <w:lvlJc w:val="left"/>
+      <w:pPr>
+        <w:ind w:left="2160" w:hanging="360"/>
+      </w:pPr>
+      <w:rPr>
+        <w:rFonts w:ascii="Wingdings" w:hAnsi="Wingdings" w:hint="default"/>
+      </w:rPr>
+    </w:lvl>
+    <w:lvl w:ilvl="3" w:tplc="040B0001" w:tentative="1">
+      <w:start w:val="1"/>
+      <w:numFmt w:val="bullet"/>
+      <w:lvlText w:val=""/>
+      <w:lvlJc w:val="left"/>
+      <w:pPr>
+        <w:ind w:left="2880" w:hanging="360"/>
+      </w:pPr>
+      <w:rPr>
+        <w:rFonts w:ascii="Symbol" w:hAnsi="Symbol" w:hint="default"/>
+      </w:rPr>
+    </w:lvl>
+    <w:lvl w:ilvl="4" w:tplc="040B0003" w:tentative="1">
+      <w:start w:val="1"/>
+      <w:numFmt w:val="bullet"/>
+      <w:lvlText w:val="o"/>
+      <w:lvlJc w:val="left"/>
+      <w:pPr>
+        <w:ind w:left="3600" w:hanging="360"/>
+      </w:pPr>
+      <w:rPr>
+        <w:rFonts w:ascii="Courier New" w:hAnsi="Courier New" w:cs="Courier New" w:hint="default"/>
+      </w:rPr>
+    </w:lvl>
+    <w:lvl w:ilvl="5" w:tplc="040B0005" w:tentative="1">
+      <w:start w:val="1"/>
+      <w:numFmt w:val="bullet"/>
+      <w:lvlText w:val=""/>
+      <w:lvlJc w:val="left"/>
+      <w:pPr>
+        <w:ind w:left="4320" w:hanging="360"/>
+      </w:pPr>
+      <w:rPr>
+        <w:rFonts w:ascii="Wingdings" w:hAnsi="Wingdings" w:hint="default"/>
+      </w:rPr>
+    </w:lvl>
+    <w:lvl w:ilvl="6" w:tplc="040B0001" w:tentative="1">
+      <w:start w:val="1"/>
+      <w:numFmt w:val="bullet"/>
+      <w:lvlText w:val=""/>
+      <w:lvlJc w:val="left"/>
+      <w:pPr>
+        <w:ind w:left="5040" w:hanging="360"/>
+      </w:pPr>
+      <w:rPr>
+        <w:rFonts w:ascii="Symbol" w:hAnsi="Symbol" w:hint="default"/>
+      </w:rPr>
+    </w:lvl>
+    <w:lvl w:ilvl="7" w:tplc="040B0003" w:tentative="1">
+      <w:start w:val="1"/>
+      <w:numFmt w:val="bullet"/>
+      <w:lvlText w:val="o"/>
+      <w:lvlJc w:val="left"/>
+      <w:pPr>
+        <w:ind w:left="5760" w:hanging="360"/>
+      </w:pPr>
+      <w:rPr>
+        <w:rFonts w:ascii="Courier New" w:hAnsi="Courier New" w:cs="Courier New" w:hint="default"/>
+      </w:rPr>
+    </w:lvl>
+    <w:lvl w:ilvl="8" w:tplc="040B0005" w:tentative="1">
+      <w:start w:val="1"/>
+      <w:numFmt w:val="bullet"/>
+      <w:lvlText w:val=""/>
+      <w:lvlJc w:val="left"/>
+      <w:pPr>
+        <w:ind w:left="6480" w:hanging="360"/>
+      </w:pPr>
+      <w:rPr>
+        <w:rFonts w:ascii="Wingdings" w:hAnsi="Wingdings" w:hint="default"/>
+      </w:rPr>
+    </w:lvl>
+  </w:abstractNum>
+  <w:abstractNum w:abstractNumId="12" w15:restartNumberingAfterBreak="0">
     <w:nsid w:val="700E26B0"/>
     <w:multiLevelType w:val="hybridMultilevel"/>
     <w:tmpl w:val="9D600446"/>
@@ -5484,7 +5345,7 @@
       </w:rPr>
     </w:lvl>
   </w:abstractNum>
-  <w:abstractNum w:abstractNumId="10" w15:restartNumberingAfterBreak="0">
+  <w:abstractNum w:abstractNumId="13" w15:restartNumberingAfterBreak="0">
     <w:nsid w:val="78E54DE4"/>
     <w:multiLevelType w:val="multilevel"/>
     <w:tmpl w:val="C7B85010"/>
@@ -5634,13 +5495,13 @@
     </w:lvl>
   </w:abstractNum>
   <w:num w:numId="1" w16cid:durableId="1969430271">
+    <w:abstractNumId w:val="10"/>
+  </w:num>
+  <w:num w:numId="2" w16cid:durableId="2109421436">
     <w:abstractNumId w:val="8"/>
   </w:num>
-  <w:num w:numId="2" w16cid:durableId="2109421436">
+  <w:num w:numId="3" w16cid:durableId="287663332">
     <w:abstractNumId w:val="7"/>
-  </w:num>
-  <w:num w:numId="3" w16cid:durableId="287663332">
-    <w:abstractNumId w:val="6"/>
   </w:num>
   <w:num w:numId="4" w16cid:durableId="2096585250">
     <w:abstractNumId w:val="3"/>
@@ -5652,19 +5513,28 @@
     <w:abstractNumId w:val="0"/>
   </w:num>
   <w:num w:numId="7" w16cid:durableId="613833362">
-    <w:abstractNumId w:val="4"/>
+    <w:abstractNumId w:val="5"/>
   </w:num>
   <w:num w:numId="8" w16cid:durableId="727190594">
-    <w:abstractNumId w:val="5"/>
+    <w:abstractNumId w:val="6"/>
   </w:num>
   <w:num w:numId="9" w16cid:durableId="1772118829">
-    <w:abstractNumId w:val="10"/>
+    <w:abstractNumId w:val="13"/>
   </w:num>
   <w:num w:numId="10" w16cid:durableId="335882720">
-    <w:abstractNumId w:val="9"/>
+    <w:abstractNumId w:val="12"/>
   </w:num>
   <w:num w:numId="11" w16cid:durableId="518391178">
     <w:abstractNumId w:val="2"/>
+  </w:num>
+  <w:num w:numId="12" w16cid:durableId="463305318">
+    <w:abstractNumId w:val="11"/>
+  </w:num>
+  <w:num w:numId="13" w16cid:durableId="1902523667">
+    <w:abstractNumId w:val="9"/>
+  </w:num>
+  <w:num w:numId="14" w16cid:durableId="1928998595">
+    <w:abstractNumId w:val="4"/>
   </w:num>
 </w:numbering>
 </file>
@@ -6069,6 +5939,9 @@
   <w:style w:type="paragraph" w:default="1" w:styleId="Normaali">
     <w:name w:val="Normal"/>
     <w:qFormat/>
+    <w:rPr>
+      <w:lang w:val="en-GB"/>
+    </w:rPr>
   </w:style>
   <w:style w:type="paragraph" w:styleId="Otsikko1">
     <w:name w:val="heading 1"/>
@@ -6272,7 +6145,6 @@
   <w:style w:type="character" w:default="1" w:styleId="Kappaleenoletusfontti">
     <w:name w:val="Default Paragraph Font"/>
     <w:uiPriority w:val="1"/>
-    <w:semiHidden/>
     <w:unhideWhenUsed/>
   </w:style>
   <w:style w:type="table" w:default="1" w:styleId="Normaalitaulukko">

--- a/TheProspector/Assets/Docs/Related School Work/LUT/Questions and Ideas Pending.docx
+++ b/TheProspector/Assets/Docs/Related School Work/LUT/Questions and Ideas Pending.docx
@@ -568,15 +568,7 @@
       </w:r>
       <w:r>
         <w:br/>
-        <w:t xml:space="preserve">Should the band’s country-of-origin suffix (e.g. </w:t>
-      </w:r>
-      <w:proofErr w:type="gramStart"/>
-      <w:r>
-        <w:t>“.SNO</w:t>
-      </w:r>
-      <w:proofErr w:type="gramEnd"/>
-      <w:r>
-        <w:t>”) be determined from the player’s real-world location instead of a dropdown?</w:t>
+        <w:t>Should the band’s country-of-origin suffix (e.g. “.SNO”) be determined from the player’s real-world location instead of a dropdown?</w:t>
       </w:r>
     </w:p>
     <w:p>
@@ -2825,11 +2817,9 @@
         </w:rPr>
         <w:t xml:space="preserve">Title: </w:t>
       </w:r>
-      <w:proofErr w:type="spellStart"/>
-      <w:r>
-        <w:t>When ever</w:t>
-      </w:r>
-      <w:proofErr w:type="spellEnd"/>
+      <w:r>
+        <w:t>Whenever</w:t>
+      </w:r>
       <w:r>
         <w:t xml:space="preserve"> a player is waiting for others to finish their turns, there is a fidget spinner type minigame available that has some minimal influence on gameplay but gets taken away at the beginning of the next turn.</w:t>
       </w:r>
@@ -2915,15 +2905,7 @@
         </w:rPr>
       </w:pPr>
       <w:r>
-        <w:t xml:space="preserve">For keepers, the player can doodle things on the </w:t>
-      </w:r>
-      <w:proofErr w:type="gramStart"/>
-      <w:r>
-        <w:t>desk</w:t>
-      </w:r>
-      <w:proofErr w:type="gramEnd"/>
-      <w:r>
-        <w:t xml:space="preserve"> and they stick throughout the game.</w:t>
+        <w:t>For keepers, the player can doodle things on the desk and they stick throughout the game.</w:t>
       </w:r>
     </w:p>
     <w:p>
@@ -3037,35 +3019,14 @@
           <w:b/>
           <w:bCs/>
         </w:rPr>
-        <w:t>Q</w:t>
-      </w:r>
-      <w:r>
-        <w:rPr>
-          <w:b/>
-          <w:bCs/>
-        </w:rPr>
-        <w:t>Q</w:t>
-      </w:r>
-      <w:r>
-        <w:rPr>
-          <w:b/>
-          <w:bCs/>
-        </w:rPr>
-        <w:t>IP – 01</w:t>
-      </w:r>
-      <w:r>
-        <w:rPr>
-          <w:b/>
-          <w:bCs/>
-        </w:rPr>
-        <w:t>6</w:t>
-      </w:r>
-      <w:r>
-        <w:rPr>
-          <w:b/>
-          <w:bCs/>
-        </w:rPr>
-        <w:t xml:space="preserve"> – The Scene Map (Semantic Gravity Field)</w:t>
+        <w:t xml:space="preserve"> </w:t>
+      </w:r>
+      <w:r>
+        <w:rPr>
+          <w:b/>
+          <w:bCs/>
+        </w:rPr>
+        <w:t>QIP – 016 – The Scene Map (Semantic Gravity Field)</w:t>
       </w:r>
     </w:p>
     <w:p>
@@ -3247,6 +3208,9 @@
       <w:r>
         <w:t>: material within sufficient gravitational depth is considered TRUE.</w:t>
       </w:r>
+      <w:r>
+        <w:t xml:space="preserve"> (Wrong. An object that orbits a true tag is true.)</w:t>
+      </w:r>
     </w:p>
     <w:p>
       <w:pPr>
@@ -3281,6 +3245,9 @@
       <w:r>
         <w:t>, representing subscenes.</w:t>
       </w:r>
+      <w:r>
+        <w:t xml:space="preserve"> A note on proselytizing: If a proselytizing album has a TRUE tag that is pure from proselytizing, it does not splinter from the scene but remains encapsulated within it. If it’s at a distant orbit, it can be pressurised to splinter away.</w:t>
+      </w:r>
     </w:p>
     <w:p>
       <w:pPr>
@@ -3291,8 +3258,12 @@
         </w:numPr>
       </w:pPr>
       <w:r>
+        <w:lastRenderedPageBreak/>
         <w:t>Subscenes may remain attached via ridges (shared legitimacy) or fully splinter into separate centres.</w:t>
       </w:r>
+      <w:r>
+        <w:t xml:space="preserve"> (The orbit signifies allegiance).</w:t>
+      </w:r>
     </w:p>
     <w:p>
       <w:pPr>
@@ -3303,8 +3274,10 @@
         </w:numPr>
       </w:pPr>
       <w:r>
-        <w:lastRenderedPageBreak/>
-        <w:t>Keeper actions may temporarily distort gravity, elevate or suppress demos, or redefine surface-level true, but cannot permanently erase TRUE gravity without sustained counteraction.</w:t>
+        <w:t>Keeper actions may temporarily distort gravity, elevate or suppress demos, or redefine surface-level true, but cannot permanently erase TRUE gravity without sustained counteraction</w:t>
+      </w:r>
+      <w:r>
+        <w:t>, unless a concentrated effort permanently forces the demo out of orbit, which either causes a splinter in the scene, or causes the demo to fade to obscurity.</w:t>
       </w:r>
     </w:p>
     <w:p>
@@ -3326,6 +3299,9 @@
       <w:r>
         <w:t>How much of the gravity calculation is visible vs. implied?</w:t>
       </w:r>
+      <w:r>
+        <w:t xml:space="preserve"> A: The Keeper should always be the first to learn of the changes in the scene as the happen. Others should learn of the changes with delay, either by tape trading or “hearing” about new demos via other means (a hype factor?).</w:t>
+      </w:r>
     </w:p>
     <w:p>
       <w:pPr>
@@ -3338,6 +3314,9 @@
       <w:r>
         <w:t>Whether the Scene Map is navigable or purely observational.</w:t>
       </w:r>
+      <w:r>
+        <w:t xml:space="preserve"> A: Shouldn’t be navigable. Instead, it should always scale out to fit the entire scene (or the local player’s understanding of it).</w:t>
+      </w:r>
     </w:p>
     <w:p>
       <w:pPr>
@@ -3350,6 +3329,9 @@
       <w:r>
         <w:t>How historical demos decay or remain as “fossilized” gravity.</w:t>
       </w:r>
+      <w:r>
+        <w:t xml:space="preserve"> A: Demos should not decay on the map, since they are abstracted into cultural entities. </w:t>
+      </w:r>
     </w:p>
     <w:p>
       <w:pPr>
@@ -3361,6 +3343,12 @@
       </w:pPr>
       <w:r>
         <w:t>How anti-tags and ideological opposition are visualized (repulsion, flattening, noise).</w:t>
+      </w:r>
+      <w:r>
+        <w:t xml:space="preserve"> A: There should exist certain “CPU” tags</w:t>
+      </w:r>
+      <w:r>
+        <w:t xml:space="preserve"> that represent outside forces. Like for example, a successfully promoted black metal for masses should orbit something else than a true tag. A dollar sign perhaps. Or another demo could orbit arts as an institution.</w:t>
       </w:r>
     </w:p>
     <w:p>
@@ -3439,6 +3427,497 @@
       <w:r>
         <w:br/>
         <w:t>(The Scene Map is foundational to understanding TRUE, Keeper power, subscenes, and long-term trajectory. UI and several mechanics cannot be finalized without it.)</w:t>
+      </w:r>
+    </w:p>
+    <w:p/>
+    <w:p>
+      <w:pPr>
+        <w:pStyle w:val="Luettelokappale"/>
+        <w:ind w:left="360"/>
+        <w:rPr>
+          <w:b/>
+          <w:bCs/>
+        </w:rPr>
+      </w:pPr>
+    </w:p>
+    <w:p>
+      <w:pPr>
+        <w:pStyle w:val="Luettelokappale"/>
+        <w:ind w:left="360"/>
+        <w:rPr>
+          <w:b/>
+          <w:bCs/>
+        </w:rPr>
+      </w:pPr>
+    </w:p>
+    <w:p>
+      <w:pPr>
+        <w:pStyle w:val="Luettelokappale"/>
+        <w:numPr>
+          <w:ilvl w:val="0"/>
+          <w:numId w:val="11"/>
+        </w:numPr>
+        <w:rPr>
+          <w:b/>
+          <w:bCs/>
+        </w:rPr>
+      </w:pPr>
+      <w:r>
+        <w:rPr>
+          <w:b/>
+          <w:bCs/>
+        </w:rPr>
+        <w:br/>
+      </w:r>
+    </w:p>
+    <w:p>
+      <w:pPr>
+        <w:pStyle w:val="Luettelokappale"/>
+        <w:ind w:left="360"/>
+        <w:rPr>
+          <w:b/>
+          <w:bCs/>
+        </w:rPr>
+      </w:pPr>
+      <w:r>
+        <w:rPr>
+          <w:b/>
+          <w:bCs/>
+        </w:rPr>
+        <w:t>QIP – 0</w:t>
+      </w:r>
+      <w:r>
+        <w:rPr>
+          <w:b/>
+          <w:bCs/>
+        </w:rPr>
+        <w:t>17</w:t>
+      </w:r>
+      <w:r>
+        <w:rPr>
+          <w:b/>
+          <w:bCs/>
+        </w:rPr>
+        <w:t xml:space="preserve"> – </w:t>
+      </w:r>
+      <w:r>
+        <w:rPr>
+          <w:b/>
+          <w:bCs/>
+        </w:rPr>
+        <w:t>Dark Escapism</w:t>
+      </w:r>
+    </w:p>
+    <w:p>
+      <w:pPr>
+        <w:pStyle w:val="Luettelokappale"/>
+        <w:ind w:left="360"/>
+        <w:rPr>
+          <w:b/>
+          <w:bCs/>
+        </w:rPr>
+      </w:pPr>
+    </w:p>
+    <w:p>
+      <w:pPr>
+        <w:pStyle w:val="Luettelokappale"/>
+        <w:numPr>
+          <w:ilvl w:val="0"/>
+          <w:numId w:val="10"/>
+        </w:numPr>
+        <w:rPr>
+          <w:b/>
+          <w:bCs/>
+        </w:rPr>
+      </w:pPr>
+      <w:r>
+        <w:rPr>
+          <w:b/>
+          <w:bCs/>
+        </w:rPr>
+        <w:t xml:space="preserve">Title: </w:t>
+      </w:r>
+      <w:r>
+        <w:t>The Escapism Simulation.</w:t>
+      </w:r>
+    </w:p>
+    <w:p>
+      <w:pPr>
+        <w:pStyle w:val="Luettelokappale"/>
+        <w:numPr>
+          <w:ilvl w:val="0"/>
+          <w:numId w:val="10"/>
+        </w:numPr>
+        <w:rPr>
+          <w:b/>
+          <w:bCs/>
+        </w:rPr>
+      </w:pPr>
+      <w:r>
+        <w:rPr>
+          <w:b/>
+          <w:bCs/>
+        </w:rPr>
+        <w:lastRenderedPageBreak/>
+        <w:t>Category:</w:t>
+      </w:r>
+      <w:r>
+        <w:t xml:space="preserve"> </w:t>
+      </w:r>
+      <w:r>
+        <w:t>Design Aesthetic and Direction.</w:t>
+      </w:r>
+    </w:p>
+    <w:p>
+      <w:pPr>
+        <w:pStyle w:val="Luettelokappale"/>
+        <w:numPr>
+          <w:ilvl w:val="0"/>
+          <w:numId w:val="10"/>
+        </w:numPr>
+        <w:rPr>
+          <w:b/>
+          <w:bCs/>
+        </w:rPr>
+      </w:pPr>
+      <w:r>
+        <w:rPr>
+          <w:b/>
+          <w:bCs/>
+        </w:rPr>
+        <w:t>Question / Idea:</w:t>
+      </w:r>
+      <w:r>
+        <w:br/>
+      </w:r>
+      <w:r>
+        <w:t xml:space="preserve">The game should create a sense of escape via audio immersion. There should always be an otherworldly atmosphere, whether by exhibiting the actual in-game soundscape that some band or the scene is creating, or by a background ambience. </w:t>
+      </w:r>
+    </w:p>
+    <w:p>
+      <w:pPr>
+        <w:pStyle w:val="Luettelokappale"/>
+        <w:numPr>
+          <w:ilvl w:val="0"/>
+          <w:numId w:val="10"/>
+        </w:numPr>
+        <w:rPr>
+          <w:b/>
+          <w:bCs/>
+        </w:rPr>
+      </w:pPr>
+      <w:r>
+        <w:rPr>
+          <w:b/>
+          <w:bCs/>
+        </w:rPr>
+        <w:t>Current Thought:</w:t>
+      </w:r>
+      <w:r>
+        <w:rPr>
+          <w:b/>
+          <w:bCs/>
+        </w:rPr>
+        <w:t xml:space="preserve"> </w:t>
+      </w:r>
+      <w:r>
+        <w:t>When the campaign violently ends, or when the player is otherwise kicked out, this world should violently collapse into hostile mundanity.</w:t>
+      </w:r>
+      <w:r>
+        <w:t xml:space="preserve"> </w:t>
+      </w:r>
+      <w:r>
+        <w:t xml:space="preserve">For example, if the police </w:t>
+      </w:r>
+      <w:r>
+        <w:t>do</w:t>
+      </w:r>
+      <w:r>
+        <w:t xml:space="preserve"> something big in the game, their soundscape should be as brutally non-black metal as possible, forcing this idea of “its over, folks” on the game.</w:t>
+      </w:r>
+    </w:p>
+    <w:p>
+      <w:pPr>
+        <w:pStyle w:val="Luettelokappale"/>
+        <w:numPr>
+          <w:ilvl w:val="0"/>
+          <w:numId w:val="10"/>
+        </w:numPr>
+        <w:rPr>
+          <w:b/>
+          <w:bCs/>
+        </w:rPr>
+      </w:pPr>
+      <w:r>
+        <w:rPr>
+          <w:b/>
+          <w:bCs/>
+        </w:rPr>
+        <w:t xml:space="preserve">Priority: </w:t>
+      </w:r>
+      <w:r>
+        <w:t>low</w:t>
+      </w:r>
+      <w:r>
+        <w:t xml:space="preserve">. </w:t>
+      </w:r>
+    </w:p>
+    <w:p>
+      <w:pPr>
+        <w:pStyle w:val="Luettelokappale"/>
+        <w:numPr>
+          <w:ilvl w:val="0"/>
+          <w:numId w:val="10"/>
+        </w:numPr>
+        <w:ind w:left="360"/>
+        <w:rPr>
+          <w:b/>
+          <w:bCs/>
+        </w:rPr>
+      </w:pPr>
+      <w:r>
+        <w:rPr>
+          <w:b/>
+          <w:bCs/>
+        </w:rPr>
+        <w:t>Blocking:</w:t>
+      </w:r>
+      <w:r>
+        <w:t xml:space="preserve"> </w:t>
+      </w:r>
+      <w:r>
+        <w:t>No</w:t>
+      </w:r>
+      <w:r>
+        <w:t>.</w:t>
+      </w:r>
+    </w:p>
+    <w:p/>
+    <w:p>
+      <w:pPr>
+        <w:pStyle w:val="Luettelokappale"/>
+        <w:ind w:left="360"/>
+        <w:rPr>
+          <w:b/>
+          <w:bCs/>
+        </w:rPr>
+      </w:pPr>
+    </w:p>
+    <w:p>
+      <w:pPr>
+        <w:pStyle w:val="Luettelokappale"/>
+        <w:numPr>
+          <w:ilvl w:val="0"/>
+          <w:numId w:val="11"/>
+        </w:numPr>
+        <w:rPr>
+          <w:b/>
+          <w:bCs/>
+        </w:rPr>
+      </w:pPr>
+      <w:r>
+        <w:rPr>
+          <w:b/>
+          <w:bCs/>
+        </w:rPr>
+        <w:br/>
+      </w:r>
+    </w:p>
+    <w:p>
+      <w:pPr>
+        <w:pStyle w:val="Luettelokappale"/>
+        <w:ind w:left="360"/>
+        <w:rPr>
+          <w:b/>
+          <w:bCs/>
+        </w:rPr>
+      </w:pPr>
+      <w:r>
+        <w:rPr>
+          <w:b/>
+          <w:bCs/>
+        </w:rPr>
+        <w:t>QIP – 0</w:t>
+      </w:r>
+      <w:r>
+        <w:rPr>
+          <w:b/>
+          <w:bCs/>
+        </w:rPr>
+        <w:t>XX</w:t>
+      </w:r>
+      <w:r>
+        <w:rPr>
+          <w:b/>
+          <w:bCs/>
+        </w:rPr>
+        <w:t xml:space="preserve"> – </w:t>
+      </w:r>
+      <w:r>
+        <w:rPr>
+          <w:b/>
+          <w:bCs/>
+        </w:rPr>
+        <w:t>XXXX</w:t>
+      </w:r>
+    </w:p>
+    <w:p>
+      <w:pPr>
+        <w:pStyle w:val="Luettelokappale"/>
+        <w:ind w:left="360"/>
+        <w:rPr>
+          <w:b/>
+          <w:bCs/>
+        </w:rPr>
+      </w:pPr>
+    </w:p>
+    <w:p>
+      <w:pPr>
+        <w:pStyle w:val="Luettelokappale"/>
+        <w:numPr>
+          <w:ilvl w:val="0"/>
+          <w:numId w:val="10"/>
+        </w:numPr>
+        <w:rPr>
+          <w:b/>
+          <w:bCs/>
+        </w:rPr>
+      </w:pPr>
+      <w:r>
+        <w:rPr>
+          <w:b/>
+          <w:bCs/>
+        </w:rPr>
+        <w:t xml:space="preserve">Title: </w:t>
+      </w:r>
+      <w:r>
+        <w:t>xxx.</w:t>
+      </w:r>
+    </w:p>
+    <w:p>
+      <w:pPr>
+        <w:pStyle w:val="Luettelokappale"/>
+        <w:numPr>
+          <w:ilvl w:val="0"/>
+          <w:numId w:val="10"/>
+        </w:numPr>
+        <w:rPr>
+          <w:b/>
+          <w:bCs/>
+        </w:rPr>
+      </w:pPr>
+      <w:r>
+        <w:rPr>
+          <w:b/>
+          <w:bCs/>
+        </w:rPr>
+        <w:t>Category:</w:t>
+      </w:r>
+      <w:r>
+        <w:t xml:space="preserve"> </w:t>
+      </w:r>
+      <w:r>
+        <w:t>xxx.</w:t>
+      </w:r>
+    </w:p>
+    <w:p>
+      <w:pPr>
+        <w:pStyle w:val="Luettelokappale"/>
+        <w:numPr>
+          <w:ilvl w:val="0"/>
+          <w:numId w:val="10"/>
+        </w:numPr>
+        <w:rPr>
+          <w:b/>
+          <w:bCs/>
+        </w:rPr>
+      </w:pPr>
+      <w:r>
+        <w:rPr>
+          <w:b/>
+          <w:bCs/>
+        </w:rPr>
+        <w:t>Question / Idea:</w:t>
+      </w:r>
+      <w:r>
+        <w:br/>
+      </w:r>
+      <w:r>
+        <w:t>xxx.</w:t>
+      </w:r>
+      <w:r>
+        <w:t xml:space="preserve"> </w:t>
+      </w:r>
+    </w:p>
+    <w:p>
+      <w:pPr>
+        <w:pStyle w:val="Luettelokappale"/>
+        <w:numPr>
+          <w:ilvl w:val="0"/>
+          <w:numId w:val="10"/>
+        </w:numPr>
+        <w:rPr>
+          <w:b/>
+          <w:bCs/>
+        </w:rPr>
+      </w:pPr>
+      <w:r>
+        <w:rPr>
+          <w:b/>
+          <w:bCs/>
+        </w:rPr>
+        <w:t>Current Thought:</w:t>
+      </w:r>
+      <w:r>
+        <w:rPr>
+          <w:b/>
+          <w:bCs/>
+        </w:rPr>
+        <w:t xml:space="preserve"> xxx.</w:t>
+      </w:r>
+    </w:p>
+    <w:p>
+      <w:pPr>
+        <w:pStyle w:val="Luettelokappale"/>
+        <w:numPr>
+          <w:ilvl w:val="0"/>
+          <w:numId w:val="10"/>
+        </w:numPr>
+        <w:rPr>
+          <w:b/>
+          <w:bCs/>
+        </w:rPr>
+      </w:pPr>
+      <w:r>
+        <w:rPr>
+          <w:b/>
+          <w:bCs/>
+        </w:rPr>
+        <w:t xml:space="preserve">Priority: </w:t>
+      </w:r>
+      <w:r>
+        <w:t>xxx</w:t>
+      </w:r>
+      <w:r>
+        <w:t xml:space="preserve">. </w:t>
+      </w:r>
+    </w:p>
+    <w:p>
+      <w:r>
+        <w:rPr>
+          <w:b/>
+          <w:bCs/>
+        </w:rPr>
+        <w:t>Blocking:</w:t>
+      </w:r>
+      <w:r>
+        <w:t xml:space="preserve"> </w:t>
+      </w:r>
+      <w:r>
+        <w:t>xx</w:t>
+      </w:r>
+      <w:r>
+        <w:t>.</w:t>
       </w:r>
     </w:p>
     <w:p>
@@ -6145,6 +6624,7 @@
   <w:style w:type="character" w:default="1" w:styleId="Kappaleenoletusfontti">
     <w:name w:val="Default Paragraph Font"/>
     <w:uiPriority w:val="1"/>
+    <w:semiHidden/>
     <w:unhideWhenUsed/>
   </w:style>
   <w:style w:type="table" w:default="1" w:styleId="Normaalitaulukko">

--- a/TheProspector/Assets/Docs/Related School Work/LUT/Questions and Ideas Pending.docx
+++ b/TheProspector/Assets/Docs/Related School Work/LUT/Questions and Ideas Pending.docx
@@ -568,7 +568,15 @@
       </w:r>
       <w:r>
         <w:br/>
-        <w:t>Should the band’s country-of-origin suffix (e.g. “.SNO”) be determined from the player’s real-world location instead of a dropdown?</w:t>
+        <w:t xml:space="preserve">Should the band’s country-of-origin suffix (e.g. </w:t>
+      </w:r>
+      <w:proofErr w:type="gramStart"/>
+      <w:r>
+        <w:t>“.SNO</w:t>
+      </w:r>
+      <w:proofErr w:type="gramEnd"/>
+      <w:r>
+        <w:t>”) be determined from the player’s real-world location instead of a dropdown?</w:t>
       </w:r>
     </w:p>
     <w:p>
@@ -2905,7 +2913,15 @@
         </w:rPr>
       </w:pPr>
       <w:r>
-        <w:t>For keepers, the player can doodle things on the desk and they stick throughout the game.</w:t>
+        <w:t xml:space="preserve">For keepers, the player can doodle things on the </w:t>
+      </w:r>
+      <w:proofErr w:type="gramStart"/>
+      <w:r>
+        <w:t>desk</w:t>
+      </w:r>
+      <w:proofErr w:type="gramEnd"/>
+      <w:r>
+        <w:t xml:space="preserve"> and they stick throughout the game.</w:t>
       </w:r>
     </w:p>
     <w:p>
@@ -3611,6 +3627,510 @@
           <w:b/>
           <w:bCs/>
         </w:rPr>
+        <w:t xml:space="preserve">Current Thought: </w:t>
+      </w:r>
+      <w:r>
+        <w:t>When the campaign violently ends, or when the player is otherwise kicked out, this world should violently collapse into hostile mundanity.</w:t>
+      </w:r>
+      <w:r>
+        <w:t xml:space="preserve"> </w:t>
+      </w:r>
+      <w:r>
+        <w:t xml:space="preserve">For example, if the police </w:t>
+      </w:r>
+      <w:r>
+        <w:t>do</w:t>
+      </w:r>
+      <w:r>
+        <w:t xml:space="preserve"> something big in the game, their soundscape should be as brutally non-black metal as possible, forcing this idea of “its over, folks” on the game.</w:t>
+      </w:r>
+    </w:p>
+    <w:p>
+      <w:pPr>
+        <w:pStyle w:val="Luettelokappale"/>
+        <w:numPr>
+          <w:ilvl w:val="0"/>
+          <w:numId w:val="10"/>
+        </w:numPr>
+        <w:rPr>
+          <w:b/>
+          <w:bCs/>
+        </w:rPr>
+      </w:pPr>
+      <w:r>
+        <w:rPr>
+          <w:b/>
+          <w:bCs/>
+        </w:rPr>
+        <w:t xml:space="preserve">Priority: </w:t>
+      </w:r>
+      <w:r>
+        <w:t>low</w:t>
+      </w:r>
+      <w:r>
+        <w:t xml:space="preserve">. </w:t>
+      </w:r>
+    </w:p>
+    <w:p>
+      <w:pPr>
+        <w:pStyle w:val="Luettelokappale"/>
+        <w:numPr>
+          <w:ilvl w:val="0"/>
+          <w:numId w:val="10"/>
+        </w:numPr>
+        <w:ind w:left="360"/>
+        <w:rPr>
+          <w:b/>
+          <w:bCs/>
+        </w:rPr>
+      </w:pPr>
+      <w:r>
+        <w:rPr>
+          <w:b/>
+          <w:bCs/>
+        </w:rPr>
+        <w:t>Blocking:</w:t>
+      </w:r>
+      <w:r>
+        <w:t xml:space="preserve"> </w:t>
+      </w:r>
+      <w:r>
+        <w:t>No</w:t>
+      </w:r>
+      <w:r>
+        <w:t>.</w:t>
+      </w:r>
+    </w:p>
+    <w:p>
+      <w:pPr>
+        <w:rPr>
+          <w:b/>
+          <w:bCs/>
+        </w:rPr>
+      </w:pPr>
+    </w:p>
+    <w:p>
+      <w:pPr>
+        <w:pStyle w:val="Luettelokappale"/>
+        <w:numPr>
+          <w:ilvl w:val="0"/>
+          <w:numId w:val="11"/>
+        </w:numPr>
+        <w:rPr>
+          <w:b/>
+          <w:bCs/>
+        </w:rPr>
+      </w:pPr>
+      <w:r>
+        <w:rPr>
+          <w:b/>
+          <w:bCs/>
+        </w:rPr>
+        <w:br/>
+      </w:r>
+    </w:p>
+    <w:p>
+      <w:pPr>
+        <w:pStyle w:val="Luettelokappale"/>
+        <w:ind w:left="360"/>
+        <w:rPr>
+          <w:b/>
+          <w:bCs/>
+        </w:rPr>
+      </w:pPr>
+      <w:r>
+        <w:rPr>
+          <w:b/>
+          <w:bCs/>
+        </w:rPr>
+        <w:t xml:space="preserve">QIP – </w:t>
+      </w:r>
+      <w:r>
+        <w:rPr>
+          <w:b/>
+          <w:bCs/>
+        </w:rPr>
+        <w:t>018</w:t>
+      </w:r>
+      <w:r>
+        <w:rPr>
+          <w:b/>
+          <w:bCs/>
+        </w:rPr>
+        <w:t xml:space="preserve"> – </w:t>
+      </w:r>
+      <w:proofErr w:type="spellStart"/>
+      <w:r>
+        <w:rPr>
+          <w:b/>
+          <w:bCs/>
+        </w:rPr>
+        <w:t>TagResidue</w:t>
+      </w:r>
+      <w:proofErr w:type="spellEnd"/>
+      <w:r>
+        <w:rPr>
+          <w:b/>
+          <w:bCs/>
+        </w:rPr>
+        <w:t>/</w:t>
+      </w:r>
+      <w:proofErr w:type="spellStart"/>
+      <w:r>
+        <w:rPr>
+          <w:b/>
+          <w:bCs/>
+        </w:rPr>
+        <w:t>AspectFragment</w:t>
+      </w:r>
+      <w:proofErr w:type="spellEnd"/>
+    </w:p>
+    <w:p>
+      <w:pPr>
+        <w:pStyle w:val="Luettelokappale"/>
+        <w:ind w:left="360"/>
+        <w:rPr>
+          <w:b/>
+          <w:bCs/>
+        </w:rPr>
+      </w:pPr>
+    </w:p>
+    <w:p>
+      <w:pPr>
+        <w:pStyle w:val="Luettelokappale"/>
+        <w:numPr>
+          <w:ilvl w:val="0"/>
+          <w:numId w:val="10"/>
+        </w:numPr>
+        <w:rPr>
+          <w:b/>
+          <w:bCs/>
+        </w:rPr>
+      </w:pPr>
+      <w:r>
+        <w:rPr>
+          <w:b/>
+          <w:bCs/>
+        </w:rPr>
+        <w:t xml:space="preserve">Title: </w:t>
+      </w:r>
+      <w:r>
+        <w:t>Tag Residue as Aspect Fragment</w:t>
+      </w:r>
+      <w:r>
+        <w:t>.</w:t>
+      </w:r>
+    </w:p>
+    <w:p>
+      <w:pPr>
+        <w:pStyle w:val="Luettelokappale"/>
+        <w:numPr>
+          <w:ilvl w:val="0"/>
+          <w:numId w:val="10"/>
+        </w:numPr>
+        <w:rPr>
+          <w:b/>
+          <w:bCs/>
+        </w:rPr>
+      </w:pPr>
+      <w:r>
+        <w:rPr>
+          <w:b/>
+          <w:bCs/>
+        </w:rPr>
+        <w:t>Category:</w:t>
+      </w:r>
+      <w:r>
+        <w:t xml:space="preserve"> </w:t>
+      </w:r>
+      <w:r>
+        <w:t>Tag &amp; Aspects / Future semantics</w:t>
+      </w:r>
+      <w:r>
+        <w:t>.</w:t>
+      </w:r>
+    </w:p>
+    <w:p>
+      <w:pPr>
+        <w:pStyle w:val="Luettelokappale"/>
+        <w:numPr>
+          <w:ilvl w:val="0"/>
+          <w:numId w:val="10"/>
+        </w:numPr>
+        <w:rPr>
+          <w:b/>
+          <w:bCs/>
+        </w:rPr>
+      </w:pPr>
+      <w:r>
+        <w:rPr>
+          <w:b/>
+          <w:bCs/>
+        </w:rPr>
+        <w:t>Question / Idea:</w:t>
+      </w:r>
+      <w:r>
+        <w:br/>
+      </w:r>
+      <w:r>
+        <w:t>When a tag evaporates, it doesn’t need to disappear, becoming fragments instead.</w:t>
+      </w:r>
+    </w:p>
+    <w:p>
+      <w:pPr>
+        <w:pStyle w:val="Luettelokappale"/>
+        <w:numPr>
+          <w:ilvl w:val="0"/>
+          <w:numId w:val="10"/>
+        </w:numPr>
+      </w:pPr>
+      <w:r>
+        <w:t xml:space="preserve">Current Thought: </w:t>
+      </w:r>
+      <w:r>
+        <w:t xml:space="preserve"> </w:t>
+      </w:r>
+      <w:r>
+        <w:t>When a character fails to expend an unstable transient tag into a full Idea before it evaporates, the tag may manifest as a lesser fragment rather than vanish. For example, if Nullsvorn holds a Profane transient tag against their Sacred conviction but fails to commit it into an Idea, the unresolved tension could emerge as aggressive notebook doodles, song titles, lyrical scraps, marginal symbols, or other weak creative traces.</w:t>
+      </w:r>
+    </w:p>
+    <w:p>
+      <w:pPr>
+        <w:pStyle w:val="Luettelokappale"/>
+        <w:numPr>
+          <w:ilvl w:val="0"/>
+          <w:numId w:val="10"/>
+        </w:numPr>
+      </w:pPr>
+      <w:r>
+        <w:t xml:space="preserve">These fragments would not count as full Ideas and would not carry the same mechanical force as an Aspect + Tag construction. Instead, they could function as low-grade </w:t>
+      </w:r>
+      <w:proofErr w:type="spellStart"/>
+      <w:r>
+        <w:t>AspectFragments</w:t>
+      </w:r>
+      <w:proofErr w:type="spellEnd"/>
+      <w:r>
+        <w:t xml:space="preserve"> usable in lesser tasks, </w:t>
+      </w:r>
+      <w:proofErr w:type="spellStart"/>
+      <w:r>
+        <w:t>flavor</w:t>
+      </w:r>
+      <w:proofErr w:type="spellEnd"/>
+      <w:r>
+        <w:t xml:space="preserve"> events, minor bonuses, or later creative hooks. This preserves the sense that failed internal tension still leaves marks in the world.</w:t>
+      </w:r>
+    </w:p>
+    <w:p>
+      <w:pPr>
+        <w:pStyle w:val="Luettelokappale"/>
+        <w:numPr>
+          <w:ilvl w:val="0"/>
+          <w:numId w:val="10"/>
+        </w:numPr>
+        <w:rPr>
+          <w:b/>
+          <w:bCs/>
+        </w:rPr>
+      </w:pPr>
+      <w:r>
+        <w:rPr>
+          <w:b/>
+          <w:bCs/>
+        </w:rPr>
+        <w:t xml:space="preserve">Priority: </w:t>
+      </w:r>
+      <w:r>
+        <w:t>Medium</w:t>
+      </w:r>
+      <w:r>
+        <w:t xml:space="preserve">. </w:t>
+      </w:r>
+    </w:p>
+    <w:p>
+      <w:r>
+        <w:rPr>
+          <w:b/>
+          <w:bCs/>
+        </w:rPr>
+        <w:t>Blocking:</w:t>
+      </w:r>
+      <w:r>
+        <w:t xml:space="preserve"> </w:t>
+      </w:r>
+      <w:r>
+        <w:t>No</w:t>
+      </w:r>
+      <w:r>
+        <w:t>.</w:t>
+      </w:r>
+    </w:p>
+    <w:p/>
+    <w:p>
+      <w:pPr>
+        <w:pStyle w:val="Luettelokappale"/>
+        <w:numPr>
+          <w:ilvl w:val="0"/>
+          <w:numId w:val="11"/>
+        </w:numPr>
+        <w:rPr>
+          <w:b/>
+          <w:bCs/>
+        </w:rPr>
+      </w:pPr>
+      <w:r>
+        <w:rPr>
+          <w:b/>
+          <w:bCs/>
+        </w:rPr>
+        <w:br/>
+      </w:r>
+    </w:p>
+    <w:p>
+      <w:pPr>
+        <w:pStyle w:val="Luettelokappale"/>
+        <w:ind w:left="360"/>
+        <w:rPr>
+          <w:b/>
+          <w:bCs/>
+        </w:rPr>
+      </w:pPr>
+      <w:r>
+        <w:rPr>
+          <w:b/>
+          <w:bCs/>
+        </w:rPr>
+        <w:t>QIP – 0</w:t>
+      </w:r>
+      <w:r>
+        <w:rPr>
+          <w:b/>
+          <w:bCs/>
+        </w:rPr>
+        <w:t>XX</w:t>
+      </w:r>
+      <w:r>
+        <w:rPr>
+          <w:b/>
+          <w:bCs/>
+        </w:rPr>
+        <w:t xml:space="preserve"> – </w:t>
+      </w:r>
+      <w:r>
+        <w:rPr>
+          <w:b/>
+          <w:bCs/>
+        </w:rPr>
+        <w:t>XXXX</w:t>
+      </w:r>
+    </w:p>
+    <w:p>
+      <w:pPr>
+        <w:pStyle w:val="Luettelokappale"/>
+        <w:ind w:left="360"/>
+        <w:rPr>
+          <w:b/>
+          <w:bCs/>
+        </w:rPr>
+      </w:pPr>
+    </w:p>
+    <w:p>
+      <w:pPr>
+        <w:pStyle w:val="Luettelokappale"/>
+        <w:numPr>
+          <w:ilvl w:val="0"/>
+          <w:numId w:val="10"/>
+        </w:numPr>
+        <w:rPr>
+          <w:b/>
+          <w:bCs/>
+        </w:rPr>
+      </w:pPr>
+      <w:r>
+        <w:rPr>
+          <w:b/>
+          <w:bCs/>
+        </w:rPr>
+        <w:lastRenderedPageBreak/>
+        <w:t xml:space="preserve">Title: </w:t>
+      </w:r>
+      <w:r>
+        <w:t>xxx.</w:t>
+      </w:r>
+    </w:p>
+    <w:p>
+      <w:pPr>
+        <w:pStyle w:val="Luettelokappale"/>
+        <w:numPr>
+          <w:ilvl w:val="0"/>
+          <w:numId w:val="10"/>
+        </w:numPr>
+        <w:rPr>
+          <w:b/>
+          <w:bCs/>
+        </w:rPr>
+      </w:pPr>
+      <w:r>
+        <w:rPr>
+          <w:b/>
+          <w:bCs/>
+        </w:rPr>
+        <w:t>Category:</w:t>
+      </w:r>
+      <w:r>
+        <w:t xml:space="preserve"> </w:t>
+      </w:r>
+      <w:r>
+        <w:t>xxx.</w:t>
+      </w:r>
+    </w:p>
+    <w:p>
+      <w:pPr>
+        <w:pStyle w:val="Luettelokappale"/>
+        <w:numPr>
+          <w:ilvl w:val="0"/>
+          <w:numId w:val="10"/>
+        </w:numPr>
+        <w:rPr>
+          <w:b/>
+          <w:bCs/>
+        </w:rPr>
+      </w:pPr>
+      <w:r>
+        <w:rPr>
+          <w:b/>
+          <w:bCs/>
+        </w:rPr>
+        <w:t>Question / Idea:</w:t>
+      </w:r>
+      <w:r>
+        <w:br/>
+      </w:r>
+      <w:r>
+        <w:t>xxx.</w:t>
+      </w:r>
+      <w:r>
+        <w:t xml:space="preserve"> </w:t>
+      </w:r>
+    </w:p>
+    <w:p>
+      <w:pPr>
+        <w:pStyle w:val="Luettelokappale"/>
+        <w:numPr>
+          <w:ilvl w:val="0"/>
+          <w:numId w:val="10"/>
+        </w:numPr>
+        <w:rPr>
+          <w:b/>
+          <w:bCs/>
+        </w:rPr>
+      </w:pPr>
+      <w:r>
+        <w:rPr>
+          <w:b/>
+          <w:bCs/>
+        </w:rPr>
         <w:t>Current Thought:</w:t>
       </w:r>
       <w:r>
@@ -3618,308 +4138,54 @@
           <w:b/>
           <w:bCs/>
         </w:rPr>
+        <w:t xml:space="preserve"> xxx.</w:t>
+      </w:r>
+    </w:p>
+    <w:p>
+      <w:pPr>
+        <w:pStyle w:val="Luettelokappale"/>
+        <w:numPr>
+          <w:ilvl w:val="0"/>
+          <w:numId w:val="10"/>
+        </w:numPr>
+        <w:rPr>
+          <w:b/>
+          <w:bCs/>
+        </w:rPr>
+      </w:pPr>
+      <w:r>
+        <w:rPr>
+          <w:b/>
+          <w:bCs/>
+        </w:rPr>
+        <w:t xml:space="preserve">Priority: </w:t>
+      </w:r>
+      <w:r>
+        <w:t>xxx</w:t>
+      </w:r>
+      <w:r>
+        <w:t xml:space="preserve">. </w:t>
+      </w:r>
+    </w:p>
+    <w:p>
+      <w:r>
+        <w:rPr>
+          <w:b/>
+          <w:bCs/>
+        </w:rPr>
+        <w:t>Blocking:</w:t>
+      </w:r>
+      <w:r>
         <w:t xml:space="preserve"> </w:t>
       </w:r>
       <w:r>
-        <w:t>When the campaign violently ends, or when the player is otherwise kicked out, this world should violently collapse into hostile mundanity.</w:t>
-      </w:r>
-      <w:r>
-        <w:t xml:space="preserve"> </w:t>
-      </w:r>
-      <w:r>
-        <w:t xml:space="preserve">For example, if the police </w:t>
-      </w:r>
-      <w:r>
-        <w:t>do</w:t>
-      </w:r>
-      <w:r>
-        <w:t xml:space="preserve"> something big in the game, their soundscape should be as brutally non-black metal as possible, forcing this idea of “its over, folks” on the game.</w:t>
-      </w:r>
-    </w:p>
-    <w:p>
-      <w:pPr>
-        <w:pStyle w:val="Luettelokappale"/>
-        <w:numPr>
-          <w:ilvl w:val="0"/>
-          <w:numId w:val="10"/>
-        </w:numPr>
-        <w:rPr>
-          <w:b/>
-          <w:bCs/>
-        </w:rPr>
-      </w:pPr>
-      <w:r>
-        <w:rPr>
-          <w:b/>
-          <w:bCs/>
-        </w:rPr>
-        <w:t xml:space="preserve">Priority: </w:t>
-      </w:r>
-      <w:r>
-        <w:t>low</w:t>
-      </w:r>
-      <w:r>
-        <w:t xml:space="preserve">. </w:t>
-      </w:r>
-    </w:p>
-    <w:p>
-      <w:pPr>
-        <w:pStyle w:val="Luettelokappale"/>
-        <w:numPr>
-          <w:ilvl w:val="0"/>
-          <w:numId w:val="10"/>
-        </w:numPr>
-        <w:ind w:left="360"/>
-        <w:rPr>
-          <w:b/>
-          <w:bCs/>
-        </w:rPr>
-      </w:pPr>
-      <w:r>
-        <w:rPr>
-          <w:b/>
-          <w:bCs/>
-        </w:rPr>
-        <w:t>Blocking:</w:t>
-      </w:r>
-      <w:r>
-        <w:t xml:space="preserve"> </w:t>
-      </w:r>
-      <w:r>
-        <w:t>No</w:t>
+        <w:t>xx</w:t>
       </w:r>
       <w:r>
         <w:t>.</w:t>
       </w:r>
     </w:p>
     <w:p/>
-    <w:p>
-      <w:pPr>
-        <w:pStyle w:val="Luettelokappale"/>
-        <w:ind w:left="360"/>
-        <w:rPr>
-          <w:b/>
-          <w:bCs/>
-        </w:rPr>
-      </w:pPr>
-    </w:p>
-    <w:p>
-      <w:pPr>
-        <w:pStyle w:val="Luettelokappale"/>
-        <w:numPr>
-          <w:ilvl w:val="0"/>
-          <w:numId w:val="11"/>
-        </w:numPr>
-        <w:rPr>
-          <w:b/>
-          <w:bCs/>
-        </w:rPr>
-      </w:pPr>
-      <w:r>
-        <w:rPr>
-          <w:b/>
-          <w:bCs/>
-        </w:rPr>
-        <w:br/>
-      </w:r>
-    </w:p>
-    <w:p>
-      <w:pPr>
-        <w:pStyle w:val="Luettelokappale"/>
-        <w:ind w:left="360"/>
-        <w:rPr>
-          <w:b/>
-          <w:bCs/>
-        </w:rPr>
-      </w:pPr>
-      <w:r>
-        <w:rPr>
-          <w:b/>
-          <w:bCs/>
-        </w:rPr>
-        <w:t>QIP – 0</w:t>
-      </w:r>
-      <w:r>
-        <w:rPr>
-          <w:b/>
-          <w:bCs/>
-        </w:rPr>
-        <w:t>XX</w:t>
-      </w:r>
-      <w:r>
-        <w:rPr>
-          <w:b/>
-          <w:bCs/>
-        </w:rPr>
-        <w:t xml:space="preserve"> – </w:t>
-      </w:r>
-      <w:r>
-        <w:rPr>
-          <w:b/>
-          <w:bCs/>
-        </w:rPr>
-        <w:t>XXXX</w:t>
-      </w:r>
-    </w:p>
-    <w:p>
-      <w:pPr>
-        <w:pStyle w:val="Luettelokappale"/>
-        <w:ind w:left="360"/>
-        <w:rPr>
-          <w:b/>
-          <w:bCs/>
-        </w:rPr>
-      </w:pPr>
-    </w:p>
-    <w:p>
-      <w:pPr>
-        <w:pStyle w:val="Luettelokappale"/>
-        <w:numPr>
-          <w:ilvl w:val="0"/>
-          <w:numId w:val="10"/>
-        </w:numPr>
-        <w:rPr>
-          <w:b/>
-          <w:bCs/>
-        </w:rPr>
-      </w:pPr>
-      <w:r>
-        <w:rPr>
-          <w:b/>
-          <w:bCs/>
-        </w:rPr>
-        <w:t xml:space="preserve">Title: </w:t>
-      </w:r>
-      <w:r>
-        <w:t>xxx.</w:t>
-      </w:r>
-    </w:p>
-    <w:p>
-      <w:pPr>
-        <w:pStyle w:val="Luettelokappale"/>
-        <w:numPr>
-          <w:ilvl w:val="0"/>
-          <w:numId w:val="10"/>
-        </w:numPr>
-        <w:rPr>
-          <w:b/>
-          <w:bCs/>
-        </w:rPr>
-      </w:pPr>
-      <w:r>
-        <w:rPr>
-          <w:b/>
-          <w:bCs/>
-        </w:rPr>
-        <w:t>Category:</w:t>
-      </w:r>
-      <w:r>
-        <w:t xml:space="preserve"> </w:t>
-      </w:r>
-      <w:r>
-        <w:t>xxx.</w:t>
-      </w:r>
-    </w:p>
-    <w:p>
-      <w:pPr>
-        <w:pStyle w:val="Luettelokappale"/>
-        <w:numPr>
-          <w:ilvl w:val="0"/>
-          <w:numId w:val="10"/>
-        </w:numPr>
-        <w:rPr>
-          <w:b/>
-          <w:bCs/>
-        </w:rPr>
-      </w:pPr>
-      <w:r>
-        <w:rPr>
-          <w:b/>
-          <w:bCs/>
-        </w:rPr>
-        <w:t>Question / Idea:</w:t>
-      </w:r>
-      <w:r>
-        <w:br/>
-      </w:r>
-      <w:r>
-        <w:t>xxx.</w:t>
-      </w:r>
-      <w:r>
-        <w:t xml:space="preserve"> </w:t>
-      </w:r>
-    </w:p>
-    <w:p>
-      <w:pPr>
-        <w:pStyle w:val="Luettelokappale"/>
-        <w:numPr>
-          <w:ilvl w:val="0"/>
-          <w:numId w:val="10"/>
-        </w:numPr>
-        <w:rPr>
-          <w:b/>
-          <w:bCs/>
-        </w:rPr>
-      </w:pPr>
-      <w:r>
-        <w:rPr>
-          <w:b/>
-          <w:bCs/>
-        </w:rPr>
-        <w:t>Current Thought:</w:t>
-      </w:r>
-      <w:r>
-        <w:rPr>
-          <w:b/>
-          <w:bCs/>
-        </w:rPr>
-        <w:t xml:space="preserve"> xxx.</w:t>
-      </w:r>
-    </w:p>
-    <w:p>
-      <w:pPr>
-        <w:pStyle w:val="Luettelokappale"/>
-        <w:numPr>
-          <w:ilvl w:val="0"/>
-          <w:numId w:val="10"/>
-        </w:numPr>
-        <w:rPr>
-          <w:b/>
-          <w:bCs/>
-        </w:rPr>
-      </w:pPr>
-      <w:r>
-        <w:rPr>
-          <w:b/>
-          <w:bCs/>
-        </w:rPr>
-        <w:t xml:space="preserve">Priority: </w:t>
-      </w:r>
-      <w:r>
-        <w:t>xxx</w:t>
-      </w:r>
-      <w:r>
-        <w:t xml:space="preserve">. </w:t>
-      </w:r>
-    </w:p>
-    <w:p>
-      <w:r>
-        <w:rPr>
-          <w:b/>
-          <w:bCs/>
-        </w:rPr>
-        <w:t>Blocking:</w:t>
-      </w:r>
-      <w:r>
-        <w:t xml:space="preserve"> </w:t>
-      </w:r>
-      <w:r>
-        <w:t>xx</w:t>
-      </w:r>
-      <w:r>
-        <w:t>.</w:t>
-      </w:r>
-    </w:p>
     <w:p>
       <w:pPr>
         <w:pStyle w:val="Luettelokappale"/>
